--- a/ProgInzh_LR1_Энгельгардт.docx
+++ b/ProgInzh_LR1_Энгельгардт.docx
@@ -11,17 +11,14 @@
         <w:spacing w:line="240" w:lineRule="auto"/>
         <w:jc w:val="center"/>
         <w:rPr>
-          <w:rFonts w:eastAsia="Times New Roman" w:cs="Times New Roman"/>
-          <w:color w:val="auto"/>
           <w:sz w:val="24"/>
           <w:szCs w:val="24"/>
           <w:lang w:val="ru-RU" w:eastAsia="ru-RU"/>
         </w:rPr>
       </w:pPr>
-      <w:r>
-        <w:rPr>
-          <w:rFonts w:eastAsia="Times New Roman" w:cs="Times New Roman"/>
-          <w:color w:val="auto"/>
+      <w:bookmarkStart w:id="0" w:name="_Toc241960231"/>
+      <w:r>
+        <w:rPr>
           <w:sz w:val="24"/>
           <w:szCs w:val="24"/>
           <w:lang w:val="ru-RU" w:eastAsia="ru-RU"/>
@@ -38,8 +35,6 @@
         <w:spacing w:before="480" w:line="240" w:lineRule="auto"/>
         <w:jc w:val="center"/>
         <w:rPr>
-          <w:rFonts w:eastAsia="Times New Roman" w:cs="Times New Roman"/>
-          <w:color w:val="auto"/>
           <w:sz w:val="24"/>
           <w:szCs w:val="24"/>
           <w:lang w:val="ru-RU" w:eastAsia="ru-RU"/>
@@ -47,8 +42,6 @@
       </w:pPr>
       <w:r>
         <w:rPr>
-          <w:rFonts w:eastAsia="Times New Roman" w:cs="Times New Roman"/>
-          <w:color w:val="auto"/>
           <w:sz w:val="24"/>
           <w:szCs w:val="24"/>
           <w:lang w:val="ru-RU" w:eastAsia="ru-RU"/>
@@ -64,8 +57,6 @@
         <w:adjustRightInd w:val="0"/>
         <w:spacing w:before="1200" w:line="240" w:lineRule="auto"/>
         <w:rPr>
-          <w:rFonts w:eastAsia="Times New Roman" w:cs="Times New Roman"/>
-          <w:color w:val="auto"/>
           <w:sz w:val="24"/>
           <w:szCs w:val="24"/>
           <w:lang w:val="ru-RU" w:eastAsia="ru-RU"/>
@@ -73,8 +64,6 @@
       </w:pPr>
       <w:r>
         <w:rPr>
-          <w:rFonts w:eastAsia="Times New Roman" w:cs="Times New Roman"/>
-          <w:color w:val="auto"/>
           <w:sz w:val="24"/>
           <w:szCs w:val="24"/>
           <w:lang w:val="ru-RU" w:eastAsia="ru-RU"/>
@@ -83,8 +72,6 @@
       </w:r>
       <w:r>
         <w:rPr>
-          <w:rFonts w:eastAsia="Times New Roman" w:cs="Times New Roman"/>
-          <w:color w:val="auto"/>
           <w:sz w:val="24"/>
           <w:szCs w:val="24"/>
           <w:lang w:val="ru-RU" w:eastAsia="ru-RU"/>
@@ -101,8 +88,6 @@
         <w:adjustRightInd w:val="0"/>
         <w:spacing w:before="120"/>
         <w:rPr>
-          <w:rFonts w:eastAsia="Times New Roman" w:cs="Times New Roman"/>
-          <w:color w:val="auto"/>
           <w:sz w:val="24"/>
           <w:szCs w:val="24"/>
           <w:lang w:val="ru-RU" w:eastAsia="ru-RU"/>
@@ -110,8 +95,6 @@
       </w:pPr>
       <w:r>
         <w:rPr>
-          <w:rFonts w:eastAsia="Times New Roman" w:cs="Times New Roman"/>
-          <w:color w:val="auto"/>
           <w:sz w:val="24"/>
           <w:szCs w:val="24"/>
           <w:lang w:val="ru-RU" w:eastAsia="ru-RU"/>
@@ -131,7 +114,7 @@
           <w:insideH w:val="single" w:sz="4" w:space="0" w:color="auto"/>
           <w:insideV w:val="single" w:sz="4" w:space="0" w:color="auto"/>
         </w:tblBorders>
-        <w:tblLook w:val="04A0" w:firstRow="1" w:lastRow="0" w:firstColumn="1" w:lastColumn="0" w:noHBand="0" w:noVBand="1"/>
+        <w:tblLook w:val="0000" w:firstRow="0" w:lastRow="0" w:firstColumn="0" w:lastColumn="0" w:noHBand="0" w:noVBand="0"/>
       </w:tblPr>
       <w:tblGrid>
         <w:gridCol w:w="3199"/>
@@ -148,11 +131,9 @@
             <w:tcBorders>
               <w:top w:val="nil"/>
               <w:left w:val="nil"/>
-              <w:bottom w:val="single" w:sz="4" w:space="0" w:color="auto"/>
               <w:right w:val="nil"/>
             </w:tcBorders>
             <w:vAlign w:val="center"/>
-            <w:hideMark/>
           </w:tcPr>
           <w:p>
             <w:pPr>
@@ -163,8 +144,6 @@
               <w:spacing w:line="240" w:lineRule="auto"/>
               <w:jc w:val="center"/>
               <w:rPr>
-                <w:rFonts w:eastAsia="Times New Roman" w:cs="Times New Roman"/>
-                <w:color w:val="auto"/>
                 <w:sz w:val="24"/>
                 <w:szCs w:val="24"/>
                 <w:lang w:val="ru-RU" w:eastAsia="ru-RU"/>
@@ -172,8 +151,6 @@
             </w:pPr>
             <w:r>
               <w:rPr>
-                <w:rFonts w:eastAsia="Times New Roman" w:cs="Times New Roman"/>
-                <w:color w:val="auto"/>
                 <w:sz w:val="24"/>
                 <w:szCs w:val="24"/>
                 <w:lang w:val="ru-RU" w:eastAsia="ru-RU"/>
@@ -188,7 +165,6 @@
             <w:tcBorders>
               <w:top w:val="nil"/>
               <w:left w:val="nil"/>
-              <w:bottom w:val="single" w:sz="4" w:space="0" w:color="auto"/>
               <w:right w:val="nil"/>
             </w:tcBorders>
           </w:tcPr>
@@ -201,8 +177,6 @@
               <w:spacing w:before="120" w:line="240" w:lineRule="auto"/>
               <w:jc w:val="center"/>
               <w:rPr>
-                <w:rFonts w:eastAsia="Times New Roman" w:cs="Times New Roman"/>
-                <w:color w:val="auto"/>
                 <w:sz w:val="24"/>
                 <w:szCs w:val="24"/>
                 <w:lang w:val="ru-RU" w:eastAsia="ru-RU"/>
@@ -230,8 +204,6 @@
               <w:spacing w:before="120" w:line="240" w:lineRule="auto"/>
               <w:jc w:val="center"/>
               <w:rPr>
-                <w:rFonts w:eastAsia="Times New Roman" w:cs="Times New Roman"/>
-                <w:color w:val="auto"/>
                 <w:sz w:val="24"/>
                 <w:szCs w:val="24"/>
                 <w:lang w:val="ru-RU" w:eastAsia="ru-RU"/>
@@ -245,7 +217,6 @@
             <w:tcBorders>
               <w:top w:val="nil"/>
               <w:left w:val="nil"/>
-              <w:bottom w:val="single" w:sz="4" w:space="0" w:color="auto"/>
               <w:right w:val="nil"/>
             </w:tcBorders>
             <w:vAlign w:val="center"/>
@@ -259,8 +230,6 @@
               <w:spacing w:before="120" w:line="240" w:lineRule="auto"/>
               <w:jc w:val="center"/>
               <w:rPr>
-                <w:rFonts w:eastAsia="Times New Roman" w:cs="Times New Roman"/>
-                <w:color w:val="auto"/>
                 <w:sz w:val="24"/>
                 <w:szCs w:val="24"/>
                 <w:lang w:val="ru-RU" w:eastAsia="ru-RU"/>
@@ -288,8 +257,6 @@
               <w:spacing w:before="120" w:line="240" w:lineRule="auto"/>
               <w:jc w:val="center"/>
               <w:rPr>
-                <w:rFonts w:eastAsia="Times New Roman" w:cs="Times New Roman"/>
-                <w:color w:val="auto"/>
                 <w:sz w:val="24"/>
                 <w:szCs w:val="24"/>
                 <w:lang w:val="ru-RU" w:eastAsia="ru-RU"/>
@@ -303,11 +270,9 @@
             <w:tcBorders>
               <w:top w:val="nil"/>
               <w:left w:val="nil"/>
-              <w:bottom w:val="single" w:sz="4" w:space="0" w:color="auto"/>
               <w:right w:val="nil"/>
             </w:tcBorders>
             <w:vAlign w:val="center"/>
-            <w:hideMark/>
           </w:tcPr>
           <w:p>
             <w:pPr>
@@ -318,8 +283,6 @@
               <w:spacing w:before="120" w:line="240" w:lineRule="auto"/>
               <w:jc w:val="center"/>
               <w:rPr>
-                <w:rFonts w:eastAsia="Times New Roman" w:cs="Times New Roman"/>
-                <w:color w:val="auto"/>
                 <w:sz w:val="24"/>
                 <w:szCs w:val="24"/>
                 <w:lang w:eastAsia="ru-RU"/>
@@ -327,8 +290,6 @@
             </w:pPr>
             <w:r>
               <w:rPr>
-                <w:rFonts w:eastAsia="Times New Roman" w:cs="Times New Roman"/>
-                <w:color w:val="auto"/>
                 <w:sz w:val="24"/>
                 <w:szCs w:val="24"/>
                 <w:lang w:val="ru-RU" w:eastAsia="ru-RU"/>
@@ -339,6 +300,16 @@
         </w:tc>
       </w:tr>
       <w:tr>
+        <w:tblPrEx>
+          <w:tblBorders>
+            <w:top w:val="none" w:sz="0" w:space="0" w:color="auto"/>
+            <w:left w:val="none" w:sz="0" w:space="0" w:color="auto"/>
+            <w:bottom w:val="none" w:sz="0" w:space="0" w:color="auto"/>
+            <w:right w:val="none" w:sz="0" w:space="0" w:color="auto"/>
+            <w:insideH w:val="none" w:sz="0" w:space="0" w:color="auto"/>
+            <w:insideV w:val="none" w:sz="0" w:space="0" w:color="auto"/>
+          </w:tblBorders>
+        </w:tblPrEx>
         <w:tc>
           <w:tcPr>
             <w:tcW w:w="3199" w:type="dxa"/>
@@ -349,7 +320,6 @@
               <w:right w:val="nil"/>
             </w:tcBorders>
             <w:vAlign w:val="center"/>
-            <w:hideMark/>
           </w:tcPr>
           <w:p>
             <w:pPr>
@@ -360,8 +330,6 @@
               <w:spacing w:line="180" w:lineRule="exact"/>
               <w:jc w:val="center"/>
               <w:rPr>
-                <w:rFonts w:eastAsia="Times New Roman" w:cs="Times New Roman"/>
-                <w:color w:val="auto"/>
                 <w:sz w:val="20"/>
                 <w:szCs w:val="20"/>
                 <w:lang w:val="ru-RU" w:eastAsia="ru-RU"/>
@@ -369,8 +337,6 @@
             </w:pPr>
             <w:r>
               <w:rPr>
-                <w:rFonts w:eastAsia="Times New Roman" w:cs="Times New Roman"/>
-                <w:color w:val="auto"/>
                 <w:sz w:val="20"/>
                 <w:szCs w:val="20"/>
                 <w:lang w:val="ru-RU" w:eastAsia="ru-RU"/>
@@ -397,8 +363,6 @@
               <w:adjustRightInd w:val="0"/>
               <w:spacing w:line="180" w:lineRule="exact"/>
               <w:rPr>
-                <w:rFonts w:eastAsia="Times New Roman" w:cs="Times New Roman"/>
-                <w:color w:val="auto"/>
                 <w:sz w:val="24"/>
                 <w:szCs w:val="24"/>
                 <w:lang w:val="ru-RU" w:eastAsia="ru-RU"/>
@@ -425,8 +389,6 @@
               <w:adjustRightInd w:val="0"/>
               <w:spacing w:line="180" w:lineRule="exact"/>
               <w:rPr>
-                <w:rFonts w:eastAsia="Times New Roman" w:cs="Times New Roman"/>
-                <w:color w:val="auto"/>
                 <w:sz w:val="24"/>
                 <w:szCs w:val="24"/>
                 <w:lang w:val="ru-RU" w:eastAsia="ru-RU"/>
@@ -444,7 +406,6 @@
               <w:right w:val="nil"/>
             </w:tcBorders>
             <w:vAlign w:val="center"/>
-            <w:hideMark/>
           </w:tcPr>
           <w:p>
             <w:pPr>
@@ -455,8 +416,6 @@
               <w:spacing w:line="180" w:lineRule="exact"/>
               <w:jc w:val="center"/>
               <w:rPr>
-                <w:rFonts w:eastAsia="Times New Roman" w:cs="Times New Roman"/>
-                <w:color w:val="auto"/>
                 <w:sz w:val="20"/>
                 <w:szCs w:val="20"/>
                 <w:lang w:val="ru-RU" w:eastAsia="ru-RU"/>
@@ -464,8 +423,6 @@
             </w:pPr>
             <w:r>
               <w:rPr>
-                <w:rFonts w:eastAsia="Times New Roman" w:cs="Times New Roman"/>
-                <w:color w:val="auto"/>
                 <w:sz w:val="20"/>
                 <w:szCs w:val="20"/>
                 <w:lang w:val="ru-RU" w:eastAsia="ru-RU"/>
@@ -493,8 +450,6 @@
               <w:adjustRightInd w:val="0"/>
               <w:spacing w:line="180" w:lineRule="exact"/>
               <w:rPr>
-                <w:rFonts w:eastAsia="Times New Roman" w:cs="Times New Roman"/>
-                <w:color w:val="auto"/>
                 <w:sz w:val="24"/>
                 <w:szCs w:val="24"/>
                 <w:lang w:val="ru-RU" w:eastAsia="ru-RU"/>
@@ -512,7 +467,6 @@
               <w:right w:val="nil"/>
             </w:tcBorders>
             <w:vAlign w:val="center"/>
-            <w:hideMark/>
           </w:tcPr>
           <w:p>
             <w:pPr>
@@ -523,8 +477,6 @@
               <w:spacing w:line="180" w:lineRule="exact"/>
               <w:jc w:val="center"/>
               <w:rPr>
-                <w:rFonts w:eastAsia="Times New Roman" w:cs="Times New Roman"/>
-                <w:color w:val="auto"/>
                 <w:sz w:val="20"/>
                 <w:szCs w:val="20"/>
                 <w:lang w:val="ru-RU" w:eastAsia="ru-RU"/>
@@ -532,8 +484,6 @@
             </w:pPr>
             <w:r>
               <w:rPr>
-                <w:rFonts w:eastAsia="Times New Roman" w:cs="Times New Roman"/>
-                <w:color w:val="auto"/>
                 <w:sz w:val="20"/>
                 <w:szCs w:val="20"/>
                 <w:lang w:val="ru-RU" w:eastAsia="ru-RU"/>
@@ -553,8 +503,6 @@
         <w:spacing w:line="240" w:lineRule="auto"/>
         <w:jc w:val="center"/>
         <w:rPr>
-          <w:rFonts w:eastAsia="Times New Roman" w:cs="Times New Roman"/>
-          <w:color w:val="auto"/>
           <w:szCs w:val="28"/>
           <w:lang w:val="ru-RU" w:eastAsia="ru-RU"/>
         </w:rPr>
@@ -564,7 +512,7 @@
       <w:tblPr>
         <w:tblW w:w="9639" w:type="dxa"/>
         <w:tblInd w:w="108" w:type="dxa"/>
-        <w:tblLook w:val="04A0" w:firstRow="1" w:lastRow="0" w:firstColumn="1" w:lastColumn="0" w:noHBand="0" w:noVBand="1"/>
+        <w:tblLook w:val="0000" w:firstRow="0" w:lastRow="0" w:firstColumn="0" w:lastColumn="0" w:noHBand="0" w:noVBand="0"/>
       </w:tblPr>
       <w:tblGrid>
         <w:gridCol w:w="9639"/>
@@ -573,7 +521,12 @@
         <w:tc>
           <w:tcPr>
             <w:tcW w:w="9465" w:type="dxa"/>
-            <w:hideMark/>
+            <w:tcBorders>
+              <w:top w:val="nil"/>
+              <w:left w:val="nil"/>
+              <w:bottom w:val="nil"/>
+              <w:right w:val="nil"/>
+            </w:tcBorders>
           </w:tcPr>
           <w:p>
             <w:pPr>
@@ -584,20 +537,23 @@
               <w:spacing w:before="960" w:line="240" w:lineRule="auto"/>
               <w:jc w:val="center"/>
               <w:rPr>
-                <w:rFonts w:eastAsia="Times New Roman" w:cs="Times New Roman"/>
-                <w:color w:val="auto"/>
                 <w:szCs w:val="28"/>
                 <w:lang w:eastAsia="ru-RU"/>
               </w:rPr>
             </w:pPr>
             <w:r>
               <w:rPr>
-                <w:rFonts w:eastAsia="Times New Roman" w:cs="Times New Roman"/>
-                <w:color w:val="auto"/>
                 <w:szCs w:val="28"/>
                 <w:lang w:val="ru-RU" w:eastAsia="ru-RU"/>
               </w:rPr>
-              <w:t>ОТЧЕТ О ЛАБОРАТОРНОЙ РАБОТЕ №1</w:t>
+              <w:t>ОТЧЕТ О ЛАБОРАТОРНОЙ РАБОТЕ №</w:t>
+            </w:r>
+            <w:r>
+              <w:rPr>
+                <w:szCs w:val="28"/>
+                <w:lang w:val="ru-RU" w:eastAsia="ru-RU"/>
+              </w:rPr>
+              <w:t>1</w:t>
             </w:r>
           </w:p>
         </w:tc>
@@ -606,7 +562,12 @@
         <w:tc>
           <w:tcPr>
             <w:tcW w:w="9465" w:type="dxa"/>
-            <w:hideMark/>
+            <w:tcBorders>
+              <w:top w:val="nil"/>
+              <w:left w:val="nil"/>
+              <w:bottom w:val="nil"/>
+              <w:right w:val="nil"/>
+            </w:tcBorders>
           </w:tcPr>
           <w:p>
             <w:pPr>
@@ -619,22 +580,18 @@
               <w:jc w:val="center"/>
               <w:outlineLvl w:val="0"/>
               <w:rPr>
-                <w:rFonts w:eastAsia="Times New Roman" w:cs="Times New Roman"/>
                 <w:bCs/>
-                <w:color w:val="auto"/>
                 <w:szCs w:val="32"/>
                 <w:lang w:val="ru-RU" w:eastAsia="ru-RU"/>
               </w:rPr>
             </w:pPr>
             <w:r>
               <w:rPr>
-                <w:rFonts w:eastAsia="Times New Roman" w:cs="Times New Roman"/>
                 <w:bCs/>
-                <w:color w:val="auto"/>
                 <w:szCs w:val="32"/>
                 <w:lang w:val="ru-RU" w:eastAsia="ru-RU"/>
               </w:rPr>
-              <w:t>Разработка требований. Моделирование предметной области. Проектирование программного обеспечения</w:t>
+              <w:t>Автоматизация технологического процесса промышленного производства программного обеспечения.</w:t>
             </w:r>
           </w:p>
         </w:tc>
@@ -643,7 +600,12 @@
         <w:tc>
           <w:tcPr>
             <w:tcW w:w="9465" w:type="dxa"/>
-            <w:hideMark/>
+            <w:tcBorders>
+              <w:top w:val="nil"/>
+              <w:left w:val="nil"/>
+              <w:bottom w:val="nil"/>
+              <w:right w:val="nil"/>
+            </w:tcBorders>
           </w:tcPr>
           <w:p>
             <w:pPr>
@@ -656,8 +618,6 @@
               <w:jc w:val="center"/>
               <w:outlineLvl w:val="2"/>
               <w:rPr>
-                <w:rFonts w:eastAsia="Times New Roman" w:cs="Times New Roman"/>
-                <w:color w:val="auto"/>
                 <w:sz w:val="24"/>
                 <w:szCs w:val="24"/>
                 <w:lang w:val="ru-RU" w:eastAsia="ru-RU"/>
@@ -665,13 +625,19 @@
             </w:pPr>
             <w:r>
               <w:rPr>
-                <w:rFonts w:eastAsia="Times New Roman" w:cs="Times New Roman"/>
-                <w:color w:val="auto"/>
                 <w:sz w:val="24"/>
                 <w:szCs w:val="24"/>
                 <w:lang w:val="ru-RU" w:eastAsia="ru-RU"/>
               </w:rPr>
-              <w:t>по курсу: Основы программной инженерии</w:t>
+              <w:t xml:space="preserve">по курсу: </w:t>
+            </w:r>
+            <w:r>
+              <w:rPr>
+                <w:sz w:val="24"/>
+                <w:szCs w:val="24"/>
+                <w:lang w:val="ru-RU" w:eastAsia="ru-RU"/>
+              </w:rPr>
+              <w:t>Основы программной инженерии</w:t>
             </w:r>
           </w:p>
         </w:tc>
@@ -680,6 +646,12 @@
         <w:tc>
           <w:tcPr>
             <w:tcW w:w="9465" w:type="dxa"/>
+            <w:tcBorders>
+              <w:top w:val="nil"/>
+              <w:left w:val="nil"/>
+              <w:bottom w:val="nil"/>
+              <w:right w:val="nil"/>
+            </w:tcBorders>
           </w:tcPr>
           <w:p>
             <w:pPr>
@@ -692,8 +664,6 @@
               <w:jc w:val="center"/>
               <w:outlineLvl w:val="2"/>
               <w:rPr>
-                <w:rFonts w:eastAsia="Times New Roman" w:cs="Times New Roman"/>
-                <w:color w:val="auto"/>
                 <w:szCs w:val="28"/>
                 <w:lang w:val="ru-RU" w:eastAsia="ru-RU"/>
               </w:rPr>
@@ -705,6 +675,12 @@
         <w:tc>
           <w:tcPr>
             <w:tcW w:w="9465" w:type="dxa"/>
+            <w:tcBorders>
+              <w:top w:val="nil"/>
+              <w:left w:val="nil"/>
+              <w:bottom w:val="nil"/>
+              <w:right w:val="nil"/>
+            </w:tcBorders>
           </w:tcPr>
           <w:p>
             <w:pPr>
@@ -715,8 +691,6 @@
               <w:spacing w:line="240" w:lineRule="auto"/>
               <w:jc w:val="center"/>
               <w:rPr>
-                <w:rFonts w:eastAsia="Times New Roman" w:cs="Times New Roman"/>
-                <w:color w:val="auto"/>
                 <w:sz w:val="24"/>
                 <w:szCs w:val="24"/>
                 <w:lang w:val="ru-RU" w:eastAsia="ru-RU"/>
@@ -734,8 +708,6 @@
         <w:adjustRightInd w:val="0"/>
         <w:spacing w:before="1680"/>
         <w:rPr>
-          <w:rFonts w:eastAsia="Times New Roman" w:cs="Times New Roman"/>
-          <w:color w:val="auto"/>
           <w:sz w:val="24"/>
           <w:szCs w:val="24"/>
           <w:lang w:eastAsia="ru-RU"/>
@@ -743,8 +715,6 @@
       </w:pPr>
       <w:r>
         <w:rPr>
-          <w:rFonts w:eastAsia="Times New Roman" w:cs="Times New Roman"/>
-          <w:color w:val="auto"/>
           <w:sz w:val="24"/>
           <w:szCs w:val="24"/>
           <w:lang w:val="ru-RU" w:eastAsia="ru-RU"/>
@@ -756,7 +726,7 @@
       <w:tblPr>
         <w:tblW w:w="9639" w:type="dxa"/>
         <w:tblInd w:w="108" w:type="dxa"/>
-        <w:tblLook w:val="04A0" w:firstRow="1" w:lastRow="0" w:firstColumn="1" w:lastColumn="0" w:noHBand="0" w:noVBand="1"/>
+        <w:tblLook w:val="0000" w:firstRow="0" w:lastRow="0" w:firstColumn="0" w:lastColumn="0" w:noHBand="0" w:noVBand="0"/>
       </w:tblPr>
       <w:tblGrid>
         <w:gridCol w:w="2167"/>
@@ -770,8 +740,13 @@
         <w:tc>
           <w:tcPr>
             <w:tcW w:w="2167" w:type="dxa"/>
+            <w:tcBorders>
+              <w:top w:val="nil"/>
+              <w:left w:val="nil"/>
+              <w:bottom w:val="nil"/>
+              <w:right w:val="nil"/>
+            </w:tcBorders>
             <w:vAlign w:val="bottom"/>
-            <w:hideMark/>
           </w:tcPr>
           <w:p>
             <w:pPr>
@@ -782,8 +757,6 @@
               <w:spacing w:line="240" w:lineRule="auto"/>
               <w:ind w:left="-108"/>
               <w:rPr>
-                <w:rFonts w:eastAsia="Times New Roman" w:cs="Times New Roman"/>
-                <w:color w:val="auto"/>
                 <w:sz w:val="24"/>
                 <w:szCs w:val="24"/>
                 <w:lang w:val="ru-RU" w:eastAsia="ru-RU"/>
@@ -791,8 +764,6 @@
             </w:pPr>
             <w:r>
               <w:rPr>
-                <w:rFonts w:eastAsia="Times New Roman" w:cs="Times New Roman"/>
-                <w:color w:val="auto"/>
                 <w:sz w:val="24"/>
                 <w:szCs w:val="24"/>
                 <w:lang w:val="ru-RU" w:eastAsia="ru-RU"/>
@@ -810,7 +781,6 @@
               <w:bottom w:val="single" w:sz="4" w:space="0" w:color="auto"/>
               <w:right w:val="nil"/>
             </w:tcBorders>
-            <w:hideMark/>
           </w:tcPr>
           <w:p>
             <w:pPr>
@@ -821,8 +791,6 @@
               <w:spacing w:before="120" w:line="240" w:lineRule="auto"/>
               <w:jc w:val="center"/>
               <w:rPr>
-                <w:rFonts w:eastAsia="Times New Roman" w:cs="Times New Roman"/>
-                <w:color w:val="auto"/>
                 <w:sz w:val="24"/>
                 <w:szCs w:val="24"/>
                 <w:lang w:val="ru-RU" w:eastAsia="ru-RU"/>
@@ -830,8 +798,6 @@
             </w:pPr>
             <w:r>
               <w:rPr>
-                <w:rFonts w:eastAsia="Times New Roman" w:cs="Times New Roman"/>
-                <w:color w:val="auto"/>
                 <w:sz w:val="24"/>
                 <w:szCs w:val="24"/>
                 <w:lang w:val="ru-RU" w:eastAsia="ru-RU"/>
@@ -843,6 +809,12 @@
         <w:tc>
           <w:tcPr>
             <w:tcW w:w="236" w:type="dxa"/>
+            <w:tcBorders>
+              <w:top w:val="nil"/>
+              <w:left w:val="nil"/>
+              <w:bottom w:val="nil"/>
+              <w:right w:val="nil"/>
+            </w:tcBorders>
             <w:vAlign w:val="center"/>
           </w:tcPr>
           <w:p>
@@ -854,8 +826,6 @@
               <w:spacing w:before="120" w:line="240" w:lineRule="auto"/>
               <w:jc w:val="center"/>
               <w:rPr>
-                <w:rFonts w:eastAsia="Times New Roman" w:cs="Times New Roman"/>
-                <w:color w:val="auto"/>
                 <w:sz w:val="24"/>
                 <w:szCs w:val="24"/>
                 <w:lang w:val="ru-RU" w:eastAsia="ru-RU"/>
@@ -883,8 +853,6 @@
               <w:spacing w:before="120" w:line="240" w:lineRule="auto"/>
               <w:jc w:val="center"/>
               <w:rPr>
-                <w:rFonts w:eastAsia="Times New Roman" w:cs="Times New Roman"/>
-                <w:color w:val="auto"/>
                 <w:sz w:val="24"/>
                 <w:szCs w:val="24"/>
                 <w:lang w:val="ru-RU" w:eastAsia="ru-RU"/>
@@ -895,6 +863,12 @@
         <w:tc>
           <w:tcPr>
             <w:tcW w:w="236" w:type="dxa"/>
+            <w:tcBorders>
+              <w:top w:val="nil"/>
+              <w:left w:val="nil"/>
+              <w:bottom w:val="nil"/>
+              <w:right w:val="nil"/>
+            </w:tcBorders>
             <w:vAlign w:val="center"/>
           </w:tcPr>
           <w:p>
@@ -906,8 +880,6 @@
               <w:spacing w:before="120" w:line="240" w:lineRule="auto"/>
               <w:jc w:val="center"/>
               <w:rPr>
-                <w:rFonts w:eastAsia="Times New Roman" w:cs="Times New Roman"/>
-                <w:color w:val="auto"/>
                 <w:sz w:val="24"/>
                 <w:szCs w:val="24"/>
                 <w:lang w:val="ru-RU" w:eastAsia="ru-RU"/>
@@ -927,30 +899,8 @@
             <w:vAlign w:val="center"/>
           </w:tcPr>
           <w:p>
-            <w:pPr>
-              <w:widowControl w:val="0"/>
-              <w:autoSpaceDE w:val="0"/>
-              <w:autoSpaceDN w:val="0"/>
-              <w:adjustRightInd w:val="0"/>
-              <w:spacing w:before="120" w:line="240" w:lineRule="auto"/>
-              <w:ind w:firstLine="0"/>
-              <w:rPr>
-                <w:rFonts w:eastAsia="Times New Roman" w:cs="Times New Roman"/>
-                <w:color w:val="auto"/>
-                <w:sz w:val="24"/>
-                <w:szCs w:val="24"/>
-                <w:lang w:val="ru-RU" w:eastAsia="ru-RU"/>
-              </w:rPr>
-            </w:pPr>
-            <w:r>
-              <w:rPr>
-                <w:rFonts w:eastAsia="Times New Roman" w:cs="Times New Roman"/>
-                <w:color w:val="auto"/>
-                <w:sz w:val="24"/>
-                <w:szCs w:val="24"/>
-                <w:lang w:val="ru-RU" w:eastAsia="ru-RU"/>
-              </w:rPr>
-              <w:t>Энгельгардт К.А.</w:t>
+            <w:r>
+              <w:t>К. А. Энгельгардт</w:t>
             </w:r>
           </w:p>
         </w:tc>
@@ -959,6 +909,12 @@
         <w:tc>
           <w:tcPr>
             <w:tcW w:w="2167" w:type="dxa"/>
+            <w:tcBorders>
+              <w:top w:val="nil"/>
+              <w:left w:val="nil"/>
+              <w:bottom w:val="nil"/>
+              <w:right w:val="nil"/>
+            </w:tcBorders>
             <w:vAlign w:val="center"/>
           </w:tcPr>
           <w:p>
@@ -970,8 +926,6 @@
               <w:spacing w:line="180" w:lineRule="exact"/>
               <w:jc w:val="center"/>
               <w:rPr>
-                <w:rFonts w:eastAsia="Times New Roman" w:cs="Times New Roman"/>
-                <w:color w:val="auto"/>
                 <w:sz w:val="20"/>
                 <w:szCs w:val="20"/>
                 <w:lang w:val="ru-RU" w:eastAsia="ru-RU"/>
@@ -997,8 +951,6 @@
               <w:adjustRightInd w:val="0"/>
               <w:spacing w:line="180" w:lineRule="exact"/>
               <w:rPr>
-                <w:rFonts w:eastAsia="Times New Roman" w:cs="Times New Roman"/>
-                <w:color w:val="auto"/>
                 <w:sz w:val="24"/>
                 <w:szCs w:val="24"/>
                 <w:lang w:val="ru-RU" w:eastAsia="ru-RU"/>
@@ -1009,6 +961,12 @@
         <w:tc>
           <w:tcPr>
             <w:tcW w:w="236" w:type="dxa"/>
+            <w:tcBorders>
+              <w:top w:val="nil"/>
+              <w:left w:val="nil"/>
+              <w:bottom w:val="nil"/>
+              <w:right w:val="nil"/>
+            </w:tcBorders>
             <w:vAlign w:val="center"/>
           </w:tcPr>
           <w:p>
@@ -1019,8 +977,6 @@
               <w:adjustRightInd w:val="0"/>
               <w:spacing w:line="180" w:lineRule="exact"/>
               <w:rPr>
-                <w:rFonts w:eastAsia="Times New Roman" w:cs="Times New Roman"/>
-                <w:color w:val="auto"/>
                 <w:sz w:val="24"/>
                 <w:szCs w:val="24"/>
                 <w:lang w:val="ru-RU" w:eastAsia="ru-RU"/>
@@ -1038,7 +994,6 @@
               <w:right w:val="nil"/>
             </w:tcBorders>
             <w:vAlign w:val="center"/>
-            <w:hideMark/>
           </w:tcPr>
           <w:p>
             <w:pPr>
@@ -1049,8 +1004,6 @@
               <w:spacing w:line="180" w:lineRule="exact"/>
               <w:jc w:val="center"/>
               <w:rPr>
-                <w:rFonts w:eastAsia="Times New Roman" w:cs="Times New Roman"/>
-                <w:color w:val="auto"/>
                 <w:sz w:val="20"/>
                 <w:szCs w:val="20"/>
                 <w:lang w:val="ru-RU" w:eastAsia="ru-RU"/>
@@ -1058,8 +1011,6 @@
             </w:pPr>
             <w:r>
               <w:rPr>
-                <w:rFonts w:eastAsia="Times New Roman" w:cs="Times New Roman"/>
-                <w:color w:val="auto"/>
                 <w:sz w:val="20"/>
                 <w:szCs w:val="20"/>
                 <w:lang w:val="ru-RU" w:eastAsia="ru-RU"/>
@@ -1071,6 +1022,12 @@
         <w:tc>
           <w:tcPr>
             <w:tcW w:w="236" w:type="dxa"/>
+            <w:tcBorders>
+              <w:top w:val="nil"/>
+              <w:left w:val="nil"/>
+              <w:bottom w:val="nil"/>
+              <w:right w:val="nil"/>
+            </w:tcBorders>
             <w:vAlign w:val="center"/>
           </w:tcPr>
           <w:p>
@@ -1081,8 +1038,6 @@
               <w:adjustRightInd w:val="0"/>
               <w:spacing w:line="180" w:lineRule="exact"/>
               <w:rPr>
-                <w:rFonts w:eastAsia="Times New Roman" w:cs="Times New Roman"/>
-                <w:color w:val="auto"/>
                 <w:sz w:val="24"/>
                 <w:szCs w:val="24"/>
                 <w:lang w:val="ru-RU" w:eastAsia="ru-RU"/>
@@ -1093,8 +1048,13 @@
         <w:tc>
           <w:tcPr>
             <w:tcW w:w="2629" w:type="dxa"/>
+            <w:tcBorders>
+              <w:top w:val="nil"/>
+              <w:left w:val="nil"/>
+              <w:bottom w:val="nil"/>
+              <w:right w:val="nil"/>
+            </w:tcBorders>
             <w:vAlign w:val="center"/>
-            <w:hideMark/>
           </w:tcPr>
           <w:p>
             <w:pPr>
@@ -1105,8 +1065,6 @@
               <w:spacing w:line="180" w:lineRule="exact"/>
               <w:jc w:val="center"/>
               <w:rPr>
-                <w:rFonts w:eastAsia="Times New Roman" w:cs="Times New Roman"/>
-                <w:color w:val="auto"/>
                 <w:sz w:val="20"/>
                 <w:szCs w:val="20"/>
                 <w:lang w:val="ru-RU" w:eastAsia="ru-RU"/>
@@ -1114,8 +1072,6 @@
             </w:pPr>
             <w:r>
               <w:rPr>
-                <w:rFonts w:eastAsia="Times New Roman" w:cs="Times New Roman"/>
-                <w:color w:val="auto"/>
                 <w:sz w:val="20"/>
                 <w:szCs w:val="20"/>
                 <w:lang w:val="ru-RU" w:eastAsia="ru-RU"/>
@@ -1134,8 +1090,6 @@
         <w:adjustRightInd w:val="0"/>
         <w:spacing w:line="240" w:lineRule="auto"/>
         <w:rPr>
-          <w:rFonts w:eastAsia="Times New Roman" w:cs="Times New Roman"/>
-          <w:color w:val="auto"/>
           <w:sz w:val="20"/>
           <w:szCs w:val="20"/>
           <w:lang w:val="ru-RU" w:eastAsia="ru-RU"/>
@@ -1151,8 +1105,6 @@
         <w:spacing w:before="1800" w:line="240" w:lineRule="auto"/>
         <w:jc w:val="center"/>
         <w:rPr>
-          <w:rFonts w:eastAsia="Times New Roman" w:cs="Times New Roman"/>
-          <w:color w:val="auto"/>
           <w:sz w:val="24"/>
           <w:szCs w:val="24"/>
           <w:lang w:eastAsia="ru-RU"/>
@@ -1160,8 +1112,6 @@
       </w:pPr>
       <w:r>
         <w:rPr>
-          <w:rFonts w:eastAsia="Times New Roman" w:cs="Times New Roman"/>
-          <w:color w:val="auto"/>
           <w:sz w:val="24"/>
           <w:szCs w:val="24"/>
           <w:lang w:val="ru-RU" w:eastAsia="ru-RU"/>
@@ -1170,8 +1120,6 @@
       </w:r>
       <w:r>
         <w:rPr>
-          <w:rFonts w:eastAsia="Times New Roman" w:cs="Times New Roman"/>
-          <w:color w:val="auto"/>
           <w:sz w:val="24"/>
           <w:szCs w:val="24"/>
           <w:lang w:eastAsia="ru-RU"/>
@@ -1180,8 +1128,6 @@
       </w:r>
       <w:r>
         <w:rPr>
-          <w:rFonts w:eastAsia="Times New Roman" w:cs="Times New Roman"/>
-          <w:color w:val="auto"/>
           <w:sz w:val="24"/>
           <w:szCs w:val="24"/>
           <w:lang w:val="ru-RU" w:eastAsia="ru-RU"/>
@@ -1190,14 +1136,3138 @@
       </w:r>
       <w:r>
         <w:rPr>
-          <w:rFonts w:eastAsia="Times New Roman" w:cs="Times New Roman"/>
-          <w:color w:val="auto"/>
           <w:sz w:val="24"/>
           <w:szCs w:val="24"/>
           <w:lang w:eastAsia="ru-RU"/>
         </w:rPr>
         <w:t>6</w:t>
       </w:r>
+    </w:p>
+    <w:sdt>
+      <w:sdtPr>
+        <w:rPr>
+          <w:b w:val="0"/>
+          <w:bCs w:val="0"/>
+          <w:color w:val="auto"/>
+          <w:szCs w:val="22"/>
+        </w:rPr>
+        <w:id w:val="1131056690"/>
+        <w:docPartObj>
+          <w:docPartGallery w:val="Table of Contents"/>
+          <w:docPartUnique/>
+        </w:docPartObj>
+      </w:sdtPr>
+      <w:sdtEndPr>
+        <w:rPr>
+          <w:noProof/>
+        </w:rPr>
+      </w:sdtEndPr>
+      <w:sdtContent>
+        <w:p>
+          <w:pPr>
+            <w:pStyle w:val="TOCHeading"/>
+            <w:jc w:val="center"/>
+            <w:rPr>
+              <w:lang w:val="ru-RU"/>
+            </w:rPr>
+          </w:pPr>
+          <w:r>
+            <w:rPr>
+              <w:lang w:val="ru-RU"/>
+            </w:rPr>
+            <w:t>СОДЕРЖАНИЕ</w:t>
+          </w:r>
+        </w:p>
+        <w:p>
+          <w:pPr>
+            <w:pStyle w:val="TOC1"/>
+            <w:tabs>
+              <w:tab w:val="right" w:leader="dot" w:pos="9345"/>
+            </w:tabs>
+            <w:rPr>
+              <w:rFonts w:asciiTheme="minorHAnsi" w:eastAsiaTheme="minorEastAsia" w:hAnsiTheme="minorHAnsi" w:cstheme="minorBidi"/>
+              <w:noProof/>
+              <w:sz w:val="22"/>
+              <w:lang w:val="ru-RU" w:eastAsia="ru-RU"/>
+            </w:rPr>
+          </w:pPr>
+          <w:r>
+            <w:fldChar w:fldCharType="begin"/>
+          </w:r>
+          <w:r>
+            <w:instrText xml:space="preserve"> TOC \o "1-3" \h \z \u </w:instrText>
+          </w:r>
+          <w:r>
+            <w:fldChar w:fldCharType="separate"/>
+          </w:r>
+          <w:hyperlink w:anchor="_Toc241968370" w:history="1">
+            <w:r>
+              <w:rPr>
+                <w:rStyle w:val="Hyperlink"/>
+                <w:noProof/>
+                <w:lang w:val="ru-RU"/>
+              </w:rPr>
+              <w:t>ЗАДАНИЕ</w:t>
+            </w:r>
+            <w:r>
+              <w:rPr>
+                <w:noProof/>
+                <w:webHidden/>
+              </w:rPr>
+              <w:tab/>
+            </w:r>
+            <w:r>
+              <w:rPr>
+                <w:noProof/>
+                <w:webHidden/>
+              </w:rPr>
+              <w:fldChar w:fldCharType="begin"/>
+            </w:r>
+            <w:r>
+              <w:rPr>
+                <w:noProof/>
+                <w:webHidden/>
+              </w:rPr>
+              <w:instrText xml:space="preserve"> PAGEREF _Toc241968370 \h </w:instrText>
+            </w:r>
+            <w:r>
+              <w:rPr>
+                <w:noProof/>
+                <w:webHidden/>
+              </w:rPr>
+            </w:r>
+            <w:r>
+              <w:rPr>
+                <w:noProof/>
+                <w:webHidden/>
+              </w:rPr>
+              <w:fldChar w:fldCharType="separate"/>
+            </w:r>
+            <w:r>
+              <w:rPr>
+                <w:noProof/>
+                <w:webHidden/>
+              </w:rPr>
+              <w:t>5</w:t>
+            </w:r>
+            <w:r>
+              <w:rPr>
+                <w:noProof/>
+                <w:webHidden/>
+              </w:rPr>
+              <w:fldChar w:fldCharType="end"/>
+            </w:r>
+          </w:hyperlink>
+        </w:p>
+        <w:p>
+          <w:pPr>
+            <w:pStyle w:val="TOC1"/>
+            <w:tabs>
+              <w:tab w:val="right" w:leader="dot" w:pos="9345"/>
+            </w:tabs>
+            <w:rPr>
+              <w:rFonts w:asciiTheme="minorHAnsi" w:eastAsiaTheme="minorEastAsia" w:hAnsiTheme="minorHAnsi" w:cstheme="minorBidi"/>
+              <w:noProof/>
+              <w:sz w:val="22"/>
+              <w:lang w:val="ru-RU" w:eastAsia="ru-RU"/>
+            </w:rPr>
+          </w:pPr>
+          <w:hyperlink w:anchor="_Toc241968371" w:history="1">
+            <w:r>
+              <w:rPr>
+                <w:rStyle w:val="Hyperlink"/>
+                <w:noProof/>
+                <w:lang w:val="ru-RU"/>
+              </w:rPr>
+              <w:t>ВВЕДЕНИЕ</w:t>
+            </w:r>
+            <w:r>
+              <w:rPr>
+                <w:noProof/>
+                <w:webHidden/>
+              </w:rPr>
+              <w:tab/>
+            </w:r>
+            <w:r>
+              <w:rPr>
+                <w:noProof/>
+                <w:webHidden/>
+              </w:rPr>
+              <w:fldChar w:fldCharType="begin"/>
+            </w:r>
+            <w:r>
+              <w:rPr>
+                <w:noProof/>
+                <w:webHidden/>
+              </w:rPr>
+              <w:instrText xml:space="preserve"> PAGEREF _Toc241968371 \h </w:instrText>
+            </w:r>
+            <w:r>
+              <w:rPr>
+                <w:noProof/>
+                <w:webHidden/>
+              </w:rPr>
+            </w:r>
+            <w:r>
+              <w:rPr>
+                <w:noProof/>
+                <w:webHidden/>
+              </w:rPr>
+              <w:fldChar w:fldCharType="separate"/>
+            </w:r>
+            <w:r>
+              <w:rPr>
+                <w:noProof/>
+                <w:webHidden/>
+              </w:rPr>
+              <w:t>6</w:t>
+            </w:r>
+            <w:r>
+              <w:rPr>
+                <w:noProof/>
+                <w:webHidden/>
+              </w:rPr>
+              <w:fldChar w:fldCharType="end"/>
+            </w:r>
+          </w:hyperlink>
+        </w:p>
+        <w:p>
+          <w:pPr>
+            <w:pStyle w:val="TOC1"/>
+            <w:tabs>
+              <w:tab w:val="right" w:leader="dot" w:pos="9345"/>
+            </w:tabs>
+            <w:rPr>
+              <w:rFonts w:asciiTheme="minorHAnsi" w:eastAsiaTheme="minorEastAsia" w:hAnsiTheme="minorHAnsi" w:cstheme="minorBidi"/>
+              <w:noProof/>
+              <w:sz w:val="22"/>
+              <w:lang w:val="ru-RU" w:eastAsia="ru-RU"/>
+            </w:rPr>
+          </w:pPr>
+          <w:hyperlink w:anchor="_Toc241968372" w:history="1">
+            <w:r>
+              <w:rPr>
+                <w:rStyle w:val="Hyperlink"/>
+                <w:noProof/>
+                <w:lang w:val="ru-RU"/>
+              </w:rPr>
+              <w:t>1 Концепция и границы информационной системы супермаркета</w:t>
+            </w:r>
+            <w:r>
+              <w:rPr>
+                <w:noProof/>
+                <w:webHidden/>
+              </w:rPr>
+              <w:tab/>
+            </w:r>
+            <w:r>
+              <w:rPr>
+                <w:noProof/>
+                <w:webHidden/>
+              </w:rPr>
+              <w:fldChar w:fldCharType="begin"/>
+            </w:r>
+            <w:r>
+              <w:rPr>
+                <w:noProof/>
+                <w:webHidden/>
+              </w:rPr>
+              <w:instrText xml:space="preserve"> PAGEREF _Toc241968372 \h </w:instrText>
+            </w:r>
+            <w:r>
+              <w:rPr>
+                <w:noProof/>
+                <w:webHidden/>
+              </w:rPr>
+            </w:r>
+            <w:r>
+              <w:rPr>
+                <w:noProof/>
+                <w:webHidden/>
+              </w:rPr>
+              <w:fldChar w:fldCharType="separate"/>
+            </w:r>
+            <w:r>
+              <w:rPr>
+                <w:noProof/>
+                <w:webHidden/>
+              </w:rPr>
+              <w:t>7</w:t>
+            </w:r>
+            <w:r>
+              <w:rPr>
+                <w:noProof/>
+                <w:webHidden/>
+              </w:rPr>
+              <w:fldChar w:fldCharType="end"/>
+            </w:r>
+          </w:hyperlink>
+        </w:p>
+        <w:p>
+          <w:pPr>
+            <w:pStyle w:val="TOC2"/>
+            <w:tabs>
+              <w:tab w:val="right" w:leader="dot" w:pos="9345"/>
+            </w:tabs>
+            <w:rPr>
+              <w:rFonts w:asciiTheme="minorHAnsi" w:eastAsiaTheme="minorEastAsia" w:hAnsiTheme="minorHAnsi" w:cstheme="minorBidi"/>
+              <w:noProof/>
+              <w:sz w:val="22"/>
+              <w:lang w:val="ru-RU" w:eastAsia="ru-RU"/>
+            </w:rPr>
+          </w:pPr>
+          <w:hyperlink w:anchor="_Toc241968373" w:history="1">
+            <w:r>
+              <w:rPr>
+                <w:rStyle w:val="Hyperlink"/>
+                <w:noProof/>
+                <w:lang w:val="ru-RU"/>
+              </w:rPr>
+              <w:t>1.1 Описание предметной области</w:t>
+            </w:r>
+            <w:r>
+              <w:rPr>
+                <w:noProof/>
+                <w:webHidden/>
+              </w:rPr>
+              <w:tab/>
+            </w:r>
+            <w:r>
+              <w:rPr>
+                <w:noProof/>
+                <w:webHidden/>
+              </w:rPr>
+              <w:fldChar w:fldCharType="begin"/>
+            </w:r>
+            <w:r>
+              <w:rPr>
+                <w:noProof/>
+                <w:webHidden/>
+              </w:rPr>
+              <w:instrText xml:space="preserve"> PAGEREF _Toc241968373 \h </w:instrText>
+            </w:r>
+            <w:r>
+              <w:rPr>
+                <w:noProof/>
+                <w:webHidden/>
+              </w:rPr>
+            </w:r>
+            <w:r>
+              <w:rPr>
+                <w:noProof/>
+                <w:webHidden/>
+              </w:rPr>
+              <w:fldChar w:fldCharType="separate"/>
+            </w:r>
+            <w:r>
+              <w:rPr>
+                <w:noProof/>
+                <w:webHidden/>
+              </w:rPr>
+              <w:t>7</w:t>
+            </w:r>
+            <w:r>
+              <w:rPr>
+                <w:noProof/>
+                <w:webHidden/>
+              </w:rPr>
+              <w:fldChar w:fldCharType="end"/>
+            </w:r>
+          </w:hyperlink>
+        </w:p>
+        <w:p>
+          <w:pPr>
+            <w:pStyle w:val="TOC2"/>
+            <w:tabs>
+              <w:tab w:val="right" w:leader="dot" w:pos="9345"/>
+            </w:tabs>
+            <w:rPr>
+              <w:rFonts w:asciiTheme="minorHAnsi" w:eastAsiaTheme="minorEastAsia" w:hAnsiTheme="minorHAnsi" w:cstheme="minorBidi"/>
+              <w:noProof/>
+              <w:sz w:val="22"/>
+              <w:lang w:val="ru-RU" w:eastAsia="ru-RU"/>
+            </w:rPr>
+          </w:pPr>
+          <w:hyperlink w:anchor="_Toc241968374" w:history="1">
+            <w:r>
+              <w:rPr>
+                <w:rStyle w:val="Hyperlink"/>
+                <w:noProof/>
+                <w:lang w:val="ru-RU"/>
+              </w:rPr>
+              <w:t>1.2 Цель и постановка задачи</w:t>
+            </w:r>
+            <w:r>
+              <w:rPr>
+                <w:noProof/>
+                <w:webHidden/>
+              </w:rPr>
+              <w:tab/>
+            </w:r>
+            <w:r>
+              <w:rPr>
+                <w:noProof/>
+                <w:webHidden/>
+              </w:rPr>
+              <w:fldChar w:fldCharType="begin"/>
+            </w:r>
+            <w:r>
+              <w:rPr>
+                <w:noProof/>
+                <w:webHidden/>
+              </w:rPr>
+              <w:instrText xml:space="preserve"> PAGEREF _Toc241968374 \h </w:instrText>
+            </w:r>
+            <w:r>
+              <w:rPr>
+                <w:noProof/>
+                <w:webHidden/>
+              </w:rPr>
+            </w:r>
+            <w:r>
+              <w:rPr>
+                <w:noProof/>
+                <w:webHidden/>
+              </w:rPr>
+              <w:fldChar w:fldCharType="separate"/>
+            </w:r>
+            <w:r>
+              <w:rPr>
+                <w:noProof/>
+                <w:webHidden/>
+              </w:rPr>
+              <w:t>7</w:t>
+            </w:r>
+            <w:r>
+              <w:rPr>
+                <w:noProof/>
+                <w:webHidden/>
+              </w:rPr>
+              <w:fldChar w:fldCharType="end"/>
+            </w:r>
+          </w:hyperlink>
+        </w:p>
+        <w:p>
+          <w:pPr>
+            <w:pStyle w:val="TOC3"/>
+            <w:tabs>
+              <w:tab w:val="right" w:leader="dot" w:pos="9345"/>
+            </w:tabs>
+            <w:rPr>
+              <w:noProof/>
+            </w:rPr>
+          </w:pPr>
+          <w:hyperlink w:anchor="_Toc241968375" w:history="1">
+            <w:r>
+              <w:rPr>
+                <w:rStyle w:val="Hyperlink"/>
+                <w:noProof/>
+                <w:lang w:val="ru-RU"/>
+              </w:rPr>
+              <w:t>1.2.1 Границы первой версии</w:t>
+            </w:r>
+            <w:r>
+              <w:rPr>
+                <w:noProof/>
+                <w:webHidden/>
+              </w:rPr>
+              <w:tab/>
+            </w:r>
+            <w:r>
+              <w:rPr>
+                <w:noProof/>
+                <w:webHidden/>
+              </w:rPr>
+              <w:fldChar w:fldCharType="begin"/>
+            </w:r>
+            <w:r>
+              <w:rPr>
+                <w:noProof/>
+                <w:webHidden/>
+              </w:rPr>
+              <w:instrText xml:space="preserve"> PAGEREF _Toc241968375 \h </w:instrText>
+            </w:r>
+            <w:r>
+              <w:rPr>
+                <w:noProof/>
+                <w:webHidden/>
+              </w:rPr>
+            </w:r>
+            <w:r>
+              <w:rPr>
+                <w:noProof/>
+                <w:webHidden/>
+              </w:rPr>
+              <w:fldChar w:fldCharType="separate"/>
+            </w:r>
+            <w:r>
+              <w:rPr>
+                <w:noProof/>
+                <w:webHidden/>
+              </w:rPr>
+              <w:t>8</w:t>
+            </w:r>
+            <w:r>
+              <w:rPr>
+                <w:noProof/>
+                <w:webHidden/>
+              </w:rPr>
+              <w:fldChar w:fldCharType="end"/>
+            </w:r>
+          </w:hyperlink>
+        </w:p>
+        <w:p>
+          <w:pPr>
+            <w:pStyle w:val="TOC2"/>
+            <w:tabs>
+              <w:tab w:val="right" w:leader="dot" w:pos="9345"/>
+            </w:tabs>
+            <w:rPr>
+              <w:rFonts w:asciiTheme="minorHAnsi" w:eastAsiaTheme="minorEastAsia" w:hAnsiTheme="minorHAnsi" w:cstheme="minorBidi"/>
+              <w:noProof/>
+              <w:sz w:val="22"/>
+              <w:lang w:val="ru-RU" w:eastAsia="ru-RU"/>
+            </w:rPr>
+          </w:pPr>
+          <w:hyperlink w:anchor="_Toc241968376" w:history="1">
+            <w:r>
+              <w:rPr>
+                <w:rStyle w:val="Hyperlink"/>
+                <w:noProof/>
+                <w:lang w:val="ru-RU"/>
+              </w:rPr>
+              <w:t>1.3 Словарь данных предметной области</w:t>
+            </w:r>
+            <w:r>
+              <w:rPr>
+                <w:noProof/>
+                <w:webHidden/>
+              </w:rPr>
+              <w:tab/>
+            </w:r>
+            <w:r>
+              <w:rPr>
+                <w:noProof/>
+                <w:webHidden/>
+              </w:rPr>
+              <w:fldChar w:fldCharType="begin"/>
+            </w:r>
+            <w:r>
+              <w:rPr>
+                <w:noProof/>
+                <w:webHidden/>
+              </w:rPr>
+              <w:instrText xml:space="preserve"> PAGEREF _Toc241968376 \h </w:instrText>
+            </w:r>
+            <w:r>
+              <w:rPr>
+                <w:noProof/>
+                <w:webHidden/>
+              </w:rPr>
+            </w:r>
+            <w:r>
+              <w:rPr>
+                <w:noProof/>
+                <w:webHidden/>
+              </w:rPr>
+              <w:fldChar w:fldCharType="separate"/>
+            </w:r>
+            <w:r>
+              <w:rPr>
+                <w:noProof/>
+                <w:webHidden/>
+              </w:rPr>
+              <w:t>8</w:t>
+            </w:r>
+            <w:r>
+              <w:rPr>
+                <w:noProof/>
+                <w:webHidden/>
+              </w:rPr>
+              <w:fldChar w:fldCharType="end"/>
+            </w:r>
+          </w:hyperlink>
+        </w:p>
+        <w:p>
+          <w:pPr>
+            <w:pStyle w:val="TOC2"/>
+            <w:tabs>
+              <w:tab w:val="right" w:leader="dot" w:pos="9345"/>
+            </w:tabs>
+            <w:rPr>
+              <w:rFonts w:asciiTheme="minorHAnsi" w:eastAsiaTheme="minorEastAsia" w:hAnsiTheme="minorHAnsi" w:cstheme="minorBidi"/>
+              <w:noProof/>
+              <w:sz w:val="22"/>
+              <w:lang w:val="ru-RU" w:eastAsia="ru-RU"/>
+            </w:rPr>
+          </w:pPr>
+          <w:hyperlink w:anchor="_Toc241968377" w:history="1">
+            <w:r>
+              <w:rPr>
+                <w:rStyle w:val="Hyperlink"/>
+                <w:noProof/>
+                <w:lang w:val="ru-RU"/>
+              </w:rPr>
+              <w:t>1.4 Нежелательные эффекты и конфликты</w:t>
+            </w:r>
+            <w:r>
+              <w:rPr>
+                <w:noProof/>
+                <w:webHidden/>
+              </w:rPr>
+              <w:tab/>
+            </w:r>
+            <w:r>
+              <w:rPr>
+                <w:noProof/>
+                <w:webHidden/>
+              </w:rPr>
+              <w:fldChar w:fldCharType="begin"/>
+            </w:r>
+            <w:r>
+              <w:rPr>
+                <w:noProof/>
+                <w:webHidden/>
+              </w:rPr>
+              <w:instrText xml:space="preserve"> PAGEREF _Toc241968377 \h </w:instrText>
+            </w:r>
+            <w:r>
+              <w:rPr>
+                <w:noProof/>
+                <w:webHidden/>
+              </w:rPr>
+            </w:r>
+            <w:r>
+              <w:rPr>
+                <w:noProof/>
+                <w:webHidden/>
+              </w:rPr>
+              <w:fldChar w:fldCharType="separate"/>
+            </w:r>
+            <w:r>
+              <w:rPr>
+                <w:noProof/>
+                <w:webHidden/>
+              </w:rPr>
+              <w:t>11</w:t>
+            </w:r>
+            <w:r>
+              <w:rPr>
+                <w:noProof/>
+                <w:webHidden/>
+              </w:rPr>
+              <w:fldChar w:fldCharType="end"/>
+            </w:r>
+          </w:hyperlink>
+        </w:p>
+        <w:p>
+          <w:pPr>
+            <w:pStyle w:val="TOC2"/>
+            <w:tabs>
+              <w:tab w:val="right" w:leader="dot" w:pos="9345"/>
+            </w:tabs>
+            <w:rPr>
+              <w:rFonts w:asciiTheme="minorHAnsi" w:eastAsiaTheme="minorEastAsia" w:hAnsiTheme="minorHAnsi" w:cstheme="minorBidi"/>
+              <w:noProof/>
+              <w:sz w:val="22"/>
+              <w:lang w:val="ru-RU" w:eastAsia="ru-RU"/>
+            </w:rPr>
+          </w:pPr>
+          <w:hyperlink w:anchor="_Toc241968378" w:history="1">
+            <w:r>
+              <w:rPr>
+                <w:rStyle w:val="Hyperlink"/>
+                <w:noProof/>
+                <w:lang w:val="ru-RU"/>
+              </w:rPr>
+              <w:t>1.5 Варианты использования</w:t>
+            </w:r>
+            <w:r>
+              <w:rPr>
+                <w:noProof/>
+                <w:webHidden/>
+              </w:rPr>
+              <w:tab/>
+            </w:r>
+            <w:r>
+              <w:rPr>
+                <w:noProof/>
+                <w:webHidden/>
+              </w:rPr>
+              <w:fldChar w:fldCharType="begin"/>
+            </w:r>
+            <w:r>
+              <w:rPr>
+                <w:noProof/>
+                <w:webHidden/>
+              </w:rPr>
+              <w:instrText xml:space="preserve"> PAGEREF _Toc241968378 \h </w:instrText>
+            </w:r>
+            <w:r>
+              <w:rPr>
+                <w:noProof/>
+                <w:webHidden/>
+              </w:rPr>
+            </w:r>
+            <w:r>
+              <w:rPr>
+                <w:noProof/>
+                <w:webHidden/>
+              </w:rPr>
+              <w:fldChar w:fldCharType="separate"/>
+            </w:r>
+            <w:r>
+              <w:rPr>
+                <w:noProof/>
+                <w:webHidden/>
+              </w:rPr>
+              <w:t>11</w:t>
+            </w:r>
+            <w:r>
+              <w:rPr>
+                <w:noProof/>
+                <w:webHidden/>
+              </w:rPr>
+              <w:fldChar w:fldCharType="end"/>
+            </w:r>
+          </w:hyperlink>
+        </w:p>
+        <w:p>
+          <w:pPr>
+            <w:pStyle w:val="TOC2"/>
+            <w:tabs>
+              <w:tab w:val="right" w:leader="dot" w:pos="9345"/>
+            </w:tabs>
+            <w:rPr>
+              <w:rFonts w:asciiTheme="minorHAnsi" w:eastAsiaTheme="minorEastAsia" w:hAnsiTheme="minorHAnsi" w:cstheme="minorBidi"/>
+              <w:noProof/>
+              <w:sz w:val="22"/>
+              <w:lang w:val="ru-RU" w:eastAsia="ru-RU"/>
+            </w:rPr>
+          </w:pPr>
+          <w:hyperlink w:anchor="_Toc241968379" w:history="1">
+            <w:r>
+              <w:rPr>
+                <w:rStyle w:val="Hyperlink"/>
+                <w:noProof/>
+                <w:lang w:val="ru-RU"/>
+              </w:rPr>
+              <w:t>1.6 Дерево функций</w:t>
+            </w:r>
+            <w:r>
+              <w:rPr>
+                <w:noProof/>
+                <w:webHidden/>
+              </w:rPr>
+              <w:tab/>
+            </w:r>
+            <w:r>
+              <w:rPr>
+                <w:noProof/>
+                <w:webHidden/>
+              </w:rPr>
+              <w:fldChar w:fldCharType="begin"/>
+            </w:r>
+            <w:r>
+              <w:rPr>
+                <w:noProof/>
+                <w:webHidden/>
+              </w:rPr>
+              <w:instrText xml:space="preserve"> PAGEREF _Toc241968379 \h </w:instrText>
+            </w:r>
+            <w:r>
+              <w:rPr>
+                <w:noProof/>
+                <w:webHidden/>
+              </w:rPr>
+            </w:r>
+            <w:r>
+              <w:rPr>
+                <w:noProof/>
+                <w:webHidden/>
+              </w:rPr>
+              <w:fldChar w:fldCharType="separate"/>
+            </w:r>
+            <w:r>
+              <w:rPr>
+                <w:noProof/>
+                <w:webHidden/>
+              </w:rPr>
+              <w:t>15</w:t>
+            </w:r>
+            <w:r>
+              <w:rPr>
+                <w:noProof/>
+                <w:webHidden/>
+              </w:rPr>
+              <w:fldChar w:fldCharType="end"/>
+            </w:r>
+          </w:hyperlink>
+        </w:p>
+        <w:p>
+          <w:pPr>
+            <w:pStyle w:val="TOC2"/>
+            <w:tabs>
+              <w:tab w:val="right" w:leader="dot" w:pos="9345"/>
+            </w:tabs>
+            <w:rPr>
+              <w:rFonts w:asciiTheme="minorHAnsi" w:eastAsiaTheme="minorEastAsia" w:hAnsiTheme="minorHAnsi" w:cstheme="minorBidi"/>
+              <w:noProof/>
+              <w:sz w:val="22"/>
+              <w:lang w:val="ru-RU" w:eastAsia="ru-RU"/>
+            </w:rPr>
+          </w:pPr>
+          <w:hyperlink w:anchor="_Toc241968380" w:history="1">
+            <w:r>
+              <w:rPr>
+                <w:rStyle w:val="Hyperlink"/>
+                <w:noProof/>
+                <w:lang w:val="ru-RU"/>
+              </w:rPr>
+              <w:t>1.7 Заключение и выводы</w:t>
+            </w:r>
+            <w:r>
+              <w:rPr>
+                <w:noProof/>
+                <w:webHidden/>
+              </w:rPr>
+              <w:tab/>
+            </w:r>
+            <w:r>
+              <w:rPr>
+                <w:noProof/>
+                <w:webHidden/>
+              </w:rPr>
+              <w:fldChar w:fldCharType="begin"/>
+            </w:r>
+            <w:r>
+              <w:rPr>
+                <w:noProof/>
+                <w:webHidden/>
+              </w:rPr>
+              <w:instrText xml:space="preserve"> PAGEREF _Toc241968380 \h </w:instrText>
+            </w:r>
+            <w:r>
+              <w:rPr>
+                <w:noProof/>
+                <w:webHidden/>
+              </w:rPr>
+            </w:r>
+            <w:r>
+              <w:rPr>
+                <w:noProof/>
+                <w:webHidden/>
+              </w:rPr>
+              <w:fldChar w:fldCharType="separate"/>
+            </w:r>
+            <w:r>
+              <w:rPr>
+                <w:noProof/>
+                <w:webHidden/>
+              </w:rPr>
+              <w:t>16</w:t>
+            </w:r>
+            <w:r>
+              <w:rPr>
+                <w:noProof/>
+                <w:webHidden/>
+              </w:rPr>
+              <w:fldChar w:fldCharType="end"/>
+            </w:r>
+          </w:hyperlink>
+        </w:p>
+        <w:p>
+          <w:pPr>
+            <w:pStyle w:val="TOC1"/>
+            <w:tabs>
+              <w:tab w:val="right" w:leader="dot" w:pos="9345"/>
+            </w:tabs>
+            <w:rPr>
+              <w:rFonts w:asciiTheme="minorHAnsi" w:eastAsiaTheme="minorEastAsia" w:hAnsiTheme="minorHAnsi" w:cstheme="minorBidi"/>
+              <w:noProof/>
+              <w:sz w:val="22"/>
+              <w:lang w:val="ru-RU" w:eastAsia="ru-RU"/>
+            </w:rPr>
+          </w:pPr>
+          <w:hyperlink w:anchor="_Toc241968381" w:history="1">
+            <w:r>
+              <w:rPr>
+                <w:rStyle w:val="Hyperlink"/>
+                <w:noProof/>
+                <w:lang w:val="ru-RU"/>
+              </w:rPr>
+              <w:t>2 Спецификация требований к информационной системе супермаркета</w:t>
+            </w:r>
+            <w:r>
+              <w:rPr>
+                <w:noProof/>
+                <w:webHidden/>
+              </w:rPr>
+              <w:tab/>
+            </w:r>
+            <w:r>
+              <w:rPr>
+                <w:noProof/>
+                <w:webHidden/>
+              </w:rPr>
+              <w:fldChar w:fldCharType="begin"/>
+            </w:r>
+            <w:r>
+              <w:rPr>
+                <w:noProof/>
+                <w:webHidden/>
+              </w:rPr>
+              <w:instrText xml:space="preserve"> PAGEREF _Toc241968381 \h </w:instrText>
+            </w:r>
+            <w:r>
+              <w:rPr>
+                <w:noProof/>
+                <w:webHidden/>
+              </w:rPr>
+            </w:r>
+            <w:r>
+              <w:rPr>
+                <w:noProof/>
+                <w:webHidden/>
+              </w:rPr>
+              <w:fldChar w:fldCharType="separate"/>
+            </w:r>
+            <w:r>
+              <w:rPr>
+                <w:noProof/>
+                <w:webHidden/>
+              </w:rPr>
+              <w:t>17</w:t>
+            </w:r>
+            <w:r>
+              <w:rPr>
+                <w:noProof/>
+                <w:webHidden/>
+              </w:rPr>
+              <w:fldChar w:fldCharType="end"/>
+            </w:r>
+          </w:hyperlink>
+        </w:p>
+        <w:p>
+          <w:pPr>
+            <w:pStyle w:val="TOC2"/>
+            <w:tabs>
+              <w:tab w:val="right" w:leader="dot" w:pos="9345"/>
+            </w:tabs>
+            <w:rPr>
+              <w:rFonts w:asciiTheme="minorHAnsi" w:eastAsiaTheme="minorEastAsia" w:hAnsiTheme="minorHAnsi" w:cstheme="minorBidi"/>
+              <w:noProof/>
+              <w:sz w:val="22"/>
+              <w:lang w:val="ru-RU" w:eastAsia="ru-RU"/>
+            </w:rPr>
+          </w:pPr>
+          <w:hyperlink w:anchor="_Toc241968382" w:history="1">
+            <w:r>
+              <w:rPr>
+                <w:rStyle w:val="Hyperlink"/>
+                <w:noProof/>
+                <w:lang w:val="ru-RU"/>
+              </w:rPr>
+              <w:t>2.1 Бизнес-требования</w:t>
+            </w:r>
+            <w:r>
+              <w:rPr>
+                <w:noProof/>
+                <w:webHidden/>
+              </w:rPr>
+              <w:tab/>
+            </w:r>
+            <w:r>
+              <w:rPr>
+                <w:noProof/>
+                <w:webHidden/>
+              </w:rPr>
+              <w:fldChar w:fldCharType="begin"/>
+            </w:r>
+            <w:r>
+              <w:rPr>
+                <w:noProof/>
+                <w:webHidden/>
+              </w:rPr>
+              <w:instrText xml:space="preserve"> PAGEREF _Toc241968382 \h </w:instrText>
+            </w:r>
+            <w:r>
+              <w:rPr>
+                <w:noProof/>
+                <w:webHidden/>
+              </w:rPr>
+            </w:r>
+            <w:r>
+              <w:rPr>
+                <w:noProof/>
+                <w:webHidden/>
+              </w:rPr>
+              <w:fldChar w:fldCharType="separate"/>
+            </w:r>
+            <w:r>
+              <w:rPr>
+                <w:noProof/>
+                <w:webHidden/>
+              </w:rPr>
+              <w:t>17</w:t>
+            </w:r>
+            <w:r>
+              <w:rPr>
+                <w:noProof/>
+                <w:webHidden/>
+              </w:rPr>
+              <w:fldChar w:fldCharType="end"/>
+            </w:r>
+          </w:hyperlink>
+        </w:p>
+        <w:p>
+          <w:pPr>
+            <w:pStyle w:val="TOC2"/>
+            <w:tabs>
+              <w:tab w:val="right" w:leader="dot" w:pos="9345"/>
+            </w:tabs>
+            <w:rPr>
+              <w:rFonts w:asciiTheme="minorHAnsi" w:eastAsiaTheme="minorEastAsia" w:hAnsiTheme="minorHAnsi" w:cstheme="minorBidi"/>
+              <w:noProof/>
+              <w:sz w:val="22"/>
+              <w:lang w:val="ru-RU" w:eastAsia="ru-RU"/>
+            </w:rPr>
+          </w:pPr>
+          <w:hyperlink w:anchor="_Toc241968383" w:history="1">
+            <w:r>
+              <w:rPr>
+                <w:rStyle w:val="Hyperlink"/>
+                <w:noProof/>
+              </w:rPr>
+              <w:t>2.2 Функциональные требования</w:t>
+            </w:r>
+            <w:r>
+              <w:rPr>
+                <w:noProof/>
+                <w:webHidden/>
+              </w:rPr>
+              <w:tab/>
+            </w:r>
+            <w:r>
+              <w:rPr>
+                <w:noProof/>
+                <w:webHidden/>
+              </w:rPr>
+              <w:fldChar w:fldCharType="begin"/>
+            </w:r>
+            <w:r>
+              <w:rPr>
+                <w:noProof/>
+                <w:webHidden/>
+              </w:rPr>
+              <w:instrText xml:space="preserve"> PAGEREF _Toc241968383 \h </w:instrText>
+            </w:r>
+            <w:r>
+              <w:rPr>
+                <w:noProof/>
+                <w:webHidden/>
+              </w:rPr>
+            </w:r>
+            <w:r>
+              <w:rPr>
+                <w:noProof/>
+                <w:webHidden/>
+              </w:rPr>
+              <w:fldChar w:fldCharType="separate"/>
+            </w:r>
+            <w:r>
+              <w:rPr>
+                <w:noProof/>
+                <w:webHidden/>
+              </w:rPr>
+              <w:t>18</w:t>
+            </w:r>
+            <w:r>
+              <w:rPr>
+                <w:noProof/>
+                <w:webHidden/>
+              </w:rPr>
+              <w:fldChar w:fldCharType="end"/>
+            </w:r>
+          </w:hyperlink>
+        </w:p>
+        <w:p>
+          <w:pPr>
+            <w:pStyle w:val="TOC3"/>
+            <w:tabs>
+              <w:tab w:val="right" w:leader="dot" w:pos="9345"/>
+            </w:tabs>
+            <w:rPr>
+              <w:noProof/>
+            </w:rPr>
+          </w:pPr>
+          <w:hyperlink w:anchor="_Toc241968384" w:history="1">
+            <w:r>
+              <w:rPr>
+                <w:rStyle w:val="Hyperlink"/>
+                <w:noProof/>
+                <w:lang w:val="ru-RU"/>
+              </w:rPr>
+              <w:t>2.2.1 Ограничения и бизнес-правила</w:t>
+            </w:r>
+            <w:r>
+              <w:rPr>
+                <w:noProof/>
+                <w:webHidden/>
+              </w:rPr>
+              <w:tab/>
+            </w:r>
+            <w:r>
+              <w:rPr>
+                <w:noProof/>
+                <w:webHidden/>
+              </w:rPr>
+              <w:fldChar w:fldCharType="begin"/>
+            </w:r>
+            <w:r>
+              <w:rPr>
+                <w:noProof/>
+                <w:webHidden/>
+              </w:rPr>
+              <w:instrText xml:space="preserve"> PAGEREF _Toc241968384 \h </w:instrText>
+            </w:r>
+            <w:r>
+              <w:rPr>
+                <w:noProof/>
+                <w:webHidden/>
+              </w:rPr>
+            </w:r>
+            <w:r>
+              <w:rPr>
+                <w:noProof/>
+                <w:webHidden/>
+              </w:rPr>
+              <w:fldChar w:fldCharType="separate"/>
+            </w:r>
+            <w:r>
+              <w:rPr>
+                <w:noProof/>
+                <w:webHidden/>
+              </w:rPr>
+              <w:t>19</w:t>
+            </w:r>
+            <w:r>
+              <w:rPr>
+                <w:noProof/>
+                <w:webHidden/>
+              </w:rPr>
+              <w:fldChar w:fldCharType="end"/>
+            </w:r>
+          </w:hyperlink>
+        </w:p>
+        <w:p>
+          <w:pPr>
+            <w:pStyle w:val="TOC3"/>
+            <w:tabs>
+              <w:tab w:val="right" w:leader="dot" w:pos="9345"/>
+            </w:tabs>
+            <w:rPr>
+              <w:noProof/>
+            </w:rPr>
+          </w:pPr>
+          <w:hyperlink w:anchor="_Toc241968385" w:history="1">
+            <w:r>
+              <w:rPr>
+                <w:rStyle w:val="Hyperlink"/>
+                <w:noProof/>
+                <w:lang w:val="ru-RU"/>
+              </w:rPr>
+              <w:t>2.2.2 Внешние интерфейсы</w:t>
+            </w:r>
+            <w:r>
+              <w:rPr>
+                <w:noProof/>
+                <w:webHidden/>
+              </w:rPr>
+              <w:tab/>
+            </w:r>
+            <w:r>
+              <w:rPr>
+                <w:noProof/>
+                <w:webHidden/>
+              </w:rPr>
+              <w:fldChar w:fldCharType="begin"/>
+            </w:r>
+            <w:r>
+              <w:rPr>
+                <w:noProof/>
+                <w:webHidden/>
+              </w:rPr>
+              <w:instrText xml:space="preserve"> PAGEREF _Toc241968385 \h </w:instrText>
+            </w:r>
+            <w:r>
+              <w:rPr>
+                <w:noProof/>
+                <w:webHidden/>
+              </w:rPr>
+            </w:r>
+            <w:r>
+              <w:rPr>
+                <w:noProof/>
+                <w:webHidden/>
+              </w:rPr>
+              <w:fldChar w:fldCharType="separate"/>
+            </w:r>
+            <w:r>
+              <w:rPr>
+                <w:noProof/>
+                <w:webHidden/>
+              </w:rPr>
+              <w:t>20</w:t>
+            </w:r>
+            <w:r>
+              <w:rPr>
+                <w:noProof/>
+                <w:webHidden/>
+              </w:rPr>
+              <w:fldChar w:fldCharType="end"/>
+            </w:r>
+          </w:hyperlink>
+        </w:p>
+        <w:p>
+          <w:pPr>
+            <w:pStyle w:val="TOC2"/>
+            <w:tabs>
+              <w:tab w:val="right" w:leader="dot" w:pos="9345"/>
+            </w:tabs>
+            <w:rPr>
+              <w:rFonts w:asciiTheme="minorHAnsi" w:eastAsiaTheme="minorEastAsia" w:hAnsiTheme="minorHAnsi" w:cstheme="minorBidi"/>
+              <w:noProof/>
+              <w:sz w:val="22"/>
+              <w:lang w:val="ru-RU" w:eastAsia="ru-RU"/>
+            </w:rPr>
+          </w:pPr>
+          <w:hyperlink w:anchor="_Toc241968386" w:history="1">
+            <w:r>
+              <w:rPr>
+                <w:rStyle w:val="Hyperlink"/>
+                <w:noProof/>
+                <w:lang w:val="ru-RU"/>
+              </w:rPr>
+              <w:t>2.3 Нефункциональные требования</w:t>
+            </w:r>
+            <w:r>
+              <w:rPr>
+                <w:noProof/>
+                <w:webHidden/>
+              </w:rPr>
+              <w:tab/>
+            </w:r>
+            <w:r>
+              <w:rPr>
+                <w:noProof/>
+                <w:webHidden/>
+              </w:rPr>
+              <w:fldChar w:fldCharType="begin"/>
+            </w:r>
+            <w:r>
+              <w:rPr>
+                <w:noProof/>
+                <w:webHidden/>
+              </w:rPr>
+              <w:instrText xml:space="preserve"> PAGEREF _Toc241968386 \h </w:instrText>
+            </w:r>
+            <w:r>
+              <w:rPr>
+                <w:noProof/>
+                <w:webHidden/>
+              </w:rPr>
+            </w:r>
+            <w:r>
+              <w:rPr>
+                <w:noProof/>
+                <w:webHidden/>
+              </w:rPr>
+              <w:fldChar w:fldCharType="separate"/>
+            </w:r>
+            <w:r>
+              <w:rPr>
+                <w:noProof/>
+                <w:webHidden/>
+              </w:rPr>
+              <w:t>21</w:t>
+            </w:r>
+            <w:r>
+              <w:rPr>
+                <w:noProof/>
+                <w:webHidden/>
+              </w:rPr>
+              <w:fldChar w:fldCharType="end"/>
+            </w:r>
+          </w:hyperlink>
+        </w:p>
+        <w:p>
+          <w:pPr>
+            <w:pStyle w:val="TOC3"/>
+            <w:tabs>
+              <w:tab w:val="right" w:leader="dot" w:pos="9345"/>
+            </w:tabs>
+            <w:rPr>
+              <w:noProof/>
+            </w:rPr>
+          </w:pPr>
+          <w:hyperlink w:anchor="_Toc241968387" w:history="1">
+            <w:r>
+              <w:rPr>
+                <w:rStyle w:val="Hyperlink"/>
+                <w:noProof/>
+                <w:lang w:val="ru-RU"/>
+              </w:rPr>
+              <w:t xml:space="preserve">2.3.1 Информационные требования к </w:t>
+            </w:r>
+            <w:r>
+              <w:rPr>
+                <w:rStyle w:val="Hyperlink"/>
+                <w:noProof/>
+              </w:rPr>
+              <w:t>UI</w:t>
+            </w:r>
+            <w:r>
+              <w:rPr>
+                <w:noProof/>
+                <w:webHidden/>
+              </w:rPr>
+              <w:tab/>
+            </w:r>
+            <w:r>
+              <w:rPr>
+                <w:noProof/>
+                <w:webHidden/>
+              </w:rPr>
+              <w:fldChar w:fldCharType="begin"/>
+            </w:r>
+            <w:r>
+              <w:rPr>
+                <w:noProof/>
+                <w:webHidden/>
+              </w:rPr>
+              <w:instrText xml:space="preserve"> PAGEREF _Toc241968387 \h </w:instrText>
+            </w:r>
+            <w:r>
+              <w:rPr>
+                <w:noProof/>
+                <w:webHidden/>
+              </w:rPr>
+            </w:r>
+            <w:r>
+              <w:rPr>
+                <w:noProof/>
+                <w:webHidden/>
+              </w:rPr>
+              <w:fldChar w:fldCharType="separate"/>
+            </w:r>
+            <w:r>
+              <w:rPr>
+                <w:noProof/>
+                <w:webHidden/>
+              </w:rPr>
+              <w:t>22</w:t>
+            </w:r>
+            <w:r>
+              <w:rPr>
+                <w:noProof/>
+                <w:webHidden/>
+              </w:rPr>
+              <w:fldChar w:fldCharType="end"/>
+            </w:r>
+          </w:hyperlink>
+        </w:p>
+        <w:p>
+          <w:pPr>
+            <w:pStyle w:val="TOC3"/>
+            <w:tabs>
+              <w:tab w:val="right" w:leader="dot" w:pos="9345"/>
+            </w:tabs>
+            <w:rPr>
+              <w:noProof/>
+            </w:rPr>
+          </w:pPr>
+          <w:hyperlink w:anchor="_Toc241968388" w:history="1">
+            <w:r>
+              <w:rPr>
+                <w:rStyle w:val="Hyperlink"/>
+                <w:noProof/>
+                <w:lang w:val="ru-RU"/>
+              </w:rPr>
+              <w:t xml:space="preserve">2.3.2 Функциональные требования к </w:t>
+            </w:r>
+            <w:r>
+              <w:rPr>
+                <w:rStyle w:val="Hyperlink"/>
+                <w:noProof/>
+              </w:rPr>
+              <w:t>UI</w:t>
+            </w:r>
+            <w:r>
+              <w:rPr>
+                <w:noProof/>
+                <w:webHidden/>
+              </w:rPr>
+              <w:tab/>
+            </w:r>
+            <w:r>
+              <w:rPr>
+                <w:noProof/>
+                <w:webHidden/>
+              </w:rPr>
+              <w:fldChar w:fldCharType="begin"/>
+            </w:r>
+            <w:r>
+              <w:rPr>
+                <w:noProof/>
+                <w:webHidden/>
+              </w:rPr>
+              <w:instrText xml:space="preserve"> PAGEREF _Toc241968388 \h </w:instrText>
+            </w:r>
+            <w:r>
+              <w:rPr>
+                <w:noProof/>
+                <w:webHidden/>
+              </w:rPr>
+            </w:r>
+            <w:r>
+              <w:rPr>
+                <w:noProof/>
+                <w:webHidden/>
+              </w:rPr>
+              <w:fldChar w:fldCharType="separate"/>
+            </w:r>
+            <w:r>
+              <w:rPr>
+                <w:noProof/>
+                <w:webHidden/>
+              </w:rPr>
+              <w:t>22</w:t>
+            </w:r>
+            <w:r>
+              <w:rPr>
+                <w:noProof/>
+                <w:webHidden/>
+              </w:rPr>
+              <w:fldChar w:fldCharType="end"/>
+            </w:r>
+          </w:hyperlink>
+        </w:p>
+        <w:p>
+          <w:pPr>
+            <w:pStyle w:val="TOC2"/>
+            <w:tabs>
+              <w:tab w:val="right" w:leader="dot" w:pos="9345"/>
+            </w:tabs>
+            <w:rPr>
+              <w:rFonts w:asciiTheme="minorHAnsi" w:eastAsiaTheme="minorEastAsia" w:hAnsiTheme="minorHAnsi" w:cstheme="minorBidi"/>
+              <w:noProof/>
+              <w:sz w:val="22"/>
+              <w:lang w:val="ru-RU" w:eastAsia="ru-RU"/>
+            </w:rPr>
+          </w:pPr>
+          <w:hyperlink w:anchor="_Toc241968389" w:history="1">
+            <w:r>
+              <w:rPr>
+                <w:rStyle w:val="Hyperlink"/>
+                <w:noProof/>
+                <w:lang w:val="ru-RU"/>
+              </w:rPr>
+              <w:t>2.4 Заключение и выводы</w:t>
+            </w:r>
+            <w:r>
+              <w:rPr>
+                <w:noProof/>
+                <w:webHidden/>
+              </w:rPr>
+              <w:tab/>
+            </w:r>
+            <w:r>
+              <w:rPr>
+                <w:noProof/>
+                <w:webHidden/>
+              </w:rPr>
+              <w:fldChar w:fldCharType="begin"/>
+            </w:r>
+            <w:r>
+              <w:rPr>
+                <w:noProof/>
+                <w:webHidden/>
+              </w:rPr>
+              <w:instrText xml:space="preserve"> PAGEREF _Toc241968389 \h </w:instrText>
+            </w:r>
+            <w:r>
+              <w:rPr>
+                <w:noProof/>
+                <w:webHidden/>
+              </w:rPr>
+            </w:r>
+            <w:r>
+              <w:rPr>
+                <w:noProof/>
+                <w:webHidden/>
+              </w:rPr>
+              <w:fldChar w:fldCharType="separate"/>
+            </w:r>
+            <w:r>
+              <w:rPr>
+                <w:noProof/>
+                <w:webHidden/>
+              </w:rPr>
+              <w:t>22</w:t>
+            </w:r>
+            <w:r>
+              <w:rPr>
+                <w:noProof/>
+                <w:webHidden/>
+              </w:rPr>
+              <w:fldChar w:fldCharType="end"/>
+            </w:r>
+          </w:hyperlink>
+        </w:p>
+        <w:p>
+          <w:pPr>
+            <w:pStyle w:val="TOC1"/>
+            <w:tabs>
+              <w:tab w:val="right" w:leader="dot" w:pos="9345"/>
+            </w:tabs>
+            <w:rPr>
+              <w:rFonts w:asciiTheme="minorHAnsi" w:eastAsiaTheme="minorEastAsia" w:hAnsiTheme="minorHAnsi" w:cstheme="minorBidi"/>
+              <w:noProof/>
+              <w:sz w:val="22"/>
+              <w:lang w:val="ru-RU" w:eastAsia="ru-RU"/>
+            </w:rPr>
+          </w:pPr>
+          <w:hyperlink w:anchor="_Toc241968390" w:history="1">
+            <w:r>
+              <w:rPr>
+                <w:rStyle w:val="Hyperlink"/>
+                <w:noProof/>
+                <w:lang w:val="ru-RU"/>
+              </w:rPr>
+              <w:t>3 Модель предметной области</w:t>
+            </w:r>
+            <w:r>
+              <w:rPr>
+                <w:noProof/>
+                <w:webHidden/>
+              </w:rPr>
+              <w:tab/>
+            </w:r>
+            <w:r>
+              <w:rPr>
+                <w:noProof/>
+                <w:webHidden/>
+              </w:rPr>
+              <w:fldChar w:fldCharType="begin"/>
+            </w:r>
+            <w:r>
+              <w:rPr>
+                <w:noProof/>
+                <w:webHidden/>
+              </w:rPr>
+              <w:instrText xml:space="preserve"> PAGEREF _Toc241968390 \h </w:instrText>
+            </w:r>
+            <w:r>
+              <w:rPr>
+                <w:noProof/>
+                <w:webHidden/>
+              </w:rPr>
+            </w:r>
+            <w:r>
+              <w:rPr>
+                <w:noProof/>
+                <w:webHidden/>
+              </w:rPr>
+              <w:fldChar w:fldCharType="separate"/>
+            </w:r>
+            <w:r>
+              <w:rPr>
+                <w:noProof/>
+                <w:webHidden/>
+              </w:rPr>
+              <w:t>24</w:t>
+            </w:r>
+            <w:r>
+              <w:rPr>
+                <w:noProof/>
+                <w:webHidden/>
+              </w:rPr>
+              <w:fldChar w:fldCharType="end"/>
+            </w:r>
+          </w:hyperlink>
+        </w:p>
+        <w:p>
+          <w:pPr>
+            <w:pStyle w:val="TOC2"/>
+            <w:tabs>
+              <w:tab w:val="right" w:leader="dot" w:pos="9345"/>
+            </w:tabs>
+            <w:rPr>
+              <w:rFonts w:asciiTheme="minorHAnsi" w:eastAsiaTheme="minorEastAsia" w:hAnsiTheme="minorHAnsi" w:cstheme="minorBidi"/>
+              <w:noProof/>
+              <w:sz w:val="22"/>
+              <w:lang w:val="ru-RU" w:eastAsia="ru-RU"/>
+            </w:rPr>
+          </w:pPr>
+          <w:hyperlink w:anchor="_Toc241968391" w:history="1">
+            <w:r>
+              <w:rPr>
+                <w:rStyle w:val="Hyperlink"/>
+                <w:noProof/>
+                <w:lang w:val="ru-RU"/>
+              </w:rPr>
+              <w:t>3.1 Диаграмма вариантов использования</w:t>
+            </w:r>
+            <w:r>
+              <w:rPr>
+                <w:noProof/>
+                <w:webHidden/>
+              </w:rPr>
+              <w:tab/>
+            </w:r>
+            <w:r>
+              <w:rPr>
+                <w:noProof/>
+                <w:webHidden/>
+              </w:rPr>
+              <w:fldChar w:fldCharType="begin"/>
+            </w:r>
+            <w:r>
+              <w:rPr>
+                <w:noProof/>
+                <w:webHidden/>
+              </w:rPr>
+              <w:instrText xml:space="preserve"> PAGEREF _Toc241968391 \h </w:instrText>
+            </w:r>
+            <w:r>
+              <w:rPr>
+                <w:noProof/>
+                <w:webHidden/>
+              </w:rPr>
+            </w:r>
+            <w:r>
+              <w:rPr>
+                <w:noProof/>
+                <w:webHidden/>
+              </w:rPr>
+              <w:fldChar w:fldCharType="separate"/>
+            </w:r>
+            <w:r>
+              <w:rPr>
+                <w:noProof/>
+                <w:webHidden/>
+              </w:rPr>
+              <w:t>24</w:t>
+            </w:r>
+            <w:r>
+              <w:rPr>
+                <w:noProof/>
+                <w:webHidden/>
+              </w:rPr>
+              <w:fldChar w:fldCharType="end"/>
+            </w:r>
+          </w:hyperlink>
+        </w:p>
+        <w:p>
+          <w:pPr>
+            <w:pStyle w:val="TOC2"/>
+            <w:tabs>
+              <w:tab w:val="right" w:leader="dot" w:pos="9345"/>
+            </w:tabs>
+            <w:rPr>
+              <w:rFonts w:asciiTheme="minorHAnsi" w:eastAsiaTheme="minorEastAsia" w:hAnsiTheme="minorHAnsi" w:cstheme="minorBidi"/>
+              <w:noProof/>
+              <w:sz w:val="22"/>
+              <w:lang w:val="ru-RU" w:eastAsia="ru-RU"/>
+            </w:rPr>
+          </w:pPr>
+          <w:hyperlink w:anchor="_Toc241968392" w:history="1">
+            <w:r>
+              <w:rPr>
+                <w:rStyle w:val="Hyperlink"/>
+                <w:noProof/>
+                <w:lang w:val="ru-RU"/>
+              </w:rPr>
+              <w:t>3.2 Диаграмма объектов</w:t>
+            </w:r>
+            <w:r>
+              <w:rPr>
+                <w:noProof/>
+                <w:webHidden/>
+              </w:rPr>
+              <w:tab/>
+            </w:r>
+            <w:r>
+              <w:rPr>
+                <w:noProof/>
+                <w:webHidden/>
+              </w:rPr>
+              <w:fldChar w:fldCharType="begin"/>
+            </w:r>
+            <w:r>
+              <w:rPr>
+                <w:noProof/>
+                <w:webHidden/>
+              </w:rPr>
+              <w:instrText xml:space="preserve"> PAGEREF _Toc241968392 \h </w:instrText>
+            </w:r>
+            <w:r>
+              <w:rPr>
+                <w:noProof/>
+                <w:webHidden/>
+              </w:rPr>
+            </w:r>
+            <w:r>
+              <w:rPr>
+                <w:noProof/>
+                <w:webHidden/>
+              </w:rPr>
+              <w:fldChar w:fldCharType="separate"/>
+            </w:r>
+            <w:r>
+              <w:rPr>
+                <w:noProof/>
+                <w:webHidden/>
+              </w:rPr>
+              <w:t>26</w:t>
+            </w:r>
+            <w:r>
+              <w:rPr>
+                <w:noProof/>
+                <w:webHidden/>
+              </w:rPr>
+              <w:fldChar w:fldCharType="end"/>
+            </w:r>
+          </w:hyperlink>
+        </w:p>
+        <w:p>
+          <w:pPr>
+            <w:pStyle w:val="TOC2"/>
+            <w:tabs>
+              <w:tab w:val="right" w:leader="dot" w:pos="9345"/>
+            </w:tabs>
+            <w:rPr>
+              <w:rFonts w:asciiTheme="minorHAnsi" w:eastAsiaTheme="minorEastAsia" w:hAnsiTheme="minorHAnsi" w:cstheme="minorBidi"/>
+              <w:noProof/>
+              <w:sz w:val="22"/>
+              <w:lang w:val="ru-RU" w:eastAsia="ru-RU"/>
+            </w:rPr>
+          </w:pPr>
+          <w:hyperlink w:anchor="_Toc241968393" w:history="1">
+            <w:r>
+              <w:rPr>
+                <w:rStyle w:val="Hyperlink"/>
+                <w:noProof/>
+                <w:lang w:val="ru-RU"/>
+              </w:rPr>
+              <w:t>3.3 Бизнес-процесс продажи на кассе</w:t>
+            </w:r>
+            <w:r>
+              <w:rPr>
+                <w:noProof/>
+                <w:webHidden/>
+              </w:rPr>
+              <w:tab/>
+            </w:r>
+            <w:r>
+              <w:rPr>
+                <w:noProof/>
+                <w:webHidden/>
+              </w:rPr>
+              <w:fldChar w:fldCharType="begin"/>
+            </w:r>
+            <w:r>
+              <w:rPr>
+                <w:noProof/>
+                <w:webHidden/>
+              </w:rPr>
+              <w:instrText xml:space="preserve"> PAGEREF _Toc241968393 \h </w:instrText>
+            </w:r>
+            <w:r>
+              <w:rPr>
+                <w:noProof/>
+                <w:webHidden/>
+              </w:rPr>
+            </w:r>
+            <w:r>
+              <w:rPr>
+                <w:noProof/>
+                <w:webHidden/>
+              </w:rPr>
+              <w:fldChar w:fldCharType="separate"/>
+            </w:r>
+            <w:r>
+              <w:rPr>
+                <w:noProof/>
+                <w:webHidden/>
+              </w:rPr>
+              <w:t>27</w:t>
+            </w:r>
+            <w:r>
+              <w:rPr>
+                <w:noProof/>
+                <w:webHidden/>
+              </w:rPr>
+              <w:fldChar w:fldCharType="end"/>
+            </w:r>
+          </w:hyperlink>
+        </w:p>
+        <w:p>
+          <w:pPr>
+            <w:pStyle w:val="TOC2"/>
+            <w:tabs>
+              <w:tab w:val="right" w:leader="dot" w:pos="9345"/>
+            </w:tabs>
+            <w:rPr>
+              <w:rFonts w:asciiTheme="minorHAnsi" w:eastAsiaTheme="minorEastAsia" w:hAnsiTheme="minorHAnsi" w:cstheme="minorBidi"/>
+              <w:noProof/>
+              <w:sz w:val="22"/>
+              <w:lang w:val="ru-RU" w:eastAsia="ru-RU"/>
+            </w:rPr>
+          </w:pPr>
+          <w:hyperlink w:anchor="_Toc241968394" w:history="1">
+            <w:r>
+              <w:rPr>
+                <w:rStyle w:val="Hyperlink"/>
+                <w:noProof/>
+                <w:lang w:val="ru-RU"/>
+              </w:rPr>
+              <w:t>3.4 Диаграмма состояний</w:t>
+            </w:r>
+            <w:r>
+              <w:rPr>
+                <w:noProof/>
+                <w:webHidden/>
+              </w:rPr>
+              <w:tab/>
+            </w:r>
+            <w:r>
+              <w:rPr>
+                <w:noProof/>
+                <w:webHidden/>
+              </w:rPr>
+              <w:fldChar w:fldCharType="begin"/>
+            </w:r>
+            <w:r>
+              <w:rPr>
+                <w:noProof/>
+                <w:webHidden/>
+              </w:rPr>
+              <w:instrText xml:space="preserve"> PAGEREF _Toc241968394 \h </w:instrText>
+            </w:r>
+            <w:r>
+              <w:rPr>
+                <w:noProof/>
+                <w:webHidden/>
+              </w:rPr>
+            </w:r>
+            <w:r>
+              <w:rPr>
+                <w:noProof/>
+                <w:webHidden/>
+              </w:rPr>
+              <w:fldChar w:fldCharType="separate"/>
+            </w:r>
+            <w:r>
+              <w:rPr>
+                <w:noProof/>
+                <w:webHidden/>
+              </w:rPr>
+              <w:t>28</w:t>
+            </w:r>
+            <w:r>
+              <w:rPr>
+                <w:noProof/>
+                <w:webHidden/>
+              </w:rPr>
+              <w:fldChar w:fldCharType="end"/>
+            </w:r>
+          </w:hyperlink>
+        </w:p>
+        <w:p>
+          <w:pPr>
+            <w:pStyle w:val="TOC2"/>
+            <w:tabs>
+              <w:tab w:val="right" w:leader="dot" w:pos="9345"/>
+            </w:tabs>
+            <w:rPr>
+              <w:rFonts w:asciiTheme="minorHAnsi" w:eastAsiaTheme="minorEastAsia" w:hAnsiTheme="minorHAnsi" w:cstheme="minorBidi"/>
+              <w:noProof/>
+              <w:sz w:val="22"/>
+              <w:lang w:val="ru-RU" w:eastAsia="ru-RU"/>
+            </w:rPr>
+          </w:pPr>
+          <w:hyperlink w:anchor="_Toc241968395" w:history="1">
+            <w:r>
+              <w:rPr>
+                <w:rStyle w:val="Hyperlink"/>
+                <w:noProof/>
+                <w:lang w:val="ru-RU"/>
+              </w:rPr>
+              <w:t xml:space="preserve">3.5 </w:t>
+            </w:r>
+            <w:r>
+              <w:rPr>
+                <w:rStyle w:val="Hyperlink"/>
+                <w:noProof/>
+              </w:rPr>
+              <w:t>ER</w:t>
+            </w:r>
+            <w:r>
+              <w:rPr>
+                <w:rStyle w:val="Hyperlink"/>
+                <w:noProof/>
+                <w:lang w:val="ru-RU"/>
+              </w:rPr>
+              <w:t>-модель</w:t>
+            </w:r>
+            <w:r>
+              <w:rPr>
+                <w:noProof/>
+                <w:webHidden/>
+              </w:rPr>
+              <w:tab/>
+            </w:r>
+            <w:r>
+              <w:rPr>
+                <w:noProof/>
+                <w:webHidden/>
+              </w:rPr>
+              <w:fldChar w:fldCharType="begin"/>
+            </w:r>
+            <w:r>
+              <w:rPr>
+                <w:noProof/>
+                <w:webHidden/>
+              </w:rPr>
+              <w:instrText xml:space="preserve"> PAGEREF _Toc241968395 \h </w:instrText>
+            </w:r>
+            <w:r>
+              <w:rPr>
+                <w:noProof/>
+                <w:webHidden/>
+              </w:rPr>
+            </w:r>
+            <w:r>
+              <w:rPr>
+                <w:noProof/>
+                <w:webHidden/>
+              </w:rPr>
+              <w:fldChar w:fldCharType="separate"/>
+            </w:r>
+            <w:r>
+              <w:rPr>
+                <w:noProof/>
+                <w:webHidden/>
+              </w:rPr>
+              <w:t>29</w:t>
+            </w:r>
+            <w:r>
+              <w:rPr>
+                <w:noProof/>
+                <w:webHidden/>
+              </w:rPr>
+              <w:fldChar w:fldCharType="end"/>
+            </w:r>
+          </w:hyperlink>
+        </w:p>
+        <w:p>
+          <w:pPr>
+            <w:pStyle w:val="TOC2"/>
+            <w:tabs>
+              <w:tab w:val="right" w:leader="dot" w:pos="9345"/>
+            </w:tabs>
+            <w:rPr>
+              <w:rFonts w:asciiTheme="minorHAnsi" w:eastAsiaTheme="minorEastAsia" w:hAnsiTheme="minorHAnsi" w:cstheme="minorBidi"/>
+              <w:noProof/>
+              <w:sz w:val="22"/>
+              <w:lang w:val="ru-RU" w:eastAsia="ru-RU"/>
+            </w:rPr>
+          </w:pPr>
+          <w:hyperlink w:anchor="_Toc241968396" w:history="1">
+            <w:r>
+              <w:rPr>
+                <w:rStyle w:val="Hyperlink"/>
+                <w:noProof/>
+                <w:lang w:val="ru-RU"/>
+              </w:rPr>
+              <w:t>3.6 Заключение и выводы</w:t>
+            </w:r>
+            <w:r>
+              <w:rPr>
+                <w:noProof/>
+                <w:webHidden/>
+              </w:rPr>
+              <w:tab/>
+            </w:r>
+            <w:r>
+              <w:rPr>
+                <w:noProof/>
+                <w:webHidden/>
+              </w:rPr>
+              <w:fldChar w:fldCharType="begin"/>
+            </w:r>
+            <w:r>
+              <w:rPr>
+                <w:noProof/>
+                <w:webHidden/>
+              </w:rPr>
+              <w:instrText xml:space="preserve"> PAGEREF _Toc241968396 \h </w:instrText>
+            </w:r>
+            <w:r>
+              <w:rPr>
+                <w:noProof/>
+                <w:webHidden/>
+              </w:rPr>
+            </w:r>
+            <w:r>
+              <w:rPr>
+                <w:noProof/>
+                <w:webHidden/>
+              </w:rPr>
+              <w:fldChar w:fldCharType="separate"/>
+            </w:r>
+            <w:r>
+              <w:rPr>
+                <w:noProof/>
+                <w:webHidden/>
+              </w:rPr>
+              <w:t>29</w:t>
+            </w:r>
+            <w:r>
+              <w:rPr>
+                <w:noProof/>
+                <w:webHidden/>
+              </w:rPr>
+              <w:fldChar w:fldCharType="end"/>
+            </w:r>
+          </w:hyperlink>
+        </w:p>
+        <w:p>
+          <w:pPr>
+            <w:pStyle w:val="TOC2"/>
+            <w:tabs>
+              <w:tab w:val="right" w:leader="dot" w:pos="9345"/>
+            </w:tabs>
+            <w:rPr>
+              <w:rFonts w:asciiTheme="minorHAnsi" w:eastAsiaTheme="minorEastAsia" w:hAnsiTheme="minorHAnsi" w:cstheme="minorBidi"/>
+              <w:noProof/>
+              <w:sz w:val="22"/>
+              <w:lang w:val="ru-RU" w:eastAsia="ru-RU"/>
+            </w:rPr>
+          </w:pPr>
+          <w:hyperlink w:anchor="_Toc241968397" w:history="1">
+            <w:r>
+              <w:rPr>
+                <w:rStyle w:val="Hyperlink"/>
+                <w:noProof/>
+                <w:lang w:val="ru-RU"/>
+              </w:rPr>
+              <w:t>3.7 Проверка машинной модели</w:t>
+            </w:r>
+            <w:r>
+              <w:rPr>
+                <w:noProof/>
+                <w:webHidden/>
+              </w:rPr>
+              <w:tab/>
+            </w:r>
+            <w:r>
+              <w:rPr>
+                <w:noProof/>
+                <w:webHidden/>
+              </w:rPr>
+              <w:fldChar w:fldCharType="begin"/>
+            </w:r>
+            <w:r>
+              <w:rPr>
+                <w:noProof/>
+                <w:webHidden/>
+              </w:rPr>
+              <w:instrText xml:space="preserve"> PAGEREF _Toc241968397 \h </w:instrText>
+            </w:r>
+            <w:r>
+              <w:rPr>
+                <w:noProof/>
+                <w:webHidden/>
+              </w:rPr>
+            </w:r>
+            <w:r>
+              <w:rPr>
+                <w:noProof/>
+                <w:webHidden/>
+              </w:rPr>
+              <w:fldChar w:fldCharType="separate"/>
+            </w:r>
+            <w:r>
+              <w:rPr>
+                <w:noProof/>
+                <w:webHidden/>
+              </w:rPr>
+              <w:t>30</w:t>
+            </w:r>
+            <w:r>
+              <w:rPr>
+                <w:noProof/>
+                <w:webHidden/>
+              </w:rPr>
+              <w:fldChar w:fldCharType="end"/>
+            </w:r>
+          </w:hyperlink>
+        </w:p>
+        <w:p>
+          <w:pPr>
+            <w:pStyle w:val="TOC1"/>
+            <w:tabs>
+              <w:tab w:val="right" w:leader="dot" w:pos="9345"/>
+            </w:tabs>
+            <w:rPr>
+              <w:rFonts w:asciiTheme="minorHAnsi" w:eastAsiaTheme="minorEastAsia" w:hAnsiTheme="minorHAnsi" w:cstheme="minorBidi"/>
+              <w:noProof/>
+              <w:sz w:val="22"/>
+              <w:lang w:val="ru-RU" w:eastAsia="ru-RU"/>
+            </w:rPr>
+          </w:pPr>
+          <w:hyperlink w:anchor="_Toc241968398" w:history="1">
+            <w:r>
+              <w:rPr>
+                <w:rStyle w:val="Hyperlink"/>
+                <w:noProof/>
+                <w:lang w:val="ru-RU"/>
+              </w:rPr>
+              <w:t>4 Архитектура программного обеспечения</w:t>
+            </w:r>
+            <w:r>
+              <w:rPr>
+                <w:noProof/>
+                <w:webHidden/>
+              </w:rPr>
+              <w:tab/>
+            </w:r>
+            <w:r>
+              <w:rPr>
+                <w:noProof/>
+                <w:webHidden/>
+              </w:rPr>
+              <w:fldChar w:fldCharType="begin"/>
+            </w:r>
+            <w:r>
+              <w:rPr>
+                <w:noProof/>
+                <w:webHidden/>
+              </w:rPr>
+              <w:instrText xml:space="preserve"> PAGEREF _Toc241968398 \h </w:instrText>
+            </w:r>
+            <w:r>
+              <w:rPr>
+                <w:noProof/>
+                <w:webHidden/>
+              </w:rPr>
+            </w:r>
+            <w:r>
+              <w:rPr>
+                <w:noProof/>
+                <w:webHidden/>
+              </w:rPr>
+              <w:fldChar w:fldCharType="separate"/>
+            </w:r>
+            <w:r>
+              <w:rPr>
+                <w:noProof/>
+                <w:webHidden/>
+              </w:rPr>
+              <w:t>31</w:t>
+            </w:r>
+            <w:r>
+              <w:rPr>
+                <w:noProof/>
+                <w:webHidden/>
+              </w:rPr>
+              <w:fldChar w:fldCharType="end"/>
+            </w:r>
+          </w:hyperlink>
+        </w:p>
+        <w:p>
+          <w:pPr>
+            <w:pStyle w:val="TOC2"/>
+            <w:tabs>
+              <w:tab w:val="right" w:leader="dot" w:pos="9345"/>
+            </w:tabs>
+            <w:rPr>
+              <w:rFonts w:asciiTheme="minorHAnsi" w:eastAsiaTheme="minorEastAsia" w:hAnsiTheme="minorHAnsi" w:cstheme="minorBidi"/>
+              <w:noProof/>
+              <w:sz w:val="22"/>
+              <w:lang w:val="ru-RU" w:eastAsia="ru-RU"/>
+            </w:rPr>
+          </w:pPr>
+          <w:hyperlink w:anchor="_Toc241968399" w:history="1">
+            <w:r>
+              <w:rPr>
+                <w:rStyle w:val="Hyperlink"/>
+                <w:noProof/>
+                <w:lang w:val="ru-RU"/>
+              </w:rPr>
+              <w:t>4.1 Вариант архитектуры и обоснование</w:t>
+            </w:r>
+            <w:r>
+              <w:rPr>
+                <w:noProof/>
+                <w:webHidden/>
+              </w:rPr>
+              <w:tab/>
+            </w:r>
+            <w:r>
+              <w:rPr>
+                <w:noProof/>
+                <w:webHidden/>
+              </w:rPr>
+              <w:fldChar w:fldCharType="begin"/>
+            </w:r>
+            <w:r>
+              <w:rPr>
+                <w:noProof/>
+                <w:webHidden/>
+              </w:rPr>
+              <w:instrText xml:space="preserve"> PAGEREF _Toc241968399 \h </w:instrText>
+            </w:r>
+            <w:r>
+              <w:rPr>
+                <w:noProof/>
+                <w:webHidden/>
+              </w:rPr>
+            </w:r>
+            <w:r>
+              <w:rPr>
+                <w:noProof/>
+                <w:webHidden/>
+              </w:rPr>
+              <w:fldChar w:fldCharType="separate"/>
+            </w:r>
+            <w:r>
+              <w:rPr>
+                <w:noProof/>
+                <w:webHidden/>
+              </w:rPr>
+              <w:t>31</w:t>
+            </w:r>
+            <w:r>
+              <w:rPr>
+                <w:noProof/>
+                <w:webHidden/>
+              </w:rPr>
+              <w:fldChar w:fldCharType="end"/>
+            </w:r>
+          </w:hyperlink>
+        </w:p>
+        <w:p>
+          <w:pPr>
+            <w:pStyle w:val="TOC3"/>
+            <w:tabs>
+              <w:tab w:val="right" w:leader="dot" w:pos="9345"/>
+            </w:tabs>
+            <w:rPr>
+              <w:noProof/>
+            </w:rPr>
+          </w:pPr>
+          <w:hyperlink w:anchor="_Toc241968400" w:history="1">
+            <w:r>
+              <w:rPr>
+                <w:rStyle w:val="Hyperlink"/>
+                <w:noProof/>
+                <w:lang w:val="ru-RU"/>
+              </w:rPr>
+              <w:t>4.1.1 Модульная структура</w:t>
+            </w:r>
+            <w:r>
+              <w:rPr>
+                <w:noProof/>
+                <w:webHidden/>
+              </w:rPr>
+              <w:tab/>
+            </w:r>
+            <w:r>
+              <w:rPr>
+                <w:noProof/>
+                <w:webHidden/>
+              </w:rPr>
+              <w:fldChar w:fldCharType="begin"/>
+            </w:r>
+            <w:r>
+              <w:rPr>
+                <w:noProof/>
+                <w:webHidden/>
+              </w:rPr>
+              <w:instrText xml:space="preserve"> PAGEREF _Toc241968400 \h </w:instrText>
+            </w:r>
+            <w:r>
+              <w:rPr>
+                <w:noProof/>
+                <w:webHidden/>
+              </w:rPr>
+            </w:r>
+            <w:r>
+              <w:rPr>
+                <w:noProof/>
+                <w:webHidden/>
+              </w:rPr>
+              <w:fldChar w:fldCharType="separate"/>
+            </w:r>
+            <w:r>
+              <w:rPr>
+                <w:noProof/>
+                <w:webHidden/>
+              </w:rPr>
+              <w:t>31</w:t>
+            </w:r>
+            <w:r>
+              <w:rPr>
+                <w:noProof/>
+                <w:webHidden/>
+              </w:rPr>
+              <w:fldChar w:fldCharType="end"/>
+            </w:r>
+          </w:hyperlink>
+        </w:p>
+        <w:p>
+          <w:pPr>
+            <w:pStyle w:val="TOC3"/>
+            <w:tabs>
+              <w:tab w:val="right" w:leader="dot" w:pos="9345"/>
+            </w:tabs>
+            <w:rPr>
+              <w:noProof/>
+            </w:rPr>
+          </w:pPr>
+          <w:hyperlink w:anchor="_Toc241968401" w:history="1">
+            <w:r>
+              <w:rPr>
+                <w:rStyle w:val="Hyperlink"/>
+                <w:noProof/>
+                <w:lang w:val="ru-RU"/>
+              </w:rPr>
+              <w:t>4.1.2 Компоненты и соединители</w:t>
+            </w:r>
+            <w:r>
+              <w:rPr>
+                <w:noProof/>
+                <w:webHidden/>
+              </w:rPr>
+              <w:tab/>
+            </w:r>
+            <w:r>
+              <w:rPr>
+                <w:noProof/>
+                <w:webHidden/>
+              </w:rPr>
+              <w:fldChar w:fldCharType="begin"/>
+            </w:r>
+            <w:r>
+              <w:rPr>
+                <w:noProof/>
+                <w:webHidden/>
+              </w:rPr>
+              <w:instrText xml:space="preserve"> PAGEREF _Toc241968401 \h </w:instrText>
+            </w:r>
+            <w:r>
+              <w:rPr>
+                <w:noProof/>
+                <w:webHidden/>
+              </w:rPr>
+            </w:r>
+            <w:r>
+              <w:rPr>
+                <w:noProof/>
+                <w:webHidden/>
+              </w:rPr>
+              <w:fldChar w:fldCharType="separate"/>
+            </w:r>
+            <w:r>
+              <w:rPr>
+                <w:noProof/>
+                <w:webHidden/>
+              </w:rPr>
+              <w:t>32</w:t>
+            </w:r>
+            <w:r>
+              <w:rPr>
+                <w:noProof/>
+                <w:webHidden/>
+              </w:rPr>
+              <w:fldChar w:fldCharType="end"/>
+            </w:r>
+          </w:hyperlink>
+        </w:p>
+        <w:p>
+          <w:pPr>
+            <w:pStyle w:val="TOC2"/>
+            <w:tabs>
+              <w:tab w:val="right" w:leader="dot" w:pos="9345"/>
+            </w:tabs>
+            <w:rPr>
+              <w:rFonts w:asciiTheme="minorHAnsi" w:eastAsiaTheme="minorEastAsia" w:hAnsiTheme="minorHAnsi" w:cstheme="minorBidi"/>
+              <w:noProof/>
+              <w:sz w:val="22"/>
+              <w:lang w:val="ru-RU" w:eastAsia="ru-RU"/>
+            </w:rPr>
+          </w:pPr>
+          <w:hyperlink w:anchor="_Toc241968402" w:history="1">
+            <w:r>
+              <w:rPr>
+                <w:rStyle w:val="Hyperlink"/>
+                <w:noProof/>
+                <w:lang w:val="ru-RU"/>
+              </w:rPr>
+              <w:t>4.2 Структуры распределения</w:t>
+            </w:r>
+            <w:r>
+              <w:rPr>
+                <w:noProof/>
+                <w:webHidden/>
+              </w:rPr>
+              <w:tab/>
+            </w:r>
+            <w:r>
+              <w:rPr>
+                <w:noProof/>
+                <w:webHidden/>
+              </w:rPr>
+              <w:fldChar w:fldCharType="begin"/>
+            </w:r>
+            <w:r>
+              <w:rPr>
+                <w:noProof/>
+                <w:webHidden/>
+              </w:rPr>
+              <w:instrText xml:space="preserve"> PAGEREF _Toc241968402 \h </w:instrText>
+            </w:r>
+            <w:r>
+              <w:rPr>
+                <w:noProof/>
+                <w:webHidden/>
+              </w:rPr>
+            </w:r>
+            <w:r>
+              <w:rPr>
+                <w:noProof/>
+                <w:webHidden/>
+              </w:rPr>
+              <w:fldChar w:fldCharType="separate"/>
+            </w:r>
+            <w:r>
+              <w:rPr>
+                <w:noProof/>
+                <w:webHidden/>
+              </w:rPr>
+              <w:t>33</w:t>
+            </w:r>
+            <w:r>
+              <w:rPr>
+                <w:noProof/>
+                <w:webHidden/>
+              </w:rPr>
+              <w:fldChar w:fldCharType="end"/>
+            </w:r>
+          </w:hyperlink>
+        </w:p>
+        <w:p>
+          <w:pPr>
+            <w:pStyle w:val="TOC3"/>
+            <w:tabs>
+              <w:tab w:val="right" w:leader="dot" w:pos="9345"/>
+            </w:tabs>
+            <w:rPr>
+              <w:noProof/>
+            </w:rPr>
+          </w:pPr>
+          <w:hyperlink w:anchor="_Toc241968403" w:history="1">
+            <w:r>
+              <w:rPr>
+                <w:rStyle w:val="Hyperlink"/>
+                <w:noProof/>
+                <w:lang w:val="ru-RU"/>
+              </w:rPr>
+              <w:t>4.2.1 Размещение</w:t>
+            </w:r>
+            <w:r>
+              <w:rPr>
+                <w:noProof/>
+                <w:webHidden/>
+              </w:rPr>
+              <w:tab/>
+            </w:r>
+            <w:r>
+              <w:rPr>
+                <w:noProof/>
+                <w:webHidden/>
+              </w:rPr>
+              <w:fldChar w:fldCharType="begin"/>
+            </w:r>
+            <w:r>
+              <w:rPr>
+                <w:noProof/>
+                <w:webHidden/>
+              </w:rPr>
+              <w:instrText xml:space="preserve"> PAGEREF _Toc241968403 \h </w:instrText>
+            </w:r>
+            <w:r>
+              <w:rPr>
+                <w:noProof/>
+                <w:webHidden/>
+              </w:rPr>
+            </w:r>
+            <w:r>
+              <w:rPr>
+                <w:noProof/>
+                <w:webHidden/>
+              </w:rPr>
+              <w:fldChar w:fldCharType="separate"/>
+            </w:r>
+            <w:r>
+              <w:rPr>
+                <w:noProof/>
+                <w:webHidden/>
+              </w:rPr>
+              <w:t>33</w:t>
+            </w:r>
+            <w:r>
+              <w:rPr>
+                <w:noProof/>
+                <w:webHidden/>
+              </w:rPr>
+              <w:fldChar w:fldCharType="end"/>
+            </w:r>
+          </w:hyperlink>
+        </w:p>
+        <w:p>
+          <w:pPr>
+            <w:pStyle w:val="TOC3"/>
+            <w:tabs>
+              <w:tab w:val="right" w:leader="dot" w:pos="9345"/>
+            </w:tabs>
+            <w:rPr>
+              <w:noProof/>
+            </w:rPr>
+          </w:pPr>
+          <w:hyperlink w:anchor="_Toc241968404" w:history="1">
+            <w:r>
+              <w:rPr>
+                <w:rStyle w:val="Hyperlink"/>
+                <w:noProof/>
+                <w:lang w:val="ru-RU"/>
+              </w:rPr>
+              <w:t>4.2.2 Реализация</w:t>
+            </w:r>
+            <w:r>
+              <w:rPr>
+                <w:noProof/>
+                <w:webHidden/>
+              </w:rPr>
+              <w:tab/>
+            </w:r>
+            <w:r>
+              <w:rPr>
+                <w:noProof/>
+                <w:webHidden/>
+              </w:rPr>
+              <w:fldChar w:fldCharType="begin"/>
+            </w:r>
+            <w:r>
+              <w:rPr>
+                <w:noProof/>
+                <w:webHidden/>
+              </w:rPr>
+              <w:instrText xml:space="preserve"> PAGEREF _Toc241968404 \h </w:instrText>
+            </w:r>
+            <w:r>
+              <w:rPr>
+                <w:noProof/>
+                <w:webHidden/>
+              </w:rPr>
+            </w:r>
+            <w:r>
+              <w:rPr>
+                <w:noProof/>
+                <w:webHidden/>
+              </w:rPr>
+              <w:fldChar w:fldCharType="separate"/>
+            </w:r>
+            <w:r>
+              <w:rPr>
+                <w:noProof/>
+                <w:webHidden/>
+              </w:rPr>
+              <w:t>34</w:t>
+            </w:r>
+            <w:r>
+              <w:rPr>
+                <w:noProof/>
+                <w:webHidden/>
+              </w:rPr>
+              <w:fldChar w:fldCharType="end"/>
+            </w:r>
+          </w:hyperlink>
+        </w:p>
+        <w:p>
+          <w:pPr>
+            <w:pStyle w:val="TOC3"/>
+            <w:tabs>
+              <w:tab w:val="right" w:leader="dot" w:pos="9345"/>
+            </w:tabs>
+            <w:rPr>
+              <w:noProof/>
+            </w:rPr>
+          </w:pPr>
+          <w:hyperlink w:anchor="_Toc241968405" w:history="1">
+            <w:r>
+              <w:rPr>
+                <w:rStyle w:val="Hyperlink"/>
+                <w:noProof/>
+                <w:lang w:val="ru-RU"/>
+              </w:rPr>
+              <w:t>4.2.3 Распределение функций между участниками</w:t>
+            </w:r>
+            <w:r>
+              <w:rPr>
+                <w:noProof/>
+                <w:webHidden/>
+              </w:rPr>
+              <w:tab/>
+            </w:r>
+            <w:r>
+              <w:rPr>
+                <w:noProof/>
+                <w:webHidden/>
+              </w:rPr>
+              <w:fldChar w:fldCharType="begin"/>
+            </w:r>
+            <w:r>
+              <w:rPr>
+                <w:noProof/>
+                <w:webHidden/>
+              </w:rPr>
+              <w:instrText xml:space="preserve"> PAGEREF _Toc241968405 \h </w:instrText>
+            </w:r>
+            <w:r>
+              <w:rPr>
+                <w:noProof/>
+                <w:webHidden/>
+              </w:rPr>
+            </w:r>
+            <w:r>
+              <w:rPr>
+                <w:noProof/>
+                <w:webHidden/>
+              </w:rPr>
+              <w:fldChar w:fldCharType="separate"/>
+            </w:r>
+            <w:r>
+              <w:rPr>
+                <w:noProof/>
+                <w:webHidden/>
+              </w:rPr>
+              <w:t>35</w:t>
+            </w:r>
+            <w:r>
+              <w:rPr>
+                <w:noProof/>
+                <w:webHidden/>
+              </w:rPr>
+              <w:fldChar w:fldCharType="end"/>
+            </w:r>
+          </w:hyperlink>
+        </w:p>
+        <w:p>
+          <w:pPr>
+            <w:pStyle w:val="TOC2"/>
+            <w:tabs>
+              <w:tab w:val="right" w:leader="dot" w:pos="9345"/>
+            </w:tabs>
+            <w:rPr>
+              <w:rFonts w:asciiTheme="minorHAnsi" w:eastAsiaTheme="minorEastAsia" w:hAnsiTheme="minorHAnsi" w:cstheme="minorBidi"/>
+              <w:noProof/>
+              <w:sz w:val="22"/>
+              <w:lang w:val="ru-RU" w:eastAsia="ru-RU"/>
+            </w:rPr>
+          </w:pPr>
+          <w:hyperlink w:anchor="_Toc241968406" w:history="1">
+            <w:r>
+              <w:rPr>
+                <w:rStyle w:val="Hyperlink"/>
+                <w:noProof/>
+                <w:lang w:val="ru-RU"/>
+              </w:rPr>
+              <w:t>4.3 Надёжность и эксплуатационные границы</w:t>
+            </w:r>
+            <w:r>
+              <w:rPr>
+                <w:noProof/>
+                <w:webHidden/>
+              </w:rPr>
+              <w:tab/>
+            </w:r>
+            <w:r>
+              <w:rPr>
+                <w:noProof/>
+                <w:webHidden/>
+              </w:rPr>
+              <w:fldChar w:fldCharType="begin"/>
+            </w:r>
+            <w:r>
+              <w:rPr>
+                <w:noProof/>
+                <w:webHidden/>
+              </w:rPr>
+              <w:instrText xml:space="preserve"> PAGEREF _Toc241968406 \h </w:instrText>
+            </w:r>
+            <w:r>
+              <w:rPr>
+                <w:noProof/>
+                <w:webHidden/>
+              </w:rPr>
+            </w:r>
+            <w:r>
+              <w:rPr>
+                <w:noProof/>
+                <w:webHidden/>
+              </w:rPr>
+              <w:fldChar w:fldCharType="separate"/>
+            </w:r>
+            <w:r>
+              <w:rPr>
+                <w:noProof/>
+                <w:webHidden/>
+              </w:rPr>
+              <w:t>35</w:t>
+            </w:r>
+            <w:r>
+              <w:rPr>
+                <w:noProof/>
+                <w:webHidden/>
+              </w:rPr>
+              <w:fldChar w:fldCharType="end"/>
+            </w:r>
+          </w:hyperlink>
+        </w:p>
+        <w:p>
+          <w:pPr>
+            <w:pStyle w:val="TOC2"/>
+            <w:tabs>
+              <w:tab w:val="right" w:leader="dot" w:pos="9345"/>
+            </w:tabs>
+            <w:rPr>
+              <w:rFonts w:asciiTheme="minorHAnsi" w:eastAsiaTheme="minorEastAsia" w:hAnsiTheme="minorHAnsi" w:cstheme="minorBidi"/>
+              <w:noProof/>
+              <w:sz w:val="22"/>
+              <w:lang w:val="ru-RU" w:eastAsia="ru-RU"/>
+            </w:rPr>
+          </w:pPr>
+          <w:hyperlink w:anchor="_Toc241968407" w:history="1">
+            <w:r>
+              <w:rPr>
+                <w:rStyle w:val="Hyperlink"/>
+                <w:noProof/>
+                <w:lang w:val="ru-RU"/>
+              </w:rPr>
+              <w:t>4.4 Заключение и выводы</w:t>
+            </w:r>
+            <w:r>
+              <w:rPr>
+                <w:noProof/>
+                <w:webHidden/>
+              </w:rPr>
+              <w:tab/>
+            </w:r>
+            <w:r>
+              <w:rPr>
+                <w:noProof/>
+                <w:webHidden/>
+              </w:rPr>
+              <w:fldChar w:fldCharType="begin"/>
+            </w:r>
+            <w:r>
+              <w:rPr>
+                <w:noProof/>
+                <w:webHidden/>
+              </w:rPr>
+              <w:instrText xml:space="preserve"> PAGEREF _Toc241968407 \h </w:instrText>
+            </w:r>
+            <w:r>
+              <w:rPr>
+                <w:noProof/>
+                <w:webHidden/>
+              </w:rPr>
+            </w:r>
+            <w:r>
+              <w:rPr>
+                <w:noProof/>
+                <w:webHidden/>
+              </w:rPr>
+              <w:fldChar w:fldCharType="separate"/>
+            </w:r>
+            <w:r>
+              <w:rPr>
+                <w:noProof/>
+                <w:webHidden/>
+              </w:rPr>
+              <w:t>36</w:t>
+            </w:r>
+            <w:r>
+              <w:rPr>
+                <w:noProof/>
+                <w:webHidden/>
+              </w:rPr>
+              <w:fldChar w:fldCharType="end"/>
+            </w:r>
+          </w:hyperlink>
+        </w:p>
+        <w:p>
+          <w:pPr>
+            <w:pStyle w:val="TOC1"/>
+            <w:tabs>
+              <w:tab w:val="right" w:leader="dot" w:pos="9345"/>
+            </w:tabs>
+            <w:rPr>
+              <w:rFonts w:asciiTheme="minorHAnsi" w:eastAsiaTheme="minorEastAsia" w:hAnsiTheme="minorHAnsi" w:cstheme="minorBidi"/>
+              <w:noProof/>
+              <w:sz w:val="22"/>
+              <w:lang w:val="ru-RU" w:eastAsia="ru-RU"/>
+            </w:rPr>
+          </w:pPr>
+          <w:hyperlink w:anchor="_Toc241968408" w:history="1">
+            <w:r>
+              <w:rPr>
+                <w:rStyle w:val="Hyperlink"/>
+                <w:noProof/>
+                <w:lang w:val="ru-RU"/>
+              </w:rPr>
+              <w:t>5 Роли и защита ЛР №1</w:t>
+            </w:r>
+            <w:r>
+              <w:rPr>
+                <w:noProof/>
+                <w:webHidden/>
+              </w:rPr>
+              <w:tab/>
+            </w:r>
+            <w:r>
+              <w:rPr>
+                <w:noProof/>
+                <w:webHidden/>
+              </w:rPr>
+              <w:fldChar w:fldCharType="begin"/>
+            </w:r>
+            <w:r>
+              <w:rPr>
+                <w:noProof/>
+                <w:webHidden/>
+              </w:rPr>
+              <w:instrText xml:space="preserve"> PAGEREF _Toc241968408 \h </w:instrText>
+            </w:r>
+            <w:r>
+              <w:rPr>
+                <w:noProof/>
+                <w:webHidden/>
+              </w:rPr>
+            </w:r>
+            <w:r>
+              <w:rPr>
+                <w:noProof/>
+                <w:webHidden/>
+              </w:rPr>
+              <w:fldChar w:fldCharType="separate"/>
+            </w:r>
+            <w:r>
+              <w:rPr>
+                <w:noProof/>
+                <w:webHidden/>
+              </w:rPr>
+              <w:t>37</w:t>
+            </w:r>
+            <w:r>
+              <w:rPr>
+                <w:noProof/>
+                <w:webHidden/>
+              </w:rPr>
+              <w:fldChar w:fldCharType="end"/>
+            </w:r>
+          </w:hyperlink>
+        </w:p>
+        <w:p>
+          <w:pPr>
+            <w:pStyle w:val="TOC1"/>
+            <w:tabs>
+              <w:tab w:val="right" w:leader="dot" w:pos="9345"/>
+            </w:tabs>
+            <w:rPr>
+              <w:rFonts w:asciiTheme="minorHAnsi" w:eastAsiaTheme="minorEastAsia" w:hAnsiTheme="minorHAnsi" w:cstheme="minorBidi"/>
+              <w:noProof/>
+              <w:sz w:val="22"/>
+              <w:lang w:val="ru-RU" w:eastAsia="ru-RU"/>
+            </w:rPr>
+          </w:pPr>
+          <w:hyperlink w:anchor="_Toc241968409" w:history="1">
+            <w:r>
+              <w:rPr>
+                <w:rStyle w:val="Hyperlink"/>
+                <w:noProof/>
+                <w:lang w:val="ru-RU"/>
+              </w:rPr>
+              <w:t>ЗАКЛЮЧЕНИЕ</w:t>
+            </w:r>
+            <w:r>
+              <w:rPr>
+                <w:noProof/>
+                <w:webHidden/>
+              </w:rPr>
+              <w:tab/>
+            </w:r>
+            <w:r>
+              <w:rPr>
+                <w:noProof/>
+                <w:webHidden/>
+              </w:rPr>
+              <w:fldChar w:fldCharType="begin"/>
+            </w:r>
+            <w:r>
+              <w:rPr>
+                <w:noProof/>
+                <w:webHidden/>
+              </w:rPr>
+              <w:instrText xml:space="preserve"> PAGEREF _Toc241968409 \h </w:instrText>
+            </w:r>
+            <w:r>
+              <w:rPr>
+                <w:noProof/>
+                <w:webHidden/>
+              </w:rPr>
+            </w:r>
+            <w:r>
+              <w:rPr>
+                <w:noProof/>
+                <w:webHidden/>
+              </w:rPr>
+              <w:fldChar w:fldCharType="separate"/>
+            </w:r>
+            <w:r>
+              <w:rPr>
+                <w:noProof/>
+                <w:webHidden/>
+              </w:rPr>
+              <w:t>38</w:t>
+            </w:r>
+            <w:r>
+              <w:rPr>
+                <w:noProof/>
+                <w:webHidden/>
+              </w:rPr>
+              <w:fldChar w:fldCharType="end"/>
+            </w:r>
+          </w:hyperlink>
+        </w:p>
+        <w:p>
+          <w:pPr>
+            <w:pStyle w:val="TOC1"/>
+            <w:tabs>
+              <w:tab w:val="right" w:leader="dot" w:pos="9345"/>
+            </w:tabs>
+            <w:rPr>
+              <w:rFonts w:asciiTheme="minorHAnsi" w:eastAsiaTheme="minorEastAsia" w:hAnsiTheme="minorHAnsi" w:cstheme="minorBidi"/>
+              <w:noProof/>
+              <w:sz w:val="22"/>
+              <w:lang w:val="ru-RU" w:eastAsia="ru-RU"/>
+            </w:rPr>
+          </w:pPr>
+          <w:hyperlink w:anchor="_Toc241968410" w:history="1">
+            <w:r>
+              <w:rPr>
+                <w:rStyle w:val="Hyperlink"/>
+                <w:noProof/>
+                <w:lang w:val="ru-RU"/>
+              </w:rPr>
+              <w:t>СПИСОК ИСПОЛЬЗОВАННЫХ ИСТОЧНИКОВ</w:t>
+            </w:r>
+            <w:r>
+              <w:rPr>
+                <w:noProof/>
+                <w:webHidden/>
+              </w:rPr>
+              <w:tab/>
+            </w:r>
+            <w:r>
+              <w:rPr>
+                <w:noProof/>
+                <w:webHidden/>
+              </w:rPr>
+              <w:fldChar w:fldCharType="begin"/>
+            </w:r>
+            <w:r>
+              <w:rPr>
+                <w:noProof/>
+                <w:webHidden/>
+              </w:rPr>
+              <w:instrText xml:space="preserve"> PAGEREF _Toc241968410 \h </w:instrText>
+            </w:r>
+            <w:r>
+              <w:rPr>
+                <w:noProof/>
+                <w:webHidden/>
+              </w:rPr>
+            </w:r>
+            <w:r>
+              <w:rPr>
+                <w:noProof/>
+                <w:webHidden/>
+              </w:rPr>
+              <w:fldChar w:fldCharType="separate"/>
+            </w:r>
+            <w:r>
+              <w:rPr>
+                <w:noProof/>
+                <w:webHidden/>
+              </w:rPr>
+              <w:t>39</w:t>
+            </w:r>
+            <w:r>
+              <w:rPr>
+                <w:noProof/>
+                <w:webHidden/>
+              </w:rPr>
+              <w:fldChar w:fldCharType="end"/>
+            </w:r>
+          </w:hyperlink>
+        </w:p>
+        <w:p>
+          <w:r>
+            <w:rPr>
+              <w:b/>
+              <w:bCs/>
+              <w:noProof/>
+            </w:rPr>
+            <w:fldChar w:fldCharType="end"/>
+          </w:r>
+        </w:p>
+      </w:sdtContent>
+    </w:sdt>
+    <w:p>
+      <w:pPr>
+        <w:rPr>
+          <w:lang w:val="ru-RU"/>
+        </w:rPr>
+      </w:pPr>
+    </w:p>
+    <w:p>
+      <w:pPr>
+        <w:pStyle w:val="Heading1"/>
+        <w:rPr>
+          <w:lang w:val="ru-RU"/>
+        </w:rPr>
+      </w:pPr>
+      <w:bookmarkStart w:id="1" w:name="_Toc241968370"/>
+      <w:r>
+        <w:rPr>
+          <w:lang w:val="ru-RU"/>
+        </w:rPr>
+        <w:t>ЗАДАНИЕ</w:t>
+      </w:r>
+      <w:bookmarkEnd w:id="0"/>
+      <w:bookmarkEnd w:id="1"/>
+    </w:p>
+    <w:p>
+      <w:pPr>
+        <w:rPr>
+          <w:lang w:val="ru-RU"/>
+        </w:rPr>
+      </w:pPr>
+      <w:r>
+        <w:rPr>
+          <w:lang w:val="ru-RU"/>
+        </w:rPr>
+        <w:t>Разработка спецификации требований в соответствии с вариантом</w:t>
+      </w:r>
+    </w:p>
+    <w:p>
+      <w:pPr>
+        <w:rPr>
+          <w:lang w:val="ru-RU"/>
+        </w:rPr>
+      </w:pPr>
+      <w:r>
+        <w:rPr>
+          <w:lang w:val="ru-RU"/>
+        </w:rPr>
+        <w:t>задания. Формализация ограничений и бизнес-правил предметной области.</w:t>
+      </w:r>
+    </w:p>
+    <w:p>
+      <w:pPr>
+        <w:rPr>
+          <w:lang w:val="ru-RU"/>
+        </w:rPr>
+      </w:pPr>
+      <w:r>
+        <w:rPr>
+          <w:lang w:val="ru-RU"/>
+        </w:rPr>
+        <w:t>Моделирование предметной области и архитектуры программного</w:t>
+      </w:r>
+    </w:p>
+    <w:p>
+      <w:pPr>
+        <w:rPr>
+          <w:lang w:val="ru-RU"/>
+        </w:rPr>
+      </w:pPr>
+      <w:r>
+        <w:rPr>
+          <w:lang w:val="ru-RU"/>
+        </w:rPr>
+        <w:t>обеспечения с использованием нотаций UML, BPMN, ER-диаграмм и других</w:t>
+      </w:r>
+    </w:p>
+    <w:p>
+      <w:pPr>
+        <w:rPr>
+          <w:lang w:val="ru-RU"/>
+        </w:rPr>
+      </w:pPr>
+      <w:r>
+        <w:rPr>
+          <w:lang w:val="ru-RU"/>
+        </w:rPr>
+        <w:t>языков моделирования по необходимости и согласованию с преподавателем.</w:t>
+      </w:r>
+    </w:p>
+    <w:p>
+      <w:pPr>
+        <w:rPr>
+          <w:lang w:val="ru-RU"/>
+        </w:rPr>
+      </w:pPr>
+      <w:r>
+        <w:t>Выполнение индивидуального раздела лабораторной работы в роли: «Системный аналитик».</w:t>
+      </w:r>
+    </w:p>
+    <w:p>
+      <w:pPr>
+        <w:rPr>
+          <w:lang w:val="ru-RU"/>
+        </w:rPr>
+      </w:pPr>
+      <w:r>
+        <w:rPr>
+          <w:lang w:val="ru-RU"/>
+        </w:rPr>
+        <w:t>взаимодействие в группе из трех человек в ролях: «Специалист по научноисследовательским и опытно-конструкторским разработкам», «Системный</w:t>
+      </w:r>
+    </w:p>
+    <w:p>
+      <w:pPr>
+        <w:rPr>
+          <w:lang w:val="ru-RU"/>
+        </w:rPr>
+      </w:pPr>
+      <w:r/>
     </w:p>
     <w:p>
       <w:pPr>
@@ -1207,13 +4277,16 @@
           <w:lang w:val="ru-RU"/>
         </w:rPr>
       </w:pPr>
-      <w:r>
-        <w:rPr>
-          <w:lang w:val="ru-RU"/>
-        </w:rPr>
-        <w:lastRenderedPageBreak/>
+      <w:bookmarkStart w:id="2" w:name="_Toc241960232"/>
+      <w:bookmarkStart w:id="3" w:name="_Toc241968371"/>
+      <w:r>
+        <w:rPr>
+          <w:lang w:val="ru-RU"/>
+        </w:rPr>
         <w:t>ВВЕДЕНИЕ</w:t>
       </w:r>
+      <w:bookmarkEnd w:id="2"/>
+      <w:bookmarkEnd w:id="3"/>
     </w:p>
     <w:p>
       <w:pPr>
@@ -1225,7 +4298,7 @@
         <w:rPr>
           <w:lang w:val="ru-RU"/>
         </w:rPr>
-        <w:t>Настоящий отчет посвящен этапу системного анализа и моделирования предметной области информационной системы супермаркета по варианту 36 в рамках лабораторной работы № 1 по курсу «Основы программной инженерии».</w:t>
+        <w:t>Работа посвящена требованиям и проектированию информационной системы супермаркета по варианту 36. Концепция, ограничения, модели и архитектура задают проверяемый контракт будущей реализации. Исполняемый прикладной код на этом этапе не разрабатывается.</w:t>
       </w:r>
     </w:p>
     <w:p>
@@ -1238,271 +4311,18 @@
         <w:rPr>
           <w:lang w:val="ru-RU"/>
         </w:rPr>
-        <w:t>Целью работы системного аналитика является построение строгой, непротиворечивой и проверяемой модели предметной области, которая формализует сценарии взаимодействия пользователей с системой, отражает состав и структуру сущностей, фиксирует сквозные бизнес-процессы и динамику жизненного цикла ключевых информационных объектов.</w:t>
-      </w:r>
-    </w:p>
-    <w:p>
-      <w:pPr>
-        <w:rPr>
-          <w:lang w:val="ru-RU"/>
-        </w:rPr>
-      </w:pPr>
-      <w:r>
-        <w:rPr>
-          <w:lang w:val="ru-RU"/>
-        </w:rPr>
-        <w:t xml:space="preserve">Построенные модели служат прямым контрактом для архитектурного проектирования и последующей программной реализации, обеспечивая согласованность понятийного аппарата и ограничений бизнес-логики. На данном этапе прикладной исходный код не разрабатывается; проектирование выполняется с применением общепринятых международных стандартов и нотаций: </w:t>
-      </w:r>
-      <w:r>
-        <w:t>UML</w:t>
-      </w:r>
-      <w:r>
-        <w:rPr>
-          <w:lang w:val="ru-RU"/>
-        </w:rPr>
-        <w:t xml:space="preserve"> 2.5.1, </w:t>
-      </w:r>
-      <w:r>
-        <w:t>BPMN</w:t>
-      </w:r>
-      <w:r>
-        <w:rPr>
-          <w:lang w:val="ru-RU"/>
-        </w:rPr>
-        <w:t xml:space="preserve"> 2.0.2 и реляционной модели данных.</w:t>
-      </w:r>
-    </w:p>
-    <w:p>
-      <w:pPr>
-        <w:rPr>
-          <w:lang w:val="ru-RU"/>
-        </w:rPr>
-      </w:pPr>
-      <w:r>
-        <w:rPr>
-          <w:lang w:val="ru-RU"/>
-        </w:rPr>
-        <w:t xml:space="preserve">Нормативной основой выполнения работы являются методические указания кафедры № 43 ГУАП [1], стандарты ГОСТ 2.105-2019, ГОСТ 7.32-2017 [2, 3], спецификации </w:t>
-      </w:r>
-      <w:r>
-        <w:t>OMG</w:t>
-      </w:r>
-      <w:r>
-        <w:rPr>
-          <w:lang w:val="ru-RU"/>
-        </w:rPr>
-        <w:t xml:space="preserve"> </w:t>
-      </w:r>
-      <w:r>
-        <w:t>UML</w:t>
-      </w:r>
-      <w:r>
-        <w:rPr>
-          <w:lang w:val="ru-RU"/>
-        </w:rPr>
-        <w:t xml:space="preserve"> 2.5.1 [4] и </w:t>
-      </w:r>
-      <w:r>
-        <w:t>BPMN</w:t>
-      </w:r>
-      <w:r>
-        <w:rPr>
-          <w:lang w:val="ru-RU"/>
-        </w:rPr>
-        <w:t xml:space="preserve"> 2.0.2 [5].</w:t>
+        <w:t>Основание выполнения — соответствующая методичка [1]. Порядок оформления сверяется с нормативной документацией ГУАП [2].</w:t>
       </w:r>
     </w:p>
     <w:p>
       <w:pPr>
         <w:pStyle w:val="Heading1"/>
-        <w:jc w:val="left"/>
         <w:rPr>
           <w:lang w:val="ru-RU"/>
         </w:rPr>
       </w:pPr>
       <w:r>
-        <w:rPr>
-          <w:lang w:val="ru-RU"/>
-        </w:rPr>
-        <w:t>1 К</w:t>
-      </w:r>
-      <w:r>
-        <w:rPr>
-          <w:lang w:val="ru-RU"/>
-        </w:rPr>
-        <w:t>онцепция и границы предметной области</w:t>
-      </w:r>
-    </w:p>
-    <w:p>
-      <w:pPr>
-        <w:rPr>
-          <w:lang w:val="ru-RU"/>
-        </w:rPr>
-      </w:pPr>
-      <w:r>
-        <w:rPr>
-          <w:lang w:val="ru-RU"/>
-        </w:rPr>
-        <w:t>Предметом автоматизации является розничный супермаркет с общим каталогом товаров, единым складом учета остатков, несколькими рабочими местами кассиров и рабочим местом товароведа (менеджера).</w:t>
-      </w:r>
-    </w:p>
-    <w:p>
-      <w:pPr>
-        <w:rPr>
-          <w:lang w:val="ru-RU"/>
-        </w:rPr>
-      </w:pPr>
-      <w:r>
-        <w:rPr>
-          <w:lang w:val="ru-RU"/>
-        </w:rPr>
-        <w:t>В рамках системного анализа выделены следующие ключевые внутренние акторы системы:</w:t>
-      </w:r>
-    </w:p>
-    <w:p>
-      <w:pPr>
-        <w:rPr>
-          <w:lang w:val="ru-RU"/>
-        </w:rPr>
-      </w:pPr>
-      <w:r>
-        <w:rPr>
-          <w:lang w:val="ru-RU"/>
-        </w:rPr>
-        <w:t>— Менеджер (товаровед) — осуществляет ведение карточек товаров, установку розничных цен, регистрацию поступления партий товаров и корректировку складских остатков;</w:t>
-      </w:r>
-    </w:p>
-    <w:p>
-      <w:pPr>
-        <w:rPr>
-          <w:lang w:val="ru-RU"/>
-        </w:rPr>
-      </w:pPr>
-      <w:r>
-        <w:rPr>
-          <w:lang w:val="ru-RU"/>
-        </w:rPr>
-        <w:t xml:space="preserve">— Кассир — осуществляет быстрый поиск товара по наименованию или полному штрихкоду </w:t>
-      </w:r>
-      <w:r>
-        <w:t>EAN</w:t>
-      </w:r>
-      <w:r>
-        <w:rPr>
-          <w:lang w:val="ru-RU"/>
-        </w:rPr>
-        <w:t>-13, формирует черновик кассового чека, фиксирует внесение оплаты наличными и завершает продажу;</w:t>
-      </w:r>
-    </w:p>
-    <w:p>
-      <w:pPr>
-        <w:rPr>
-          <w:lang w:val="ru-RU"/>
-        </w:rPr>
-      </w:pPr>
-      <w:r>
-        <w:rPr>
-          <w:lang w:val="ru-RU"/>
-        </w:rPr>
-        <w:t>— Аудитор — просматривает каталог продукции и полную историю закрытых кассовых чеков без права модификации данных;</w:t>
-      </w:r>
-    </w:p>
-    <w:p>
-      <w:pPr>
-        <w:rPr>
-          <w:lang w:val="ru-RU"/>
-        </w:rPr>
-      </w:pPr>
-      <w:r>
-        <w:rPr>
-          <w:lang w:val="ru-RU"/>
-        </w:rPr>
-        <w:t>— Администратор БД — обслуживает инфраструктурные параметры хранилища данных, учетные записи СУБД и регламент создания резервных копий.</w:t>
-      </w:r>
-    </w:p>
-    <w:p>
-      <w:pPr>
-        <w:rPr>
-          <w:lang w:val="ru-RU"/>
-        </w:rPr>
-      </w:pPr>
-      <w:r>
-        <w:rPr>
-          <w:lang w:val="ru-RU"/>
-        </w:rPr>
-        <w:t>Покупатель выступает участником физического торгового процесса, однако не имеет прямого доступа к интерфейсам системы; взаимодействие покупателя с системой опосредовано действиями кассира.</w:t>
-      </w:r>
-    </w:p>
-    <w:p>
-      <w:pPr>
-        <w:rPr>
-          <w:lang w:val="ru-RU"/>
-        </w:rPr>
-      </w:pPr>
-      <w:r>
-        <w:rPr>
-          <w:lang w:val="ru-RU"/>
-        </w:rPr>
-        <w:t>Границы первой версии системы (</w:t>
-      </w:r>
-      <w:r>
-        <w:t>v</w:t>
-      </w:r>
-      <w:r>
-        <w:rPr>
-          <w:lang w:val="ru-RU"/>
-        </w:rPr>
-        <w:t>1.0) ограничиваются локальным контуром розничного супермаркета: внешние банковские платежные терминалы и государственные фискальные накопители исключены из учебной реализации и моделируются в рамках внутренних проверок с фиксацией электронного учебного чека.</w:t>
-      </w:r>
-    </w:p>
-    <w:p>
-      <w:pPr>
-        <w:pStyle w:val="Heading1"/>
-        <w:jc w:val="left"/>
-        <w:rPr>
-          <w:lang w:val="ru-RU"/>
-        </w:rPr>
-      </w:pPr>
-      <w:r>
-        <w:rPr>
-          <w:lang w:val="ru-RU"/>
-        </w:rPr>
-        <w:t>2 М</w:t>
-      </w:r>
-      <w:r>
-        <w:rPr>
-          <w:lang w:val="ru-RU"/>
-        </w:rPr>
-        <w:t>оделирование вариантов использования (</w:t>
-      </w:r>
-      <w:proofErr w:type="spellStart"/>
-      <w:r>
-        <w:t>uml</w:t>
-      </w:r>
-      <w:proofErr w:type="spellEnd"/>
-      <w:r>
-        <w:rPr>
-          <w:lang w:val="ru-RU"/>
-        </w:rPr>
-        <w:t xml:space="preserve"> </w:t>
-      </w:r>
-      <w:r>
-        <w:t>use</w:t>
-      </w:r>
-      <w:r>
-        <w:rPr>
-          <w:lang w:val="ru-RU"/>
-        </w:rPr>
-        <w:t xml:space="preserve"> </w:t>
-      </w:r>
-      <w:r>
-        <w:t>case</w:t>
-      </w:r>
-      <w:r>
-        <w:rPr>
-          <w:lang w:val="ru-RU"/>
-        </w:rPr>
-        <w:t>)</w:t>
+        <w:t>1 Модель предметной области</w:t>
       </w:r>
     </w:p>
     <w:p>
@@ -1513,59 +4333,23 @@
         </w:rPr>
       </w:pPr>
       <w:r>
-        <w:rPr>
-          <w:lang w:val="ru-RU"/>
-        </w:rPr>
-        <w:t>2.1 Диаграмма вариантов использования</w:t>
-      </w:r>
-    </w:p>
-    <w:p>
-      <w:pPr>
-        <w:rPr>
-          <w:lang w:val="ru-RU"/>
-        </w:rPr>
-      </w:pPr>
-      <w:r>
-        <w:rPr>
-          <w:lang w:val="ru-RU"/>
-        </w:rPr>
-        <w:t xml:space="preserve">Диаграмма вариантов использования построена в соответствии со спецификацией </w:t>
-      </w:r>
-      <w:r>
-        <w:t>OMG</w:t>
-      </w:r>
-      <w:r>
-        <w:rPr>
-          <w:lang w:val="ru-RU"/>
-        </w:rPr>
-        <w:t xml:space="preserve"> </w:t>
-      </w:r>
-      <w:r>
-        <w:t>UML</w:t>
-      </w:r>
-      <w:r>
-        <w:rPr>
-          <w:lang w:val="ru-RU"/>
-        </w:rPr>
-        <w:t xml:space="preserve"> 2.5.1. Чтобы избежать избыточных связей, обобщенный актор «Сотрудник» объединяет базовые роли кассира, менеджера и аудитора, в то время как «Администратор БД» выделен в самостоятельный актор технического контура.</w:t>
+        <w:t>1.1 Диаграмма вариантов использования</w:t>
       </w:r>
     </w:p>
     <w:p>
       <w:pPr>
         <w:keepNext/>
-        <w:spacing w:before="200" w:after="80"/>
-        <w:ind w:firstLine="0"/>
-        <w:jc w:val="center"/>
       </w:pPr>
       <w:r>
         <w:rPr>
           <w:noProof/>
+          <w:lang w:val="ru-RU"/>
         </w:rPr>
         <w:drawing>
-          <wp:inline distT="0" distB="0" distL="0" distR="0" wp14:anchorId="6488D049" wp14:editId="6FAB7EC5">
-            <wp:extent cx="5303520" cy="6007810"/>
-            <wp:effectExtent l="0" t="0" r="0" b="0"/>
-            <wp:docPr id="1" name="Picture 1"/>
+          <wp:inline distT="0" distB="0" distL="0" distR="0" wp14:anchorId="64B29309" wp14:editId="1564B8F9">
+            <wp:extent cx="5940425" cy="6729095"/>
+            <wp:effectExtent l="0" t="0" r="3175" b="0"/>
+            <wp:docPr id="13" name="Graphic 13"/>
             <wp:cNvGraphicFramePr>
               <a:graphicFrameLocks xmlns:a="http://schemas.openxmlformats.org/drawingml/2006/main" noChangeAspect="1"/>
             </wp:cNvGraphicFramePr>
@@ -1573,11 +4357,17 @@
               <a:graphicData uri="http://schemas.openxmlformats.org/drawingml/2006/picture">
                 <pic:pic xmlns:pic="http://schemas.openxmlformats.org/drawingml/2006/picture">
                   <pic:nvPicPr>
-                    <pic:cNvPr id="0" name="image3.png"/>
+                    <pic:cNvPr id="1" name=""/>
                     <pic:cNvPicPr/>
                   </pic:nvPicPr>
                   <pic:blipFill>
-                    <a:blip r:embed="rId8"/>
+                    <a:blip r:embed="rId10">
+                      <a:extLst>
+                        <a:ext uri="{96DAC541-7B7A-43D3-8B79-37D633B846F1}">
+                          <asvg:svgBlip xmlns:asvg="http://schemas.microsoft.com/office/drawing/2016/SVG/main" r:embed="rId11"/>
+                        </a:ext>
+                      </a:extLst>
+                    </a:blip>
                     <a:stretch>
                       <a:fillRect/>
                     </a:stretch>
@@ -1585,7 +4375,7 @@
                   <pic:spPr>
                     <a:xfrm>
                       <a:off x="0" y="0"/>
-                      <a:ext cx="5303520" cy="6007810"/>
+                      <a:ext cx="5940425" cy="6729095"/>
                     </a:xfrm>
                     <a:prstGeom prst="rect">
                       <a:avLst/>
@@ -1600,65 +4390,288 @@
     </w:p>
     <w:p>
       <w:pPr>
-        <w:spacing w:before="80" w:after="240"/>
-        <w:ind w:firstLine="0"/>
+        <w:pStyle w:val="Caption"/>
         <w:jc w:val="center"/>
         <w:rPr>
+          <w:b w:val="0"/>
+          <w:bCs w:val="0"/>
+          <w:color w:val="000000" w:themeColor="text1"/>
           <w:lang w:val="ru-RU"/>
         </w:rPr>
       </w:pPr>
       <w:r>
         <w:rPr>
-          <w:i/>
-          <w:sz w:val="24"/>
-          <w:lang w:val="ru-RU"/>
-        </w:rPr>
-        <w:t>Рисунок 1 — Диаграмма вариантов использования (</w:t>
-      </w:r>
-      <w:r>
-        <w:rPr>
-          <w:i/>
-          <w:sz w:val="24"/>
-        </w:rPr>
+          <w:b w:val="0"/>
+          <w:bCs w:val="0"/>
+          <w:color w:val="000000" w:themeColor="text1"/>
+          <w:lang w:val="ru-RU"/>
+        </w:rPr>
+        <w:t xml:space="preserve">Рисунок </w:t>
+      </w:r>
+      <w:r>
+        <w:rPr>
+          <w:b w:val="0"/>
+          <w:bCs w:val="0"/>
+          <w:color w:val="000000" w:themeColor="text1"/>
+        </w:rPr>
+        <w:fldChar w:fldCharType="begin"/>
+      </w:r>
+      <w:r>
+        <w:rPr>
+          <w:b w:val="0"/>
+          <w:bCs w:val="0"/>
+          <w:color w:val="000000" w:themeColor="text1"/>
+          <w:lang w:val="ru-RU"/>
+        </w:rPr>
+        <w:instrText xml:space="preserve"> </w:instrText>
+      </w:r>
+      <w:r>
+        <w:rPr>
+          <w:b w:val="0"/>
+          <w:bCs w:val="0"/>
+          <w:color w:val="000000" w:themeColor="text1"/>
+        </w:rPr>
+        <w:instrText>SEQ</w:instrText>
+      </w:r>
+      <w:r>
+        <w:rPr>
+          <w:b w:val="0"/>
+          <w:bCs w:val="0"/>
+          <w:color w:val="000000" w:themeColor="text1"/>
+          <w:lang w:val="ru-RU"/>
+        </w:rPr>
+        <w:instrText xml:space="preserve"> Рисунок \* </w:instrText>
+      </w:r>
+      <w:r>
+        <w:rPr>
+          <w:b w:val="0"/>
+          <w:bCs w:val="0"/>
+          <w:color w:val="000000" w:themeColor="text1"/>
+        </w:rPr>
+        <w:instrText>ARABIC</w:instrText>
+      </w:r>
+      <w:r>
+        <w:rPr>
+          <w:b w:val="0"/>
+          <w:bCs w:val="0"/>
+          <w:color w:val="000000" w:themeColor="text1"/>
+          <w:lang w:val="ru-RU"/>
+        </w:rPr>
+        <w:instrText xml:space="preserve"> </w:instrText>
+      </w:r>
+      <w:r>
+        <w:rPr>
+          <w:b w:val="0"/>
+          <w:bCs w:val="0"/>
+          <w:color w:val="000000" w:themeColor="text1"/>
+        </w:rPr>
+        <w:fldChar w:fldCharType="separate"/>
+      </w:r>
+      <w:r>
+        <w:rPr>
+          <w:b w:val="0"/>
+          <w:bCs w:val="0"/>
+          <w:noProof/>
+          <w:color w:val="000000" w:themeColor="text1"/>
+          <w:lang w:val="ru-RU"/>
+        </w:rPr>
+        <w:t>2</w:t>
+      </w:r>
+      <w:r>
+        <w:rPr>
+          <w:b w:val="0"/>
+          <w:bCs w:val="0"/>
+          <w:color w:val="000000" w:themeColor="text1"/>
+        </w:rPr>
+        <w:fldChar w:fldCharType="end"/>
+      </w:r>
+      <w:r>
+        <w:rPr>
+          <w:b w:val="0"/>
+          <w:bCs w:val="0"/>
+          <w:color w:val="000000" w:themeColor="text1"/>
+          <w:lang w:val="ru-RU"/>
+        </w:rPr>
+        <w:t xml:space="preserve"> — диаграмма </w:t>
+      </w:r>
+      <w:r>
+        <w:rPr>
+          <w:b w:val="0"/>
+          <w:bCs w:val="0"/>
+          <w:color w:val="000000" w:themeColor="text1"/>
+        </w:rPr>
+        <w:t>use</w:t>
+      </w:r>
+      <w:r>
+        <w:rPr>
+          <w:b w:val="0"/>
+          <w:bCs w:val="0"/>
+          <w:color w:val="000000" w:themeColor="text1"/>
+          <w:lang w:val="ru-RU"/>
+        </w:rPr>
+        <w:t xml:space="preserve"> </w:t>
+      </w:r>
+      <w:r>
+        <w:rPr>
+          <w:b w:val="0"/>
+          <w:bCs w:val="0"/>
+          <w:color w:val="000000" w:themeColor="text1"/>
+        </w:rPr>
+        <w:t>case</w:t>
+      </w:r>
+    </w:p>
+    <w:p>
+      <w:pPr>
+        <w:rPr>
+          <w:lang w:val="ru-RU"/>
+        </w:rPr>
+      </w:pPr>
+    </w:p>
+    <w:p>
+      <w:pPr>
+        <w:rPr>
+          <w:lang w:val="ru-RU"/>
+        </w:rPr>
+      </w:pPr>
+      <w:r>
+        <w:rPr>
+          <w:lang w:val="ru-RU"/>
+        </w:rPr>
+        <w:t xml:space="preserve">Чтобы убрать повторяющиеся связи, актор «Сотрудник» объединяет три роли кассира, менеджера и аудитора; отдельный актор показан для администратора БД. Разрешённые роли указаны прямо в вариантах использования: ведение товара и корректировка остатка доступны менеджеру, чеки ограничены ролью. </w:t>
+      </w:r>
+      <w:r>
+        <w:rPr>
+          <w:lang w:val="ru-RU"/>
+        </w:rPr>
+        <w:t xml:space="preserve">Сценарии продажи декомпозированы в соответствии с их логикой: базовый вариант использования </w:t>
+      </w:r>
+      <w:r>
+        <w:t>UC</w:t>
+      </w:r>
+      <w:r>
+        <w:rPr>
+          <w:lang w:val="ru-RU"/>
+        </w:rPr>
+        <w:t xml:space="preserve">05 «Сформировать черновик чека» расширяется сценарием </w:t>
+      </w:r>
+      <w:r>
+        <w:t>UC</w:t>
+      </w:r>
+      <w:r>
+        <w:rPr>
+          <w:lang w:val="ru-RU"/>
+        </w:rPr>
+        <w:t xml:space="preserve">07 при отмене покупки, а подтверждение оплаты </w:t>
+      </w:r>
+      <w:r>
+        <w:t>UC</w:t>
+      </w:r>
+      <w:r>
+        <w:rPr>
+          <w:lang w:val="ru-RU"/>
+        </w:rPr>
+        <w:t>06 включает атомарную процедуру списания остатков. Детальные проверяемые критерии приёмки и бизнес-правила для каждого прецедента специфицированы в разделе 2 (таблицы 6 и 7)</w:t>
+      </w:r>
+      <w:r>
+        <w:rPr>
+          <w:lang w:val="ru-RU"/>
+        </w:rPr>
+        <w:t>. Аутентификация в системе является обязательным предусловием для выполнения защищённых действий</w:t>
+      </w:r>
+      <w:r>
+        <w:rPr>
+          <w:lang w:val="ru-RU"/>
+        </w:rPr>
+        <w:t xml:space="preserve">. Нотация и отношения вариантов использования сверены с </w:t>
+      </w:r>
+      <w:r>
         <w:t>UML</w:t>
       </w:r>
       <w:r>
         <w:rPr>
-          <w:i/>
-          <w:sz w:val="24"/>
-          <w:lang w:val="ru-RU"/>
-        </w:rPr>
-        <w:t xml:space="preserve"> </w:t>
-      </w:r>
-      <w:r>
-        <w:rPr>
-          <w:i/>
-          <w:sz w:val="24"/>
-        </w:rPr>
-        <w:t>Use</w:t>
-      </w:r>
-      <w:r>
-        <w:rPr>
-          <w:i/>
-          <w:sz w:val="24"/>
-          <w:lang w:val="ru-RU"/>
-        </w:rPr>
-        <w:t xml:space="preserve"> </w:t>
-      </w:r>
-      <w:r>
-        <w:rPr>
-          <w:i/>
-          <w:sz w:val="24"/>
-        </w:rPr>
-        <w:t>Case</w:t>
-      </w:r>
-      <w:r>
-        <w:rPr>
-          <w:i/>
-          <w:sz w:val="24"/>
-          <w:lang w:val="ru-RU"/>
-        </w:rPr>
-        <w:t>)</w:t>
+          <w:lang w:val="ru-RU"/>
+        </w:rPr>
+        <w:t xml:space="preserve"> 2.5.1 [4].</w:t>
+      </w:r>
+    </w:p>
+    <w:p>
+      <w:pPr>
+        <w:rPr>
+          <w:lang w:val="ru-RU"/>
+        </w:rPr>
+      </w:pPr>
+      <w:r>
+        <w:rPr>
+          <w:lang w:val="ru-RU"/>
+        </w:rPr>
+        <w:t xml:space="preserve">Основной сценарий </w:t>
+      </w:r>
+      <w:r>
+        <w:t>UC</w:t>
+      </w:r>
+      <w:r>
+        <w:rPr>
+          <w:lang w:val="ru-RU"/>
+        </w:rPr>
+        <w:t xml:space="preserve">05–06: кассир входит, находит товар, добавляет количество, отправляет корзину, проверяет серверный итог, получает наличные, подтверждает оплату, видит завершённый чек. Предусловия: активная учётная запись, допустимые количества, товары существуют. Постусловия: чек </w:t>
+      </w:r>
+      <w:r>
+        <w:t>paid</w:t>
+      </w:r>
+      <w:r>
+        <w:rPr>
+          <w:lang w:val="ru-RU"/>
+        </w:rPr>
+        <w:t>, остатки уменьшены, создано по движению на товар.</w:t>
+      </w:r>
+    </w:p>
+    <w:p>
+      <w:pPr>
+        <w:rPr>
+          <w:lang w:val="ru-RU"/>
+        </w:rPr>
+      </w:pPr>
+      <w:r>
+        <w:rPr>
+          <w:lang w:val="ru-RU"/>
+        </w:rPr>
+        <w:t xml:space="preserve">Альтернативы: товара недостаточно — черновик остаётся </w:t>
+      </w:r>
+      <w:r>
+        <w:t>draft</w:t>
+      </w:r>
+      <w:r>
+        <w:rPr>
+          <w:lang w:val="ru-RU"/>
+        </w:rPr>
+        <w:t xml:space="preserve">; кассир отменил покупку — </w:t>
+      </w:r>
+      <w:r>
+        <w:t>cancelled</w:t>
+      </w:r>
+      <w:r>
+        <w:rPr>
+          <w:lang w:val="ru-RU"/>
+        </w:rPr>
+        <w:t xml:space="preserve">; сеть потеряла ответ — повтор того же действия; товар архивирован до оплаты — отказ и последующая отмена черновика. Оплата </w:t>
+      </w:r>
+      <w:r>
+        <w:t>cancelled</w:t>
+      </w:r>
+      <w:r>
+        <w:rPr>
+          <w:lang w:val="ru-RU"/>
+        </w:rPr>
+        <w:t xml:space="preserve"> и отмена </w:t>
+      </w:r>
+      <w:r>
+        <w:t>paid</w:t>
+      </w:r>
+      <w:r>
+        <w:rPr>
+          <w:lang w:val="ru-RU"/>
+        </w:rPr>
+        <w:t xml:space="preserve"> запрещены.</w:t>
       </w:r>
     </w:p>
     <w:p>
@@ -1669,475 +4682,23 @@
         </w:rPr>
       </w:pPr>
       <w:r>
-        <w:rPr>
-          <w:lang w:val="ru-RU"/>
-        </w:rPr>
-        <w:t>2.2 Спецификация прецедентов использования</w:t>
-      </w:r>
-    </w:p>
-    <w:p>
-      <w:pPr>
-        <w:rPr>
-          <w:lang w:val="ru-RU"/>
-        </w:rPr>
-      </w:pPr>
-      <w:r>
-        <w:rPr>
-          <w:lang w:val="ru-RU"/>
-        </w:rPr>
-        <w:t>На диаграмме формализовано 9 ключевых прецедентов использования:</w:t>
-      </w:r>
-    </w:p>
-    <w:p>
-      <w:pPr>
-        <w:rPr>
-          <w:lang w:val="ru-RU"/>
-        </w:rPr>
-      </w:pPr>
-      <w:r>
-        <w:rPr>
-          <w:lang w:val="ru-RU"/>
-        </w:rPr>
-        <w:t xml:space="preserve">— </w:t>
-      </w:r>
-      <w:r>
-        <w:t>UC</w:t>
-      </w:r>
-      <w:r>
-        <w:rPr>
-          <w:lang w:val="ru-RU"/>
-        </w:rPr>
-        <w:t>01 «Аутентификация и управление сеансом» (Актор: Сотрудник) — валидация пары логин/пароль, выдача токена доступа, контроль активности учетной записи и отзыв сеанса при выходе;</w:t>
-      </w:r>
-    </w:p>
-    <w:p>
-      <w:pPr>
-        <w:rPr>
-          <w:lang w:val="ru-RU"/>
-        </w:rPr>
-      </w:pPr>
-      <w:r>
-        <w:rPr>
-          <w:lang w:val="ru-RU"/>
-        </w:rPr>
-        <w:t xml:space="preserve">— </w:t>
-      </w:r>
-      <w:r>
-        <w:t>UC</w:t>
-      </w:r>
-      <w:r>
-        <w:rPr>
-          <w:lang w:val="ru-RU"/>
-        </w:rPr>
-        <w:t xml:space="preserve">02 «Поиск и просмотр каталога товаров» (Актор: Сотрудник) — фильтрация по категории, поиск по названию или точному штрихкоду </w:t>
-      </w:r>
-      <w:r>
-        <w:t>EAN</w:t>
-      </w:r>
-      <w:r>
-        <w:rPr>
-          <w:lang w:val="ru-RU"/>
-        </w:rPr>
-        <w:t>-13, постраничная выдача карточек с остатком и розничной ценой;</w:t>
-      </w:r>
-    </w:p>
-    <w:p>
-      <w:pPr>
-        <w:rPr>
-          <w:lang w:val="ru-RU"/>
-        </w:rPr>
-      </w:pPr>
-      <w:r>
-        <w:rPr>
-          <w:lang w:val="ru-RU"/>
-        </w:rPr>
-        <w:t xml:space="preserve">— </w:t>
-      </w:r>
-      <w:r>
-        <w:t>UC</w:t>
-      </w:r>
-      <w:r>
-        <w:rPr>
-          <w:lang w:val="ru-RU"/>
-        </w:rPr>
-        <w:t>03 «Ведение карточек товаров» (Актор: Менеджер) — создание новых товарных номенклатур, установка розничной цены, задание пищевой ценности (КБЖУ), архивация;</w:t>
-      </w:r>
-    </w:p>
-    <w:p>
-      <w:pPr>
-        <w:rPr>
-          <w:lang w:val="ru-RU"/>
-        </w:rPr>
-      </w:pPr>
-      <w:r>
-        <w:rPr>
-          <w:lang w:val="ru-RU"/>
-        </w:rPr>
-        <w:t xml:space="preserve">— </w:t>
-      </w:r>
-      <w:r>
-        <w:t>UC</w:t>
-      </w:r>
-      <w:r>
-        <w:rPr>
-          <w:lang w:val="ru-RU"/>
-        </w:rPr>
-        <w:t>04 «Корректировка остатков и складской учет» (Актор: Менеджер) — оприходование новых партий, списание брака, инвентаризационная корректировка с обязательным указанием документального основания;</w:t>
-      </w:r>
-    </w:p>
-    <w:p>
-      <w:pPr>
-        <w:rPr>
-          <w:lang w:val="ru-RU"/>
-        </w:rPr>
-      </w:pPr>
-      <w:r>
-        <w:rPr>
-          <w:lang w:val="ru-RU"/>
-        </w:rPr>
-        <w:t xml:space="preserve">— </w:t>
-      </w:r>
-      <w:r>
-        <w:t>UC</w:t>
-      </w:r>
-      <w:r>
-        <w:rPr>
-          <w:lang w:val="ru-RU"/>
-        </w:rPr>
-        <w:t>05 «Сформировать черновик чека» (Актор: Кассир) — инициализация новой продажи, наполнение корзины товарами, проверка доступных остатков и промежуточный расчет стоимости;</w:t>
-      </w:r>
-    </w:p>
-    <w:p>
-      <w:pPr>
-        <w:rPr>
-          <w:lang w:val="ru-RU"/>
-        </w:rPr>
-      </w:pPr>
-      <w:r>
-        <w:rPr>
-          <w:lang w:val="ru-RU"/>
-        </w:rPr>
-        <w:t xml:space="preserve">— </w:t>
-      </w:r>
-      <w:r>
-        <w:t>UC</w:t>
-      </w:r>
-      <w:r>
-        <w:rPr>
-          <w:lang w:val="ru-RU"/>
-        </w:rPr>
-        <w:t xml:space="preserve">06 «Подтвердить оплату и провести чек» (Актор: Кассир) — проверка внесенной суммы наличных, расчет сдачи, атомарное списание товарных остатков и фиксация состояния </w:t>
-      </w:r>
-      <w:r>
-        <w:t>paid</w:t>
-      </w:r>
-      <w:r>
-        <w:rPr>
-          <w:lang w:val="ru-RU"/>
-        </w:rPr>
-        <w:t>;</w:t>
-      </w:r>
-    </w:p>
-    <w:p>
-      <w:pPr>
-        <w:rPr>
-          <w:lang w:val="ru-RU"/>
-        </w:rPr>
-      </w:pPr>
-      <w:r>
-        <w:rPr>
-          <w:lang w:val="ru-RU"/>
-        </w:rPr>
-        <w:t xml:space="preserve">— </w:t>
-      </w:r>
-      <w:r>
-        <w:t>UC</w:t>
-      </w:r>
-      <w:r>
-        <w:rPr>
-          <w:lang w:val="ru-RU"/>
-        </w:rPr>
-        <w:t xml:space="preserve">07 «Отменить черновик чека» (Актор: Кассир) — аннулирование неподтвержденной корзины без модификации складских остатков (состояние </w:t>
-      </w:r>
-      <w:r>
-        <w:t>cancelled</w:t>
-      </w:r>
-      <w:r>
-        <w:rPr>
-          <w:lang w:val="ru-RU"/>
-        </w:rPr>
-        <w:t>);</w:t>
-      </w:r>
-    </w:p>
-    <w:p>
-      <w:pPr>
-        <w:rPr>
-          <w:lang w:val="ru-RU"/>
-        </w:rPr>
-      </w:pPr>
-      <w:r>
-        <w:rPr>
-          <w:lang w:val="ru-RU"/>
-        </w:rPr>
-        <w:t xml:space="preserve">— </w:t>
-      </w:r>
-      <w:r>
-        <w:t>UC</w:t>
-      </w:r>
-      <w:r>
-        <w:rPr>
-          <w:lang w:val="ru-RU"/>
-        </w:rPr>
-        <w:t>08 «Просмотр журнала чеков и отчетов» (Актор: Аудитор) — хронологический просмотр совершенных продаж с детализацией состава чеков и исторических цен;</w:t>
-      </w:r>
-    </w:p>
-    <w:p>
-      <w:pPr>
-        <w:rPr>
-          <w:lang w:val="ru-RU"/>
-        </w:rPr>
-      </w:pPr>
-      <w:r>
-        <w:rPr>
-          <w:lang w:val="ru-RU"/>
-        </w:rPr>
-        <w:t xml:space="preserve">— </w:t>
-      </w:r>
-      <w:r>
-        <w:t>UC</w:t>
-      </w:r>
-      <w:r>
-        <w:rPr>
-          <w:lang w:val="ru-RU"/>
-        </w:rPr>
-        <w:t>09 «Администрирование инфраструктуры БД» (Актор: Администратор БД) — управление резервным копированием и контроль целостности хранилища.</w:t>
-      </w:r>
-    </w:p>
-    <w:p>
-      <w:pPr>
-        <w:pStyle w:val="Heading2"/>
-        <w:jc w:val="left"/>
-        <w:rPr>
-          <w:lang w:val="ru-RU"/>
-        </w:rPr>
-      </w:pPr>
-      <w:r>
-        <w:rPr>
-          <w:lang w:val="ru-RU"/>
-        </w:rPr>
-        <w:t>2.3 Детализация сквозного сценария оформления продажи</w:t>
-      </w:r>
-    </w:p>
-    <w:p>
-      <w:pPr>
-        <w:rPr>
-          <w:lang w:val="ru-RU"/>
-        </w:rPr>
-      </w:pPr>
-      <w:r>
-        <w:rPr>
-          <w:lang w:val="ru-RU"/>
-        </w:rPr>
-        <w:t xml:space="preserve">Сценарий выполнения прецедентов </w:t>
-      </w:r>
-      <w:r>
-        <w:t>UC</w:t>
-      </w:r>
-      <w:r>
-        <w:rPr>
-          <w:lang w:val="ru-RU"/>
-        </w:rPr>
-        <w:t>05–</w:t>
-      </w:r>
-      <w:r>
-        <w:t>UC</w:t>
-      </w:r>
-      <w:r>
-        <w:rPr>
-          <w:lang w:val="ru-RU"/>
-        </w:rPr>
-        <w:t>06 является критическим бизнес-сценарием системы:</w:t>
-      </w:r>
-    </w:p>
-    <w:p>
-      <w:pPr>
-        <w:rPr>
-          <w:lang w:val="ru-RU"/>
-        </w:rPr>
-      </w:pPr>
-      <w:r>
-        <w:rPr>
-          <w:lang w:val="ru-RU"/>
-        </w:rPr>
-        <w:t>1. Предусловия: кассир успешно прошел аутентификацию (</w:t>
-      </w:r>
-      <w:r>
-        <w:t>UC</w:t>
-      </w:r>
-      <w:r>
-        <w:rPr>
-          <w:lang w:val="ru-RU"/>
-        </w:rPr>
-        <w:t>01), сессия активна, запрашиваемый товар активен в каталоге и имеет неотрицательный остаток.</w:t>
-      </w:r>
-    </w:p>
-    <w:p>
-      <w:pPr>
-        <w:rPr>
-          <w:lang w:val="ru-RU"/>
-        </w:rPr>
-      </w:pPr>
-      <w:r>
-        <w:rPr>
-          <w:lang w:val="ru-RU"/>
-        </w:rPr>
-        <w:t>2. Основной поток: кассир считывает штрихкод товара, система возвращает карточку с актуальной ценой, кассир задает количество. Система создает черновик чека (</w:t>
-      </w:r>
-      <w:r>
-        <w:t>draft</w:t>
-      </w:r>
-      <w:r>
-        <w:rPr>
-          <w:lang w:val="ru-RU"/>
-        </w:rPr>
-        <w:t xml:space="preserve">) и фиксирует единичные строки с текущей ценой. Кассир запрашивает расчет итога, получает от покупателя сумму наличных, вводит ее в систему. При достаточной сумме система производит атомарное списание остатков на складе, рассчитывает сдачу и переводит чек в статус </w:t>
-      </w:r>
-      <w:r>
-        <w:t>paid</w:t>
-      </w:r>
-      <w:r>
-        <w:rPr>
-          <w:lang w:val="ru-RU"/>
-        </w:rPr>
-        <w:t>.</w:t>
-      </w:r>
-    </w:p>
-    <w:p>
-      <w:pPr>
-        <w:rPr>
-          <w:lang w:val="ru-RU"/>
-        </w:rPr>
-      </w:pPr>
-      <w:r>
-        <w:rPr>
-          <w:lang w:val="ru-RU"/>
-        </w:rPr>
-        <w:t xml:space="preserve">3. Альтернативные потоки: при недостаточном количестве товара на складе операция добавления отклоняется; при внесении недостаточной суммы наличных кнопка подтверждения блокируется; при отказе покупателя до момента оплаты вызывается </w:t>
-      </w:r>
-      <w:r>
-        <w:t>UC</w:t>
-      </w:r>
-      <w:r>
-        <w:rPr>
-          <w:lang w:val="ru-RU"/>
-        </w:rPr>
-        <w:t xml:space="preserve">07 (чек помечается </w:t>
-      </w:r>
-      <w:r>
-        <w:t>cancelled</w:t>
-      </w:r>
-      <w:r>
-        <w:rPr>
-          <w:lang w:val="ru-RU"/>
-        </w:rPr>
-        <w:t>, остатки остаются неизменными).</w:t>
-      </w:r>
-    </w:p>
-    <w:p>
-      <w:pPr>
-        <w:rPr>
-          <w:lang w:val="ru-RU"/>
-        </w:rPr>
-      </w:pPr>
-      <w:r>
-        <w:rPr>
-          <w:lang w:val="ru-RU"/>
-        </w:rPr>
-        <w:t xml:space="preserve">4. Постусловия: чек имеет статус </w:t>
-      </w:r>
-      <w:r>
-        <w:t>paid</w:t>
-      </w:r>
-      <w:r>
-        <w:rPr>
-          <w:lang w:val="ru-RU"/>
-        </w:rPr>
-        <w:t>, остатки на складе уменьшены строго на проданное количество, в БД зарегистрированы проводки движений товара.</w:t>
-      </w:r>
-    </w:p>
-    <w:p>
-      <w:pPr>
-        <w:pStyle w:val="Heading1"/>
-        <w:jc w:val="left"/>
-        <w:rPr>
-          <w:lang w:val="ru-RU"/>
-        </w:rPr>
-      </w:pPr>
-      <w:r>
-        <w:rPr>
-          <w:lang w:val="ru-RU"/>
-        </w:rPr>
-        <w:t>3 О</w:t>
-      </w:r>
-      <w:r>
-        <w:rPr>
-          <w:lang w:val="ru-RU"/>
-        </w:rPr>
-        <w:t>бъектная модель данных и снимок состояния</w:t>
-      </w:r>
-    </w:p>
-    <w:p>
-      <w:pPr>
-        <w:pStyle w:val="Heading2"/>
-        <w:rPr>
-          <w:lang w:val="ru-RU"/>
-        </w:rPr>
-      </w:pPr>
-      <w:r>
-        <w:rPr>
-          <w:lang w:val="ru-RU"/>
-        </w:rPr>
-        <w:t>3.1 Объектная диаграмма предметной области</w:t>
-      </w:r>
-    </w:p>
-    <w:p>
-      <w:pPr>
-        <w:rPr>
-          <w:lang w:val="ru-RU"/>
-        </w:rPr>
-      </w:pPr>
-      <w:r>
-        <w:rPr>
-          <w:lang w:val="ru-RU"/>
-        </w:rPr>
-        <w:t xml:space="preserve">Для детального анализа сущностей предметной области и их связей в момент совершения хозяйственной операции построена диаграмма объектов </w:t>
-      </w:r>
-      <w:r>
-        <w:t>UML</w:t>
-      </w:r>
-      <w:r>
-        <w:rPr>
-          <w:lang w:val="ru-RU"/>
-        </w:rPr>
-        <w:t>.</w:t>
+        <w:t>1.2 Диаграмма объектов</w:t>
       </w:r>
     </w:p>
     <w:p>
       <w:pPr>
         <w:keepNext/>
-        <w:spacing w:before="200" w:after="80"/>
-        <w:ind w:firstLine="0"/>
-        <w:jc w:val="center"/>
       </w:pPr>
       <w:r>
         <w:rPr>
           <w:noProof/>
+          <w:lang w:val="ru-RU"/>
         </w:rPr>
         <w:drawing>
-          <wp:inline distT="0" distB="0" distL="0" distR="0" wp14:anchorId="212B4E3E" wp14:editId="3C1BE3B2">
-            <wp:extent cx="5014603" cy="8808720"/>
+          <wp:inline distT="0" distB="0" distL="0" distR="0" wp14:anchorId="35C6E76C" wp14:editId="2AA8F4AD">
+            <wp:extent cx="3600450" cy="6324600"/>
             <wp:effectExtent l="0" t="0" r="0" b="0"/>
-            <wp:docPr id="2" name="Picture 2"/>
+            <wp:docPr id="10" name="Graphic 10"/>
             <wp:cNvGraphicFramePr>
               <a:graphicFrameLocks xmlns:a="http://schemas.openxmlformats.org/drawingml/2006/main" noChangeAspect="1"/>
             </wp:cNvGraphicFramePr>
@@ -2145,11 +4706,17 @@
               <a:graphicData uri="http://schemas.openxmlformats.org/drawingml/2006/picture">
                 <pic:pic xmlns:pic="http://schemas.openxmlformats.org/drawingml/2006/picture">
                   <pic:nvPicPr>
-                    <pic:cNvPr id="0" name="image5.png"/>
+                    <pic:cNvPr id="1" name=""/>
                     <pic:cNvPicPr/>
                   </pic:nvPicPr>
                   <pic:blipFill>
-                    <a:blip r:embed="rId9"/>
+                    <a:blip r:embed="rId12">
+                      <a:extLst>
+                        <a:ext uri="{96DAC541-7B7A-43D3-8B79-37D633B846F1}">
+                          <asvg:svgBlip xmlns:asvg="http://schemas.microsoft.com/office/drawing/2016/SVG/main" r:embed="rId13"/>
+                        </a:ext>
+                      </a:extLst>
+                    </a:blip>
                     <a:stretch>
                       <a:fillRect/>
                     </a:stretch>
@@ -2157,7 +4724,7 @@
                   <pic:spPr>
                     <a:xfrm>
                       <a:off x="0" y="0"/>
-                      <a:ext cx="5015742" cy="8810721"/>
+                      <a:ext cx="3600450" cy="6324600"/>
                     </a:xfrm>
                     <a:prstGeom prst="rect">
                       <a:avLst/>
@@ -2172,65 +4739,183 @@
     </w:p>
     <w:p>
       <w:pPr>
-        <w:spacing w:before="80" w:after="240"/>
-        <w:ind w:firstLine="0"/>
+        <w:pStyle w:val="Caption"/>
         <w:jc w:val="center"/>
         <w:rPr>
+          <w:b w:val="0"/>
+          <w:bCs w:val="0"/>
+          <w:color w:val="000000" w:themeColor="text1"/>
           <w:lang w:val="ru-RU"/>
         </w:rPr>
       </w:pPr>
       <w:r>
         <w:rPr>
-          <w:i/>
-          <w:sz w:val="24"/>
-          <w:lang w:val="ru-RU"/>
-        </w:rPr>
-        <w:t>Рисунок 2 — Диаграмма объектов предметной области (</w:t>
-      </w:r>
-      <w:r>
-        <w:rPr>
-          <w:i/>
-          <w:sz w:val="24"/>
-        </w:rPr>
-        <w:t>UML</w:t>
-      </w:r>
-      <w:r>
-        <w:rPr>
-          <w:i/>
-          <w:sz w:val="24"/>
-          <w:lang w:val="ru-RU"/>
-        </w:rPr>
-        <w:t xml:space="preserve"> </w:t>
-      </w:r>
-      <w:r>
-        <w:rPr>
-          <w:i/>
-          <w:sz w:val="24"/>
-        </w:rPr>
-        <w:t>Object</w:t>
-      </w:r>
-      <w:r>
-        <w:rPr>
-          <w:i/>
-          <w:sz w:val="24"/>
-          <w:lang w:val="ru-RU"/>
-        </w:rPr>
-        <w:t xml:space="preserve"> </w:t>
-      </w:r>
-      <w:r>
-        <w:rPr>
-          <w:i/>
-          <w:sz w:val="24"/>
-        </w:rPr>
-        <w:t>Diagram</w:t>
-      </w:r>
-      <w:r>
-        <w:rPr>
-          <w:i/>
-          <w:sz w:val="24"/>
-          <w:lang w:val="ru-RU"/>
-        </w:rPr>
-        <w:t>)</w:t>
+          <w:b w:val="0"/>
+          <w:bCs w:val="0"/>
+          <w:color w:val="000000" w:themeColor="text1"/>
+          <w:lang w:val="ru-RU"/>
+        </w:rPr>
+        <w:t xml:space="preserve">Рисунок </w:t>
+      </w:r>
+      <w:r>
+        <w:rPr>
+          <w:b w:val="0"/>
+          <w:bCs w:val="0"/>
+          <w:color w:val="000000" w:themeColor="text1"/>
+        </w:rPr>
+        <w:fldChar w:fldCharType="begin"/>
+      </w:r>
+      <w:r>
+        <w:rPr>
+          <w:b w:val="0"/>
+          <w:bCs w:val="0"/>
+          <w:color w:val="000000" w:themeColor="text1"/>
+          <w:lang w:val="ru-RU"/>
+        </w:rPr>
+        <w:instrText xml:space="preserve"> </w:instrText>
+      </w:r>
+      <w:r>
+        <w:rPr>
+          <w:b w:val="0"/>
+          <w:bCs w:val="0"/>
+          <w:color w:val="000000" w:themeColor="text1"/>
+        </w:rPr>
+        <w:instrText>SEQ</w:instrText>
+      </w:r>
+      <w:r>
+        <w:rPr>
+          <w:b w:val="0"/>
+          <w:bCs w:val="0"/>
+          <w:color w:val="000000" w:themeColor="text1"/>
+          <w:lang w:val="ru-RU"/>
+        </w:rPr>
+        <w:instrText xml:space="preserve"> Рисунок \* </w:instrText>
+      </w:r>
+      <w:r>
+        <w:rPr>
+          <w:b w:val="0"/>
+          <w:bCs w:val="0"/>
+          <w:color w:val="000000" w:themeColor="text1"/>
+        </w:rPr>
+        <w:instrText>ARABIC</w:instrText>
+      </w:r>
+      <w:r>
+        <w:rPr>
+          <w:b w:val="0"/>
+          <w:bCs w:val="0"/>
+          <w:color w:val="000000" w:themeColor="text1"/>
+          <w:lang w:val="ru-RU"/>
+        </w:rPr>
+        <w:instrText xml:space="preserve"> </w:instrText>
+      </w:r>
+      <w:r>
+        <w:rPr>
+          <w:b w:val="0"/>
+          <w:bCs w:val="0"/>
+          <w:color w:val="000000" w:themeColor="text1"/>
+        </w:rPr>
+        <w:fldChar w:fldCharType="separate"/>
+      </w:r>
+      <w:r>
+        <w:rPr>
+          <w:b w:val="0"/>
+          <w:bCs w:val="0"/>
+          <w:noProof/>
+          <w:color w:val="000000" w:themeColor="text1"/>
+          <w:lang w:val="ru-RU"/>
+        </w:rPr>
+        <w:t>3</w:t>
+      </w:r>
+      <w:r>
+        <w:rPr>
+          <w:b w:val="0"/>
+          <w:bCs w:val="0"/>
+          <w:color w:val="000000" w:themeColor="text1"/>
+        </w:rPr>
+        <w:fldChar w:fldCharType="end"/>
+      </w:r>
+      <w:r>
+        <w:rPr>
+          <w:b w:val="0"/>
+          <w:bCs w:val="0"/>
+          <w:color w:val="000000" w:themeColor="text1"/>
+          <w:lang w:val="ru-RU"/>
+        </w:rPr>
+        <w:t xml:space="preserve"> — </w:t>
+      </w:r>
+      <w:r>
+        <w:rPr>
+          <w:b w:val="0"/>
+          <w:bCs w:val="0"/>
+          <w:color w:val="000000" w:themeColor="text1"/>
+          <w:lang w:val="ru-RU"/>
+        </w:rPr>
+        <w:t>диаграмма объектов</w:t>
+      </w:r>
+    </w:p>
+    <w:p>
+      <w:pPr>
+        <w:rPr>
+          <w:lang w:val="ru-RU"/>
+        </w:rPr>
+      </w:pPr>
+    </w:p>
+    <w:p>
+      <w:pPr>
+        <w:rPr>
+          <w:lang w:val="ru-RU"/>
+        </w:rPr>
+      </w:pPr>
+      <w:r>
+        <w:rPr>
+          <w:lang w:val="ru-RU"/>
+        </w:rPr>
+        <w:t xml:space="preserve">Изображены экземпляры после продажи двух упаковок молока: товар </w:t>
+      </w:r>
+      <w:r>
+        <w:t>id</w:t>
+      </w:r>
+      <w:r>
+        <w:rPr>
+          <w:lang w:val="ru-RU"/>
+        </w:rPr>
+        <w:t xml:space="preserve">=101, кассир </w:t>
+      </w:r>
+      <w:r>
+        <w:t>id</w:t>
+      </w:r>
+      <w:r>
+        <w:rPr>
+          <w:lang w:val="ru-RU"/>
+        </w:rPr>
+        <w:t xml:space="preserve">=2, чек </w:t>
+      </w:r>
+      <w:r>
+        <w:t>id</w:t>
+      </w:r>
+      <w:r>
+        <w:rPr>
+          <w:lang w:val="ru-RU"/>
+        </w:rPr>
+        <w:t xml:space="preserve">=501, строка (501,101) и движение </w:t>
+      </w:r>
+      <w:r>
+        <w:t>id</w:t>
+      </w:r>
+      <w:r>
+        <w:rPr>
+          <w:lang w:val="ru-RU"/>
+        </w:rPr>
+        <w:t xml:space="preserve">=9001. Цена 99,90, количество 2, итог 199,80. Остаток товара после списания — 8. Это снимок объектов, не диаграмма классов. Примерные </w:t>
+      </w:r>
+      <w:r>
+        <w:t>ID</w:t>
+      </w:r>
+      <w:r>
+        <w:rPr>
+          <w:lang w:val="ru-RU"/>
+        </w:rPr>
+        <w:t xml:space="preserve"> не задают начальные данные реализации.</w:t>
       </w:r>
     </w:p>
     <w:p>
@@ -2241,373 +4926,23 @@
         </w:rPr>
       </w:pPr>
       <w:r>
-        <w:rPr>
-          <w:lang w:val="ru-RU"/>
-        </w:rPr>
-        <w:t>3.2 Анализ связей объектов и сохранение исторических цен</w:t>
-      </w:r>
-    </w:p>
-    <w:p>
-      <w:pPr>
-        <w:rPr>
-          <w:lang w:val="ru-RU"/>
-        </w:rPr>
-      </w:pPr>
-      <w:r>
-        <w:rPr>
-          <w:lang w:val="ru-RU"/>
-        </w:rPr>
-        <w:t>На диаграмме представлен моментальный снимок системы после успешного завершения продажи двух единиц пастеризованного молока:</w:t>
-      </w:r>
-    </w:p>
-    <w:p>
-      <w:pPr>
-        <w:rPr>
-          <w:lang w:val="ru-RU"/>
-        </w:rPr>
-      </w:pPr>
-      <w:r>
-        <w:rPr>
-          <w:lang w:val="ru-RU"/>
-        </w:rPr>
-        <w:t>— Экземпляр товара (</w:t>
-      </w:r>
-      <w:r>
-        <w:t>Product</w:t>
-      </w:r>
-      <w:r>
-        <w:rPr>
-          <w:lang w:val="ru-RU"/>
-        </w:rPr>
-        <w:t xml:space="preserve">, </w:t>
-      </w:r>
-      <w:r>
-        <w:t>id</w:t>
-      </w:r>
-      <w:r>
-        <w:rPr>
-          <w:lang w:val="ru-RU"/>
-        </w:rPr>
-        <w:t>=101): название «Молоко 3.2% 900мл», штрихкод 4607001234567, базовая цена 99.90 руб., текущий остаток уменьшен с 10 до 8 единиц;</w:t>
-      </w:r>
-    </w:p>
-    <w:p>
-      <w:pPr>
-        <w:rPr>
-          <w:lang w:val="ru-RU"/>
-        </w:rPr>
-      </w:pPr>
-      <w:r>
-        <w:rPr>
-          <w:lang w:val="ru-RU"/>
-        </w:rPr>
-        <w:t>— Экземпляр кассира (</w:t>
-      </w:r>
-      <w:r>
-        <w:t>User</w:t>
-      </w:r>
-      <w:r>
-        <w:rPr>
-          <w:lang w:val="ru-RU"/>
-        </w:rPr>
-        <w:t xml:space="preserve">, </w:t>
-      </w:r>
-      <w:r>
-        <w:t>id</w:t>
-      </w:r>
-      <w:r>
-        <w:rPr>
-          <w:lang w:val="ru-RU"/>
-        </w:rPr>
-        <w:t xml:space="preserve">=2): логин </w:t>
-      </w:r>
-      <w:r>
-        <w:t>cashier</w:t>
-      </w:r>
-      <w:r>
-        <w:rPr>
-          <w:lang w:val="ru-RU"/>
-        </w:rPr>
-        <w:t xml:space="preserve">_01, роль </w:t>
-      </w:r>
-      <w:r>
-        <w:t>Cashier</w:t>
-      </w:r>
-      <w:r>
-        <w:rPr>
-          <w:lang w:val="ru-RU"/>
-        </w:rPr>
-        <w:t>;</w:t>
-      </w:r>
-    </w:p>
-    <w:p>
-      <w:pPr>
-        <w:rPr>
-          <w:lang w:val="ru-RU"/>
-        </w:rPr>
-      </w:pPr>
-      <w:r>
-        <w:rPr>
-          <w:lang w:val="ru-RU"/>
-        </w:rPr>
-        <w:t>— Экземпляр чека (</w:t>
-      </w:r>
-      <w:r>
-        <w:t>Receipt</w:t>
-      </w:r>
-      <w:r>
-        <w:rPr>
-          <w:lang w:val="ru-RU"/>
-        </w:rPr>
-        <w:t xml:space="preserve">, </w:t>
-      </w:r>
-      <w:r>
-        <w:t>id</w:t>
-      </w:r>
-      <w:r>
-        <w:rPr>
-          <w:lang w:val="ru-RU"/>
-        </w:rPr>
-        <w:t xml:space="preserve">=501): статус </w:t>
-      </w:r>
-      <w:r>
-        <w:t>paid</w:t>
-      </w:r>
-      <w:r>
-        <w:rPr>
-          <w:lang w:val="ru-RU"/>
-        </w:rPr>
-        <w:t>, дата и время фиксации, итоговая сумма 199.80 руб., полученная сумма 200.00 руб., сдача 0.20 руб.;</w:t>
-      </w:r>
-    </w:p>
-    <w:p>
-      <w:pPr>
-        <w:rPr>
-          <w:lang w:val="ru-RU"/>
-        </w:rPr>
-      </w:pPr>
-      <w:r>
-        <w:rPr>
-          <w:lang w:val="ru-RU"/>
-        </w:rPr>
-        <w:t>— Строка чека (</w:t>
-      </w:r>
-      <w:proofErr w:type="spellStart"/>
-      <w:r>
-        <w:t>ReceiptItem</w:t>
-      </w:r>
-      <w:proofErr w:type="spellEnd"/>
-      <w:r>
-        <w:rPr>
-          <w:lang w:val="ru-RU"/>
-        </w:rPr>
-        <w:t xml:space="preserve">): связывает чек 501 и товар 101, количество 2, зафиксированная цена продажи </w:t>
-      </w:r>
-      <w:r>
-        <w:t>unit</w:t>
-      </w:r>
-      <w:r>
-        <w:rPr>
-          <w:lang w:val="ru-RU"/>
-        </w:rPr>
-        <w:t>_</w:t>
-      </w:r>
-      <w:r>
-        <w:t>price</w:t>
-      </w:r>
-      <w:r>
-        <w:rPr>
-          <w:lang w:val="ru-RU"/>
-        </w:rPr>
-        <w:t xml:space="preserve"> = 99.90 руб.;</w:t>
-      </w:r>
-    </w:p>
-    <w:p>
-      <w:pPr>
-        <w:rPr>
-          <w:lang w:val="ru-RU"/>
-        </w:rPr>
-      </w:pPr>
-      <w:r>
-        <w:rPr>
-          <w:lang w:val="ru-RU"/>
-        </w:rPr>
-        <w:t>— Движение остатка (</w:t>
-      </w:r>
-      <w:proofErr w:type="spellStart"/>
-      <w:r>
-        <w:t>StockMovement</w:t>
-      </w:r>
-      <w:proofErr w:type="spellEnd"/>
-      <w:r>
-        <w:rPr>
-          <w:lang w:val="ru-RU"/>
-        </w:rPr>
-        <w:t xml:space="preserve">, </w:t>
-      </w:r>
-      <w:r>
-        <w:t>id</w:t>
-      </w:r>
-      <w:r>
-        <w:rPr>
-          <w:lang w:val="ru-RU"/>
-        </w:rPr>
-        <w:t xml:space="preserve">=9001): тип списания </w:t>
-      </w:r>
-      <w:r>
-        <w:t>SALE</w:t>
-      </w:r>
-      <w:r>
-        <w:rPr>
-          <w:lang w:val="ru-RU"/>
-        </w:rPr>
-        <w:t>, количество -2, остаток после проводки равен 8.</w:t>
-      </w:r>
-    </w:p>
-    <w:p>
-      <w:pPr>
-        <w:rPr>
-          <w:lang w:val="ru-RU"/>
-        </w:rPr>
-      </w:pPr>
-      <w:r>
-        <w:rPr>
-          <w:lang w:val="ru-RU"/>
-        </w:rPr>
-        <w:t xml:space="preserve">Критически важное аналитическое решение: поле </w:t>
-      </w:r>
-      <w:r>
-        <w:t>unit</w:t>
-      </w:r>
-      <w:r>
-        <w:rPr>
-          <w:lang w:val="ru-RU"/>
-        </w:rPr>
-        <w:t>_</w:t>
-      </w:r>
-      <w:r>
-        <w:t>price</w:t>
-      </w:r>
-      <w:r>
-        <w:rPr>
-          <w:lang w:val="ru-RU"/>
-        </w:rPr>
-        <w:t xml:space="preserve"> в сущности </w:t>
-      </w:r>
-      <w:proofErr w:type="spellStart"/>
-      <w:r>
-        <w:t>ReceiptItem</w:t>
-      </w:r>
-      <w:proofErr w:type="spellEnd"/>
-      <w:r>
-        <w:rPr>
-          <w:lang w:val="ru-RU"/>
-        </w:rPr>
-        <w:t xml:space="preserve"> сохраняет моментальный снимок стоимости на момент оплаты. Последующие изменения базовой розничной цены менеджером в карточке товара </w:t>
-      </w:r>
-      <w:r>
-        <w:t>Product</w:t>
-      </w:r>
-      <w:r>
-        <w:rPr>
-          <w:lang w:val="ru-RU"/>
-        </w:rPr>
-        <w:t xml:space="preserve"> не влияют на ранее закрытые чеки.</w:t>
-      </w:r>
-    </w:p>
-    <w:p>
-      <w:pPr>
-        <w:pStyle w:val="Heading1"/>
-        <w:jc w:val="left"/>
-        <w:rPr>
-          <w:lang w:val="ru-RU"/>
-        </w:rPr>
-      </w:pPr>
-      <w:r>
-        <w:rPr>
-          <w:lang w:val="ru-RU"/>
-        </w:rPr>
-        <w:t>4 М</w:t>
-      </w:r>
-      <w:r>
-        <w:rPr>
-          <w:lang w:val="ru-RU"/>
-        </w:rPr>
-        <w:t xml:space="preserve">оделирование бизнес-процесса в нотации </w:t>
-      </w:r>
-      <w:proofErr w:type="spellStart"/>
-      <w:r>
-        <w:t>bpmn</w:t>
-      </w:r>
-      <w:proofErr w:type="spellEnd"/>
-      <w:r>
-        <w:rPr>
-          <w:lang w:val="ru-RU"/>
-        </w:rPr>
-        <w:t xml:space="preserve"> 2.0</w:t>
-      </w:r>
-    </w:p>
-    <w:p>
-      <w:pPr>
-        <w:pStyle w:val="Heading2"/>
-        <w:rPr>
-          <w:lang w:val="ru-RU"/>
-        </w:rPr>
-      </w:pPr>
-      <w:r>
-        <w:rPr>
-          <w:lang w:val="ru-RU"/>
-        </w:rPr>
-        <w:t>4.1 Спецификация процесса продажи на кассе</w:t>
-      </w:r>
-    </w:p>
-    <w:p>
-      <w:r>
-        <w:rPr>
-          <w:lang w:val="ru-RU"/>
-        </w:rPr>
-        <w:t xml:space="preserve">Сквозной бизнес-процесс продажи формализован в нотации </w:t>
-      </w:r>
-      <w:r>
-        <w:t>BPMN</w:t>
-      </w:r>
-      <w:r>
-        <w:rPr>
-          <w:lang w:val="ru-RU"/>
-        </w:rPr>
-        <w:t xml:space="preserve"> 2.0 с разделением зон ответственности (</w:t>
-      </w:r>
-      <w:proofErr w:type="spellStart"/>
-      <w:r>
-        <w:t>Swimlanes</w:t>
-      </w:r>
-      <w:proofErr w:type="spellEnd"/>
-      <w:r>
-        <w:rPr>
-          <w:lang w:val="ru-RU"/>
-        </w:rPr>
-        <w:t xml:space="preserve">): дорожка «Кассир» и дорожка «Информационная система». </w:t>
-      </w:r>
-      <w:r>
-        <w:t>Покупатель показан в качестве внешнего участника процесса.</w:t>
+        <w:t>1.3 Бизнес-процесс продажи на кассе</w:t>
       </w:r>
     </w:p>
     <w:p>
       <w:pPr>
         <w:keepNext/>
-        <w:spacing w:before="200" w:after="80"/>
-        <w:ind w:firstLine="0"/>
-        <w:jc w:val="center"/>
       </w:pPr>
       <w:r>
         <w:rPr>
           <w:noProof/>
+          <w:lang w:val="ru-RU"/>
         </w:rPr>
         <w:drawing>
-          <wp:inline distT="0" distB="0" distL="0" distR="0" wp14:anchorId="6FD221F0" wp14:editId="6B6CF523">
-            <wp:extent cx="5303520" cy="1612270"/>
+          <wp:inline distT="0" distB="0" distL="0" distR="0" wp14:anchorId="4FA01139" wp14:editId="350DDE53">
+            <wp:extent cx="5940425" cy="1806575"/>
             <wp:effectExtent l="0" t="0" r="0" b="0"/>
-            <wp:docPr id="3" name="Picture 3"/>
+            <wp:docPr id="14" name="Graphic 14"/>
             <wp:cNvGraphicFramePr>
               <a:graphicFrameLocks xmlns:a="http://schemas.openxmlformats.org/drawingml/2006/main" noChangeAspect="1"/>
             </wp:cNvGraphicFramePr>
@@ -2615,11 +4950,17 @@
               <a:graphicData uri="http://schemas.openxmlformats.org/drawingml/2006/picture">
                 <pic:pic xmlns:pic="http://schemas.openxmlformats.org/drawingml/2006/picture">
                   <pic:nvPicPr>
-                    <pic:cNvPr id="0" name="image7.png"/>
+                    <pic:cNvPr id="1" name=""/>
                     <pic:cNvPicPr/>
                   </pic:nvPicPr>
                   <pic:blipFill>
-                    <a:blip r:embed="rId10"/>
+                    <a:blip r:embed="rId14">
+                      <a:extLst>
+                        <a:ext uri="{96DAC541-7B7A-43D3-8B79-37D633B846F1}">
+                          <asvg:svgBlip xmlns:asvg="http://schemas.microsoft.com/office/drawing/2016/SVG/main" r:embed="rId15"/>
+                        </a:ext>
+                      </a:extLst>
+                    </a:blip>
                     <a:stretch>
                       <a:fillRect/>
                     </a:stretch>
@@ -2627,7 +4968,7 @@
                   <pic:spPr>
                     <a:xfrm>
                       <a:off x="0" y="0"/>
-                      <a:ext cx="5303520" cy="1612270"/>
+                      <a:ext cx="5940425" cy="1806575"/>
                     </a:xfrm>
                     <a:prstGeom prst="rect">
                       <a:avLst/>
@@ -2642,35 +4983,144 @@
     </w:p>
     <w:p>
       <w:pPr>
-        <w:spacing w:before="80" w:after="240"/>
-        <w:ind w:firstLine="0"/>
+        <w:pStyle w:val="Caption"/>
         <w:jc w:val="center"/>
         <w:rPr>
+          <w:b w:val="0"/>
+          <w:bCs w:val="0"/>
+          <w:color w:val="000000" w:themeColor="text1"/>
           <w:lang w:val="ru-RU"/>
         </w:rPr>
       </w:pPr>
       <w:r>
         <w:rPr>
-          <w:i/>
-          <w:sz w:val="24"/>
-          <w:lang w:val="ru-RU"/>
-        </w:rPr>
-        <w:t xml:space="preserve">Рисунок 3 — Бизнес-процесс продажи товара на кассе (нотация </w:t>
-      </w:r>
-      <w:r>
-        <w:rPr>
-          <w:i/>
-          <w:sz w:val="24"/>
+          <w:b w:val="0"/>
+          <w:bCs w:val="0"/>
+          <w:color w:val="000000" w:themeColor="text1"/>
+          <w:lang w:val="ru-RU"/>
+        </w:rPr>
+        <w:t xml:space="preserve">Рисунок </w:t>
+      </w:r>
+      <w:r>
+        <w:rPr>
+          <w:b w:val="0"/>
+          <w:bCs w:val="0"/>
+          <w:color w:val="000000" w:themeColor="text1"/>
+        </w:rPr>
+        <w:fldChar w:fldCharType="begin"/>
+      </w:r>
+      <w:r>
+        <w:rPr>
+          <w:b w:val="0"/>
+          <w:bCs w:val="0"/>
+          <w:color w:val="000000" w:themeColor="text1"/>
+          <w:lang w:val="ru-RU"/>
+        </w:rPr>
+        <w:instrText xml:space="preserve"> </w:instrText>
+      </w:r>
+      <w:r>
+        <w:rPr>
+          <w:b w:val="0"/>
+          <w:bCs w:val="0"/>
+          <w:color w:val="000000" w:themeColor="text1"/>
+        </w:rPr>
+        <w:instrText>SEQ</w:instrText>
+      </w:r>
+      <w:r>
+        <w:rPr>
+          <w:b w:val="0"/>
+          <w:bCs w:val="0"/>
+          <w:color w:val="000000" w:themeColor="text1"/>
+          <w:lang w:val="ru-RU"/>
+        </w:rPr>
+        <w:instrText xml:space="preserve"> Рисунок \* </w:instrText>
+      </w:r>
+      <w:r>
+        <w:rPr>
+          <w:b w:val="0"/>
+          <w:bCs w:val="0"/>
+          <w:color w:val="000000" w:themeColor="text1"/>
+        </w:rPr>
+        <w:instrText>ARABIC</w:instrText>
+      </w:r>
+      <w:r>
+        <w:rPr>
+          <w:b w:val="0"/>
+          <w:bCs w:val="0"/>
+          <w:color w:val="000000" w:themeColor="text1"/>
+          <w:lang w:val="ru-RU"/>
+        </w:rPr>
+        <w:instrText xml:space="preserve"> </w:instrText>
+      </w:r>
+      <w:r>
+        <w:rPr>
+          <w:b w:val="0"/>
+          <w:bCs w:val="0"/>
+          <w:color w:val="000000" w:themeColor="text1"/>
+        </w:rPr>
+        <w:fldChar w:fldCharType="separate"/>
+      </w:r>
+      <w:r>
+        <w:rPr>
+          <w:b w:val="0"/>
+          <w:bCs w:val="0"/>
+          <w:noProof/>
+          <w:color w:val="000000" w:themeColor="text1"/>
+          <w:lang w:val="ru-RU"/>
+        </w:rPr>
+        <w:t>4</w:t>
+      </w:r>
+      <w:r>
+        <w:rPr>
+          <w:b w:val="0"/>
+          <w:bCs w:val="0"/>
+          <w:color w:val="000000" w:themeColor="text1"/>
+        </w:rPr>
+        <w:fldChar w:fldCharType="end"/>
+      </w:r>
+      <w:r>
+        <w:rPr>
+          <w:b w:val="0"/>
+          <w:bCs w:val="0"/>
+          <w:color w:val="000000" w:themeColor="text1"/>
+          <w:lang w:val="ru-RU"/>
+        </w:rPr>
+        <w:t xml:space="preserve"> — диаграмма </w:t>
+      </w:r>
+      <w:r>
+        <w:rPr>
+          <w:b w:val="0"/>
+          <w:bCs w:val="0"/>
+          <w:color w:val="000000" w:themeColor="text1"/>
+          <w:lang w:val="ru-RU"/>
+        </w:rPr>
+        <w:t xml:space="preserve">бизнес-процесса продажи на кассе (нотация </w:t>
+      </w:r>
+      <w:r>
+        <w:rPr>
+          <w:b w:val="0"/>
+          <w:bCs w:val="0"/>
+          <w:color w:val="000000" w:themeColor="text1"/>
         </w:rPr>
         <w:t>BPMN</w:t>
       </w:r>
       <w:r>
         <w:rPr>
-          <w:i/>
-          <w:sz w:val="24"/>
-          <w:lang w:val="ru-RU"/>
-        </w:rPr>
-        <w:t xml:space="preserve"> 2.0)</w:t>
+          <w:b w:val="0"/>
+          <w:bCs w:val="0"/>
+          <w:color w:val="000000" w:themeColor="text1"/>
+          <w:lang w:val="ru-RU"/>
+        </w:rPr>
+        <w:t xml:space="preserve"> 2.0</w:t>
+      </w:r>
+      <w:r>
+        <w:rPr>
+          <w:b w:val="0"/>
+          <w:bCs w:val="0"/>
+          <w:color w:val="000000" w:themeColor="text1"/>
+          <w:lang w:val="ru-RU"/>
+        </w:rPr>
+        <w:t>)</w:t>
       </w:r>
     </w:p>
     <w:p>
@@ -2679,12 +5129,6 @@
           <w:lang w:val="ru-RU"/>
         </w:rPr>
       </w:pPr>
-      <w:r>
-        <w:rPr>
-          <w:lang w:val="ru-RU"/>
-        </w:rPr>
-        <w:t>Процесс стартует по событию поступления покупателя на кассовый узел:</w:t>
-      </w:r>
     </w:p>
     <w:p>
       <w:pPr>
@@ -2696,7 +5140,46 @@
         <w:rPr>
           <w:lang w:val="ru-RU"/>
         </w:rPr>
-        <w:t>1. Кассир производит сканирование штрихкодов или ручной ввод позиций;</w:t>
+        <w:t>Модель разработана в соответствии со спецификацией BPMN 2.0 в формате XML и верифицирована средой bpmn-js; исходные файлы моделей передаются в составе электронного архива проекта</w:t>
+      </w:r>
+      <w:r>
+        <w:rPr>
+          <w:lang w:val="ru-RU"/>
+        </w:rPr>
+        <w:t xml:space="preserve">. </w:t>
+      </w:r>
+      <w:r>
+        <w:rPr>
+          <w:lang w:val="ru-RU"/>
+        </w:rPr>
+        <w:t xml:space="preserve">Диаграмма опирается на легенду нотации </w:t>
+      </w:r>
+      <w:r>
+        <w:t>BPMN</w:t>
+      </w:r>
+      <w:r>
+        <w:rPr>
+          <w:lang w:val="ru-RU"/>
+        </w:rPr>
+        <w:t xml:space="preserve"> на с. 26 методички [1] и спецификацию </w:t>
+      </w:r>
+      <w:r>
+        <w:t>BPMN</w:t>
+      </w:r>
+      <w:r>
+        <w:rPr>
+          <w:lang w:val="ru-RU"/>
+        </w:rPr>
+        <w:t xml:space="preserve"> 2.0.2 [5]: круги — события, скруглённые прямоугольники — задачи, ромбы с </w:t>
+      </w:r>
+      <w:r>
+        <w:t>X</w:t>
+      </w:r>
+      <w:r>
+        <w:rPr>
+          <w:lang w:val="ru-RU"/>
+        </w:rPr>
+        <w:t xml:space="preserve"> — исключающие шлюзы, дорожки — ответственность кассира и системы, сплошные стрелки — поток управления. Покупатель участвует в процессе, но не имеет интерфейса системы.</w:t>
       </w:r>
     </w:p>
     <w:p>
@@ -2709,7 +5192,7 @@
         <w:rPr>
           <w:lang w:val="ru-RU"/>
         </w:rPr>
-        <w:t>2. Информационная система выполняет валидацию: проверяет наличие номенклатуры в активном каталоге и доступность остатка на складе. При ошибке кассир получает визуальное уведомление без прерывания сеанса;</w:t>
+        <w:t>Ветка проверки корзины сообщает об ошибке без списания остатков. Если покупатель отказывается, черновик отменяется. Перед оплатой система повторно проверяет остаток под блокировкой и в одной транзакции записывает оплату, чек и движения. При нехватке наличные возвращаются, черновик остаётся доступен для повторной попытки. Диаграмма описывает одну попытку: исправление корзины или повтор оплаты запускают следующий проход с сохранённым черновиком.</w:t>
       </w:r>
     </w:p>
     <w:p>
@@ -2722,7 +5205,7 @@
         <w:rPr>
           <w:lang w:val="ru-RU"/>
         </w:rPr>
-        <w:t>3. После наполнения корзины кассир запрашивает формирование черновика чека; система рассчитывает точную сумму к оплате;</w:t>
+        <w:t>Модель процесса сохранена в открытом стандарте BPMN 2.0 XML с сохранением полной структуры пулов, дорожек, событий и развилок. Импорт и отображение проверены официальным инструментарием bpmn-js [7]. Текстовые исходники моделей зафиксированы в составе проекта для обеспечения версионного контроля.</w:t>
       </w:r>
     </w:p>
     <w:p>
@@ -2735,20 +5218,7 @@
         <w:rPr>
           <w:lang w:val="ru-RU"/>
         </w:rPr>
-        <w:t>4. Покупатель передает наличные денежные средства. Эксклюзивный шлюз анализирует достаточность суммы: при нехватке средств система ожидает доплаты либо инициирует отмену;</w:t>
-      </w:r>
-    </w:p>
-    <w:p>
-      <w:pPr>
-        <w:rPr>
-          <w:lang w:val="ru-RU"/>
-        </w:rPr>
-      </w:pPr>
-      <w:r>
-        <w:rPr>
-          <w:lang w:val="ru-RU"/>
-        </w:rPr>
-        <w:t>5. При успешной оплате система производит транзакционное списание складских позиций, переводит чек в финальное состояние и рассчитывает сдачу.</w:t>
+        <w:t>Черновик фиксирует цену, но не резервирует остаток. При отказе оплаты система возвращает причину, кассир отменяет черновик или повторяет проверку. Подтверждение наличных относится к учебному внутреннему учёту и не вызывает банк.</w:t>
       </w:r>
     </w:p>
     <w:p>
@@ -2759,208 +5229,23 @@
         </w:rPr>
       </w:pPr>
       <w:r>
-        <w:rPr>
-          <w:lang w:val="ru-RU"/>
-        </w:rPr>
-        <w:t xml:space="preserve">4.2 Валидация модели в среде </w:t>
-      </w:r>
-      <w:proofErr w:type="spellStart"/>
-      <w:r>
-        <w:t>bpmn</w:t>
-      </w:r>
-      <w:proofErr w:type="spellEnd"/>
-      <w:r>
-        <w:rPr>
-          <w:lang w:val="ru-RU"/>
-        </w:rPr>
-        <w:t>-</w:t>
-      </w:r>
-      <w:proofErr w:type="spellStart"/>
-      <w:r>
-        <w:t>js</w:t>
-      </w:r>
-      <w:proofErr w:type="spellEnd"/>
-    </w:p>
-    <w:p>
-      <w:pPr>
-        <w:rPr>
-          <w:lang w:val="ru-RU"/>
-        </w:rPr>
-      </w:pPr>
-      <w:r>
-        <w:rPr>
-          <w:lang w:val="ru-RU"/>
-        </w:rPr>
-        <w:t xml:space="preserve">Спроектированная </w:t>
-      </w:r>
-      <w:r>
-        <w:t>BPMN</w:t>
-      </w:r>
-      <w:r>
-        <w:rPr>
-          <w:lang w:val="ru-RU"/>
-        </w:rPr>
-        <w:t xml:space="preserve">-диаграмма полностью верифицирована на соответствие стандарту </w:t>
-      </w:r>
-      <w:r>
-        <w:t>ISO</w:t>
-      </w:r>
-      <w:r>
-        <w:rPr>
-          <w:lang w:val="ru-RU"/>
-        </w:rPr>
-        <w:t>/</w:t>
-      </w:r>
-      <w:r>
-        <w:t>IEC</w:t>
-      </w:r>
-      <w:r>
-        <w:rPr>
-          <w:lang w:val="ru-RU"/>
-        </w:rPr>
-        <w:t xml:space="preserve"> 19510 / </w:t>
-      </w:r>
-      <w:r>
-        <w:t>OMG</w:t>
-      </w:r>
-      <w:r>
-        <w:rPr>
-          <w:lang w:val="ru-RU"/>
-        </w:rPr>
-        <w:t xml:space="preserve"> </w:t>
-      </w:r>
-      <w:r>
-        <w:t>BPMN</w:t>
-      </w:r>
-      <w:r>
-        <w:rPr>
-          <w:lang w:val="ru-RU"/>
-        </w:rPr>
-        <w:t xml:space="preserve"> 2.0.2 с использованием среды </w:t>
-      </w:r>
-      <w:proofErr w:type="spellStart"/>
-      <w:r>
-        <w:t>bpmn</w:t>
-      </w:r>
-      <w:proofErr w:type="spellEnd"/>
-      <w:r>
-        <w:rPr>
-          <w:lang w:val="ru-RU"/>
-        </w:rPr>
-        <w:t>-</w:t>
-      </w:r>
-      <w:proofErr w:type="spellStart"/>
-      <w:r>
-        <w:t>js</w:t>
-      </w:r>
-      <w:proofErr w:type="spellEnd"/>
-      <w:r>
-        <w:rPr>
-          <w:lang w:val="ru-RU"/>
-        </w:rPr>
-        <w:t>. Все потоки управления замкнуты на терминальные события, эксклюзивные развилки (</w:t>
-      </w:r>
-      <w:r>
-        <w:t>XOR</w:t>
-      </w:r>
-      <w:r>
-        <w:rPr>
-          <w:lang w:val="ru-RU"/>
-        </w:rPr>
-        <w:t>) содержат альтернативные потоки по умолчанию, исключены циклические блокировки.</w:t>
-      </w:r>
-    </w:p>
-    <w:p>
-      <w:pPr>
-        <w:pStyle w:val="Heading1"/>
-        <w:jc w:val="left"/>
-        <w:rPr>
-          <w:lang w:val="ru-RU"/>
-        </w:rPr>
-      </w:pPr>
-      <w:r>
-        <w:rPr>
-          <w:lang w:val="ru-RU"/>
-        </w:rPr>
-        <w:t>5 М</w:t>
-      </w:r>
-      <w:r>
-        <w:rPr>
-          <w:lang w:val="ru-RU"/>
-        </w:rPr>
-        <w:t>оделирование динамики: диаграмма состояний чека</w:t>
-      </w:r>
-    </w:p>
-    <w:p>
-      <w:pPr>
-        <w:pStyle w:val="Heading2"/>
-        <w:rPr>
-          <w:lang w:val="ru-RU"/>
-        </w:rPr>
-      </w:pPr>
-      <w:r>
-        <w:rPr>
-          <w:lang w:val="ru-RU"/>
-        </w:rPr>
-        <w:t>5.1 Жизненный цикл чека и диаграмма состояний</w:t>
-      </w:r>
-    </w:p>
-    <w:p>
-      <w:pPr>
-        <w:rPr>
-          <w:lang w:val="ru-RU"/>
-        </w:rPr>
-      </w:pPr>
-      <w:r>
-        <w:rPr>
-          <w:lang w:val="ru-RU"/>
-        </w:rPr>
-        <w:t>Для предотвращения логических коллизий жизненный цикл расчетного чека формализован в виде конечного автомата (</w:t>
-      </w:r>
-      <w:r>
-        <w:t>UML</w:t>
-      </w:r>
-      <w:r>
-        <w:rPr>
-          <w:lang w:val="ru-RU"/>
-        </w:rPr>
-        <w:t xml:space="preserve"> </w:t>
-      </w:r>
-      <w:r>
-        <w:t>State</w:t>
-      </w:r>
-      <w:r>
-        <w:rPr>
-          <w:lang w:val="ru-RU"/>
-        </w:rPr>
-        <w:t xml:space="preserve"> </w:t>
-      </w:r>
-      <w:r>
-        <w:t>Machine</w:t>
-      </w:r>
-      <w:r>
-        <w:rPr>
-          <w:lang w:val="ru-RU"/>
-        </w:rPr>
-        <w:t>).</w:t>
+        <w:t>1.4 Диаграмма состояний</w:t>
       </w:r>
     </w:p>
     <w:p>
       <w:pPr>
         <w:keepNext/>
-        <w:spacing w:before="200" w:after="80"/>
-        <w:ind w:firstLine="0"/>
-        <w:jc w:val="center"/>
       </w:pPr>
       <w:r>
         <w:rPr>
           <w:noProof/>
+          <w:lang w:val="ru-RU"/>
         </w:rPr>
         <w:drawing>
-          <wp:inline distT="0" distB="0" distL="0" distR="0" wp14:anchorId="4E0530C8" wp14:editId="382D463E">
-            <wp:extent cx="5303520" cy="2404509"/>
-            <wp:effectExtent l="0" t="0" r="0" b="0"/>
-            <wp:docPr id="4" name="Picture 4"/>
+          <wp:inline distT="0" distB="0" distL="0" distR="0" wp14:anchorId="3B38A18D" wp14:editId="22E8311D">
+            <wp:extent cx="5940425" cy="2693035"/>
+            <wp:effectExtent l="0" t="0" r="3175" b="0"/>
+            <wp:docPr id="11" name="Graphic 11"/>
             <wp:cNvGraphicFramePr>
               <a:graphicFrameLocks xmlns:a="http://schemas.openxmlformats.org/drawingml/2006/main" noChangeAspect="1"/>
             </wp:cNvGraphicFramePr>
@@ -2968,11 +5253,17 @@
               <a:graphicData uri="http://schemas.openxmlformats.org/drawingml/2006/picture">
                 <pic:pic xmlns:pic="http://schemas.openxmlformats.org/drawingml/2006/picture">
                   <pic:nvPicPr>
-                    <pic:cNvPr id="0" name="image9.png"/>
+                    <pic:cNvPr id="1" name=""/>
                     <pic:cNvPicPr/>
                   </pic:nvPicPr>
                   <pic:blipFill>
-                    <a:blip r:embed="rId11"/>
+                    <a:blip r:embed="rId16">
+                      <a:extLst>
+                        <a:ext uri="{96DAC541-7B7A-43D3-8B79-37D633B846F1}">
+                          <asvg:svgBlip xmlns:asvg="http://schemas.microsoft.com/office/drawing/2016/SVG/main" r:embed="rId17"/>
+                        </a:ext>
+                      </a:extLst>
+                    </a:blip>
                     <a:stretch>
                       <a:fillRect/>
                     </a:stretch>
@@ -2980,7 +5271,7 @@
                   <pic:spPr>
                     <a:xfrm>
                       <a:off x="0" y="0"/>
-                      <a:ext cx="5303520" cy="2404509"/>
+                      <a:ext cx="5940425" cy="2693035"/>
                     </a:xfrm>
                     <a:prstGeom prst="rect">
                       <a:avLst/>
@@ -2995,65 +5286,120 @@
     </w:p>
     <w:p>
       <w:pPr>
-        <w:spacing w:before="80" w:after="240"/>
-        <w:ind w:firstLine="0"/>
+        <w:pStyle w:val="Caption"/>
         <w:jc w:val="center"/>
         <w:rPr>
+          <w:b w:val="0"/>
+          <w:bCs w:val="0"/>
+          <w:color w:val="000000" w:themeColor="text1"/>
           <w:lang w:val="ru-RU"/>
         </w:rPr>
       </w:pPr>
       <w:r>
         <w:rPr>
-          <w:i/>
-          <w:sz w:val="24"/>
-          <w:lang w:val="ru-RU"/>
-        </w:rPr>
-        <w:t>Рисунок 4 — Диаграмма состояний жизненного цикла чека (</w:t>
-      </w:r>
-      <w:r>
-        <w:rPr>
-          <w:i/>
-          <w:sz w:val="24"/>
-        </w:rPr>
-        <w:t>UML</w:t>
-      </w:r>
-      <w:r>
-        <w:rPr>
-          <w:i/>
-          <w:sz w:val="24"/>
-          <w:lang w:val="ru-RU"/>
-        </w:rPr>
-        <w:t xml:space="preserve"> </w:t>
-      </w:r>
-      <w:r>
-        <w:rPr>
-          <w:i/>
-          <w:sz w:val="24"/>
-        </w:rPr>
-        <w:t>State</w:t>
-      </w:r>
-      <w:r>
-        <w:rPr>
-          <w:i/>
-          <w:sz w:val="24"/>
-          <w:lang w:val="ru-RU"/>
-        </w:rPr>
-        <w:t xml:space="preserve"> </w:t>
-      </w:r>
-      <w:r>
-        <w:rPr>
-          <w:i/>
-          <w:sz w:val="24"/>
-        </w:rPr>
-        <w:t>Machine</w:t>
-      </w:r>
-      <w:r>
-        <w:rPr>
-          <w:i/>
-          <w:sz w:val="24"/>
-          <w:lang w:val="ru-RU"/>
-        </w:rPr>
-        <w:t>)</w:t>
+          <w:b w:val="0"/>
+          <w:bCs w:val="0"/>
+          <w:color w:val="000000" w:themeColor="text1"/>
+          <w:lang w:val="ru-RU"/>
+        </w:rPr>
+        <w:t xml:space="preserve">Рисунок </w:t>
+      </w:r>
+      <w:r>
+        <w:rPr>
+          <w:b w:val="0"/>
+          <w:bCs w:val="0"/>
+          <w:color w:val="000000" w:themeColor="text1"/>
+        </w:rPr>
+        <w:fldChar w:fldCharType="begin"/>
+      </w:r>
+      <w:r>
+        <w:rPr>
+          <w:b w:val="0"/>
+          <w:bCs w:val="0"/>
+          <w:color w:val="000000" w:themeColor="text1"/>
+          <w:lang w:val="ru-RU"/>
+        </w:rPr>
+        <w:instrText xml:space="preserve"> </w:instrText>
+      </w:r>
+      <w:r>
+        <w:rPr>
+          <w:b w:val="0"/>
+          <w:bCs w:val="0"/>
+          <w:color w:val="000000" w:themeColor="text1"/>
+        </w:rPr>
+        <w:instrText>SEQ</w:instrText>
+      </w:r>
+      <w:r>
+        <w:rPr>
+          <w:b w:val="0"/>
+          <w:bCs w:val="0"/>
+          <w:color w:val="000000" w:themeColor="text1"/>
+          <w:lang w:val="ru-RU"/>
+        </w:rPr>
+        <w:instrText xml:space="preserve"> Рисунок \* </w:instrText>
+      </w:r>
+      <w:r>
+        <w:rPr>
+          <w:b w:val="0"/>
+          <w:bCs w:val="0"/>
+          <w:color w:val="000000" w:themeColor="text1"/>
+        </w:rPr>
+        <w:instrText>ARABIC</w:instrText>
+      </w:r>
+      <w:r>
+        <w:rPr>
+          <w:b w:val="0"/>
+          <w:bCs w:val="0"/>
+          <w:color w:val="000000" w:themeColor="text1"/>
+          <w:lang w:val="ru-RU"/>
+        </w:rPr>
+        <w:instrText xml:space="preserve"> </w:instrText>
+      </w:r>
+      <w:r>
+        <w:rPr>
+          <w:b w:val="0"/>
+          <w:bCs w:val="0"/>
+          <w:color w:val="000000" w:themeColor="text1"/>
+        </w:rPr>
+        <w:fldChar w:fldCharType="separate"/>
+      </w:r>
+      <w:r>
+        <w:rPr>
+          <w:b w:val="0"/>
+          <w:bCs w:val="0"/>
+          <w:noProof/>
+          <w:color w:val="000000" w:themeColor="text1"/>
+          <w:lang w:val="ru-RU"/>
+        </w:rPr>
+        <w:t>5</w:t>
+      </w:r>
+      <w:r>
+        <w:rPr>
+          <w:b w:val="0"/>
+          <w:bCs w:val="0"/>
+          <w:color w:val="000000" w:themeColor="text1"/>
+        </w:rPr>
+        <w:fldChar w:fldCharType="end"/>
+      </w:r>
+      <w:r>
+        <w:rPr>
+          <w:b w:val="0"/>
+          <w:bCs w:val="0"/>
+          <w:noProof/>
+          <w:color w:val="000000" w:themeColor="text1"/>
+          <w:lang w:val="ru-RU"/>
+        </w:rPr>
+        <w:t xml:space="preserve"> — </w:t>
+      </w:r>
+      <w:r>
+        <w:rPr>
+          <w:b w:val="0"/>
+          <w:bCs w:val="0"/>
+          <w:noProof/>
+          <w:color w:val="000000" w:themeColor="text1"/>
+          <w:lang w:val="ru-RU"/>
+        </w:rPr>
+        <w:t>диаграмма состояний</w:t>
       </w:r>
     </w:p>
     <w:p>
@@ -3062,12 +5408,6 @@
           <w:lang w:val="ru-RU"/>
         </w:rPr>
       </w:pPr>
-      <w:r>
-        <w:rPr>
-          <w:lang w:val="ru-RU"/>
-        </w:rPr>
-        <w:t>Выделены три допустимых состояния кассового документа:</w:t>
-      </w:r>
     </w:p>
     <w:p>
       <w:pPr>
@@ -3079,7 +5419,7 @@
         <w:rPr>
           <w:lang w:val="ru-RU"/>
         </w:rPr>
-        <w:t xml:space="preserve">— </w:t>
+        <w:t xml:space="preserve">Жизненный цикл сохраняемого чека: создание → </w:t>
       </w:r>
       <w:r>
         <w:t>draft</w:t>
@@ -3088,20 +5428,7 @@
         <w:rPr>
           <w:lang w:val="ru-RU"/>
         </w:rPr>
-        <w:t xml:space="preserve"> (Черновик) — начальное состояние. Разрешено динамическое добавление и удаление товарных позиций, расчет промежуточных итогов. Складские остатки не изменяются;</w:t>
-      </w:r>
-    </w:p>
-    <w:p>
-      <w:pPr>
-        <w:rPr>
-          <w:lang w:val="ru-RU"/>
-        </w:rPr>
-      </w:pPr>
-      <w:r>
-        <w:rPr>
-          <w:lang w:val="ru-RU"/>
-        </w:rPr>
-        <w:t xml:space="preserve">— </w:t>
+        <w:t xml:space="preserve"> → </w:t>
       </w:r>
       <w:r>
         <w:t>paid</w:t>
@@ -3110,20 +5437,7 @@
         <w:rPr>
           <w:lang w:val="ru-RU"/>
         </w:rPr>
-        <w:t xml:space="preserve"> (Оплачен) — терминальное успешное состояние. Чек переводится в него только после успешной транзакции оплаты и списания остатков со склада;</w:t>
-      </w:r>
-    </w:p>
-    <w:p>
-      <w:pPr>
-        <w:rPr>
-          <w:lang w:val="ru-RU"/>
-        </w:rPr>
-      </w:pPr>
-      <w:r>
-        <w:rPr>
-          <w:lang w:val="ru-RU"/>
-        </w:rPr>
-        <w:t xml:space="preserve">— </w:t>
+        <w:t xml:space="preserve"> либо </w:t>
       </w:r>
       <w:r>
         <w:t>cancelled</w:t>
@@ -3132,7 +5446,25 @@
         <w:rPr>
           <w:lang w:val="ru-RU"/>
         </w:rPr>
-        <w:t xml:space="preserve"> (Аннулирован) — терминальное состояние отказа. Чек переводится в него при отмене покупки кассиром из состояния </w:t>
+        <w:t xml:space="preserve">. Повтор оплаты </w:t>
+      </w:r>
+      <w:r>
+        <w:t>paid</w:t>
+      </w:r>
+      <w:r>
+        <w:rPr>
+          <w:lang w:val="ru-RU"/>
+        </w:rPr>
+        <w:t xml:space="preserve"> и повтор отмены </w:t>
+      </w:r>
+      <w:r>
+        <w:t>cancelled</w:t>
+      </w:r>
+      <w:r>
+        <w:rPr>
+          <w:lang w:val="ru-RU"/>
+        </w:rPr>
+        <w:t xml:space="preserve"> возвращают существующий документ без изменения состояния и без повторных побочных эффектов. Ошибка нехватки оставляет </w:t>
       </w:r>
       <w:r>
         <w:t>draft</w:t>
@@ -3141,7 +5473,16 @@
         <w:rPr>
           <w:lang w:val="ru-RU"/>
         </w:rPr>
-        <w:t>.</w:t>
+        <w:t xml:space="preserve">. Несохранённая корзина относится к </w:t>
+      </w:r>
+      <w:r>
+        <w:t>UI</w:t>
+      </w:r>
+      <w:r>
+        <w:rPr>
+          <w:lang w:val="ru-RU"/>
+        </w:rPr>
+        <w:t xml:space="preserve"> и не является строкой таблицы чеков.</w:t>
       </w:r>
     </w:p>
     <w:p>
@@ -3152,240 +5493,23 @@
         </w:rPr>
       </w:pPr>
       <w:r>
-        <w:rPr>
-          <w:lang w:val="ru-RU"/>
-        </w:rPr>
-        <w:t>5.2 Инварианты целостности и недопустимые переходы</w:t>
-      </w:r>
-    </w:p>
-    <w:p>
-      <w:pPr>
-        <w:rPr>
-          <w:lang w:val="ru-RU"/>
-        </w:rPr>
-      </w:pPr>
-      <w:r>
-        <w:rPr>
-          <w:lang w:val="ru-RU"/>
-        </w:rPr>
-        <w:t>Модель накладывает жесткие правила переходов:</w:t>
-      </w:r>
-    </w:p>
-    <w:p>
-      <w:pPr>
-        <w:rPr>
-          <w:lang w:val="ru-RU"/>
-        </w:rPr>
-      </w:pPr>
-      <w:r>
-        <w:rPr>
-          <w:lang w:val="ru-RU"/>
-        </w:rPr>
-        <w:t xml:space="preserve">— Запрещен переход </w:t>
-      </w:r>
-      <w:r>
-        <w:t>paid</w:t>
-      </w:r>
-      <w:r>
-        <w:rPr>
-          <w:lang w:val="ru-RU"/>
-        </w:rPr>
-        <w:t xml:space="preserve"> → </w:t>
-      </w:r>
-      <w:r>
-        <w:t>cancelled</w:t>
-      </w:r>
-      <w:r>
-        <w:rPr>
-          <w:lang w:val="ru-RU"/>
-        </w:rPr>
-        <w:t xml:space="preserve"> (проведенный чек не может быть аннулирован; в случае возврата оформляется отдельная хозяйственная операция возврата);</w:t>
-      </w:r>
-    </w:p>
-    <w:p>
-      <w:pPr>
-        <w:rPr>
-          <w:lang w:val="ru-RU"/>
-        </w:rPr>
-      </w:pPr>
-      <w:r>
-        <w:rPr>
-          <w:lang w:val="ru-RU"/>
-        </w:rPr>
-        <w:t xml:space="preserve">— Запрещен переход </w:t>
-      </w:r>
-      <w:r>
-        <w:t>cancelled</w:t>
-      </w:r>
-      <w:r>
-        <w:rPr>
-          <w:lang w:val="ru-RU"/>
-        </w:rPr>
-        <w:t xml:space="preserve"> → </w:t>
-      </w:r>
-      <w:r>
-        <w:t>paid</w:t>
-      </w:r>
-      <w:r>
-        <w:rPr>
-          <w:lang w:val="ru-RU"/>
-        </w:rPr>
-        <w:t xml:space="preserve"> (нельзя оплатить аннулированный черновик);</w:t>
-      </w:r>
-    </w:p>
-    <w:p>
-      <w:pPr>
-        <w:rPr>
-          <w:lang w:val="ru-RU"/>
-        </w:rPr>
-      </w:pPr>
-      <w:r>
-        <w:rPr>
-          <w:lang w:val="ru-RU"/>
-        </w:rPr>
-        <w:t xml:space="preserve">— Запрещена модификация строк чека после выхода из состояния </w:t>
-      </w:r>
-      <w:r>
-        <w:t>draft</w:t>
-      </w:r>
-      <w:r>
-        <w:rPr>
-          <w:lang w:val="ru-RU"/>
-        </w:rPr>
-        <w:t>;</w:t>
-      </w:r>
-    </w:p>
-    <w:p>
-      <w:pPr>
-        <w:rPr>
-          <w:lang w:val="ru-RU"/>
-        </w:rPr>
-      </w:pPr>
-      <w:r>
-        <w:rPr>
-          <w:lang w:val="ru-RU"/>
-        </w:rPr>
-        <w:t xml:space="preserve">— Повторный вызов операции оплаты для чека в состоянии </w:t>
-      </w:r>
-      <w:r>
-        <w:t>paid</w:t>
-      </w:r>
-      <w:r>
-        <w:rPr>
-          <w:lang w:val="ru-RU"/>
-        </w:rPr>
-        <w:t xml:space="preserve"> является идемпотентным и не вызывает повторного списания остатков.</w:t>
-      </w:r>
-    </w:p>
-    <w:p>
-      <w:pPr>
-        <w:pStyle w:val="Heading1"/>
-        <w:jc w:val="left"/>
-        <w:rPr>
-          <w:lang w:val="ru-RU"/>
-        </w:rPr>
-      </w:pPr>
-      <w:r>
-        <w:rPr>
-          <w:lang w:val="ru-RU"/>
-        </w:rPr>
-        <w:t>6 К</w:t>
-      </w:r>
-      <w:r>
-        <w:rPr>
-          <w:lang w:val="ru-RU"/>
-        </w:rPr>
-        <w:t xml:space="preserve">онцептуальная </w:t>
-      </w:r>
-      <w:r>
-        <w:t>er</w:t>
-      </w:r>
-      <w:r>
-        <w:rPr>
-          <w:lang w:val="ru-RU"/>
-        </w:rPr>
-        <w:t>-модель базы данных</w:t>
-      </w:r>
-    </w:p>
-    <w:p>
-      <w:pPr>
-        <w:pStyle w:val="Heading2"/>
-        <w:rPr>
-          <w:lang w:val="ru-RU"/>
-        </w:rPr>
-      </w:pPr>
-      <w:r>
-        <w:rPr>
-          <w:lang w:val="ru-RU"/>
-        </w:rPr>
-        <w:t>6.1 Спецификация сущностей и связей</w:t>
-      </w:r>
-    </w:p>
-    <w:p>
-      <w:pPr>
-        <w:rPr>
-          <w:lang w:val="ru-RU"/>
-        </w:rPr>
-      </w:pPr>
-      <w:r>
-        <w:rPr>
-          <w:lang w:val="ru-RU"/>
-        </w:rPr>
-        <w:t xml:space="preserve">Концептуальная модель данных спроектирована в виде </w:t>
-      </w:r>
-      <w:r>
-        <w:t>ER</w:t>
-      </w:r>
-      <w:r>
-        <w:rPr>
-          <w:lang w:val="ru-RU"/>
-        </w:rPr>
-        <w:t>-диаграммы (</w:t>
-      </w:r>
-      <w:r>
-        <w:t>Entity</w:t>
-      </w:r>
-      <w:r>
-        <w:rPr>
-          <w:lang w:val="ru-RU"/>
-        </w:rPr>
-        <w:t>-</w:t>
-      </w:r>
-      <w:r>
-        <w:t>Relationship</w:t>
-      </w:r>
-      <w:r>
-        <w:rPr>
-          <w:lang w:val="ru-RU"/>
-        </w:rPr>
-        <w:t>) в третьей нормальной форме (3</w:t>
-      </w:r>
-      <w:r>
-        <w:t>NF</w:t>
-      </w:r>
-      <w:r>
-        <w:rPr>
-          <w:lang w:val="ru-RU"/>
-        </w:rPr>
-        <w:t>).</w:t>
+        <w:t>1.5 ER-модель</w:t>
       </w:r>
     </w:p>
     <w:p>
       <w:pPr>
         <w:keepNext/>
-        <w:spacing w:before="200" w:after="80"/>
-        <w:ind w:firstLine="0"/>
-        <w:jc w:val="center"/>
       </w:pPr>
       <w:r>
         <w:rPr>
           <w:noProof/>
+          <w:lang w:val="ru-RU"/>
         </w:rPr>
         <w:drawing>
-          <wp:inline distT="0" distB="0" distL="0" distR="0" wp14:anchorId="3BEC8D58" wp14:editId="7CF7341E">
-            <wp:extent cx="5303520" cy="3620122"/>
-            <wp:effectExtent l="0" t="0" r="0" b="0"/>
-            <wp:docPr id="5" name="Picture 5"/>
+          <wp:inline distT="0" distB="0" distL="0" distR="0" wp14:anchorId="5BB60ADD" wp14:editId="24505C92">
+            <wp:extent cx="5940425" cy="4055110"/>
+            <wp:effectExtent l="0" t="0" r="3175" b="0"/>
+            <wp:docPr id="12" name="Graphic 12"/>
             <wp:cNvGraphicFramePr>
               <a:graphicFrameLocks xmlns:a="http://schemas.openxmlformats.org/drawingml/2006/main" noChangeAspect="1"/>
             </wp:cNvGraphicFramePr>
@@ -3393,11 +5517,17 @@
               <a:graphicData uri="http://schemas.openxmlformats.org/drawingml/2006/picture">
                 <pic:pic xmlns:pic="http://schemas.openxmlformats.org/drawingml/2006/picture">
                   <pic:nvPicPr>
-                    <pic:cNvPr id="0" name="image11.png"/>
+                    <pic:cNvPr id="1" name=""/>
                     <pic:cNvPicPr/>
                   </pic:nvPicPr>
                   <pic:blipFill>
-                    <a:blip r:embed="rId12"/>
+                    <a:blip r:embed="rId18">
+                      <a:extLst>
+                        <a:ext uri="{96DAC541-7B7A-43D3-8B79-37D633B846F1}">
+                          <asvg:svgBlip xmlns:asvg="http://schemas.microsoft.com/office/drawing/2016/SVG/main" r:embed="rId19"/>
+                        </a:ext>
+                      </a:extLst>
+                    </a:blip>
                     <a:stretch>
                       <a:fillRect/>
                     </a:stretch>
@@ -3405,7 +5535,7 @@
                   <pic:spPr>
                     <a:xfrm>
                       <a:off x="0" y="0"/>
-                      <a:ext cx="5303520" cy="3620122"/>
+                      <a:ext cx="5940425" cy="4055110"/>
                     </a:xfrm>
                     <a:prstGeom prst="rect">
                       <a:avLst/>
@@ -3420,35 +5550,135 @@
     </w:p>
     <w:p>
       <w:pPr>
-        <w:spacing w:before="80" w:after="240"/>
-        <w:ind w:firstLine="0"/>
+        <w:pStyle w:val="Caption"/>
         <w:jc w:val="center"/>
         <w:rPr>
+          <w:b w:val="0"/>
+          <w:bCs w:val="0"/>
+          <w:color w:val="000000" w:themeColor="text1"/>
           <w:lang w:val="ru-RU"/>
         </w:rPr>
       </w:pPr>
       <w:r>
         <w:rPr>
-          <w:i/>
-          <w:sz w:val="24"/>
-          <w:lang w:val="ru-RU"/>
-        </w:rPr>
-        <w:t xml:space="preserve">Рисунок 5 — </w:t>
-      </w:r>
-      <w:r>
-        <w:rPr>
-          <w:i/>
-          <w:sz w:val="24"/>
+          <w:b w:val="0"/>
+          <w:bCs w:val="0"/>
+          <w:color w:val="000000" w:themeColor="text1"/>
+          <w:lang w:val="ru-RU"/>
+        </w:rPr>
+        <w:t xml:space="preserve">Рисунок </w:t>
+      </w:r>
+      <w:r>
+        <w:rPr>
+          <w:b w:val="0"/>
+          <w:bCs w:val="0"/>
+          <w:color w:val="000000" w:themeColor="text1"/>
+        </w:rPr>
+        <w:fldChar w:fldCharType="begin"/>
+      </w:r>
+      <w:r>
+        <w:rPr>
+          <w:b w:val="0"/>
+          <w:bCs w:val="0"/>
+          <w:color w:val="000000" w:themeColor="text1"/>
+          <w:lang w:val="ru-RU"/>
+        </w:rPr>
+        <w:instrText xml:space="preserve"> </w:instrText>
+      </w:r>
+      <w:r>
+        <w:rPr>
+          <w:b w:val="0"/>
+          <w:bCs w:val="0"/>
+          <w:color w:val="000000" w:themeColor="text1"/>
+        </w:rPr>
+        <w:instrText>SEQ</w:instrText>
+      </w:r>
+      <w:r>
+        <w:rPr>
+          <w:b w:val="0"/>
+          <w:bCs w:val="0"/>
+          <w:color w:val="000000" w:themeColor="text1"/>
+          <w:lang w:val="ru-RU"/>
+        </w:rPr>
+        <w:instrText xml:space="preserve"> Рисунок \* </w:instrText>
+      </w:r>
+      <w:r>
+        <w:rPr>
+          <w:b w:val="0"/>
+          <w:bCs w:val="0"/>
+          <w:color w:val="000000" w:themeColor="text1"/>
+        </w:rPr>
+        <w:instrText>ARABIC</w:instrText>
+      </w:r>
+      <w:r>
+        <w:rPr>
+          <w:b w:val="0"/>
+          <w:bCs w:val="0"/>
+          <w:color w:val="000000" w:themeColor="text1"/>
+          <w:lang w:val="ru-RU"/>
+        </w:rPr>
+        <w:instrText xml:space="preserve"> </w:instrText>
+      </w:r>
+      <w:r>
+        <w:rPr>
+          <w:b w:val="0"/>
+          <w:bCs w:val="0"/>
+          <w:color w:val="000000" w:themeColor="text1"/>
+        </w:rPr>
+        <w:fldChar w:fldCharType="separate"/>
+      </w:r>
+      <w:r>
+        <w:rPr>
+          <w:b w:val="0"/>
+          <w:bCs w:val="0"/>
+          <w:noProof/>
+          <w:color w:val="000000" w:themeColor="text1"/>
+          <w:lang w:val="ru-RU"/>
+        </w:rPr>
+        <w:t>6</w:t>
+      </w:r>
+      <w:r>
+        <w:rPr>
+          <w:b w:val="0"/>
+          <w:bCs w:val="0"/>
+          <w:color w:val="000000" w:themeColor="text1"/>
+        </w:rPr>
+        <w:fldChar w:fldCharType="end"/>
+      </w:r>
+      <w:r>
+        <w:rPr>
+          <w:b w:val="0"/>
+          <w:bCs w:val="0"/>
+          <w:color w:val="000000" w:themeColor="text1"/>
+          <w:lang w:val="ru-RU"/>
+        </w:rPr>
+        <w:t xml:space="preserve"> — </w:t>
+      </w:r>
+      <w:r>
+        <w:rPr>
+          <w:b w:val="0"/>
+          <w:bCs w:val="0"/>
+          <w:color w:val="000000" w:themeColor="text1"/>
         </w:rPr>
         <w:t>ER</w:t>
       </w:r>
       <w:r>
         <w:rPr>
-          <w:i/>
-          <w:sz w:val="24"/>
-          <w:lang w:val="ru-RU"/>
-        </w:rPr>
-        <w:t>-диаграмма сущностей и связей базы данных</w:t>
+          <w:b w:val="0"/>
+          <w:bCs w:val="0"/>
+          <w:color w:val="000000" w:themeColor="text1"/>
+          <w:lang w:val="ru-RU"/>
+        </w:rPr>
+        <w:t>-</w:t>
+      </w:r>
+      <w:r>
+        <w:rPr>
+          <w:b w:val="0"/>
+          <w:bCs w:val="0"/>
+          <w:color w:val="000000" w:themeColor="text1"/>
+          <w:lang w:val="ru-RU"/>
+        </w:rPr>
+        <w:t>диаграмма</w:t>
       </w:r>
     </w:p>
     <w:p>
@@ -3457,12 +5687,6 @@
           <w:lang w:val="ru-RU"/>
         </w:rPr>
       </w:pPr>
-      <w:r>
-        <w:rPr>
-          <w:lang w:val="ru-RU"/>
-        </w:rPr>
-        <w:t>В модели выделены ключевые сущности:</w:t>
-      </w:r>
     </w:p>
     <w:p>
       <w:pPr>
@@ -3474,347 +5698,88 @@
         <w:rPr>
           <w:lang w:val="ru-RU"/>
         </w:rPr>
-        <w:t xml:space="preserve">— </w:t>
-      </w:r>
-      <w:r>
-        <w:t>products</w:t>
-      </w:r>
-      <w:r>
-        <w:rPr>
-          <w:lang w:val="ru-RU"/>
-        </w:rPr>
-        <w:t xml:space="preserve"> — номенклатурный справочник товаров (первичный ключ </w:t>
-      </w:r>
-      <w:r>
-        <w:t>id</w:t>
-      </w:r>
-      <w:r>
-        <w:rPr>
-          <w:lang w:val="ru-RU"/>
-        </w:rPr>
-        <w:t xml:space="preserve">, уникальный штрихкод </w:t>
-      </w:r>
-      <w:r>
-        <w:t>barcode</w:t>
-      </w:r>
-      <w:r>
-        <w:rPr>
-          <w:lang w:val="ru-RU"/>
-        </w:rPr>
-        <w:t xml:space="preserve">, наименование </w:t>
-      </w:r>
-      <w:r>
-        <w:t>name</w:t>
-      </w:r>
-      <w:r>
-        <w:rPr>
-          <w:lang w:val="ru-RU"/>
-        </w:rPr>
-        <w:t xml:space="preserve">, текущая розничная цена </w:t>
-      </w:r>
-      <w:r>
-        <w:t>price</w:t>
-      </w:r>
-      <w:r>
-        <w:rPr>
-          <w:lang w:val="ru-RU"/>
-        </w:rPr>
-        <w:t xml:space="preserve">, категория </w:t>
-      </w:r>
-      <w:r>
-        <w:t>category</w:t>
-      </w:r>
-      <w:r>
-        <w:rPr>
-          <w:lang w:val="ru-RU"/>
-        </w:rPr>
-        <w:t>, энергетическая ценность);</w:t>
-      </w:r>
-    </w:p>
-    <w:p>
-      <w:pPr>
-        <w:rPr>
-          <w:lang w:val="ru-RU"/>
-        </w:rPr>
-      </w:pPr>
-      <w:r>
-        <w:rPr>
-          <w:lang w:val="ru-RU"/>
-        </w:rPr>
-        <w:t xml:space="preserve">— </w:t>
-      </w:r>
-      <w:r>
-        <w:t>receipts</w:t>
-      </w:r>
-      <w:r>
-        <w:rPr>
-          <w:lang w:val="ru-RU"/>
-        </w:rPr>
-        <w:t xml:space="preserve"> — заголовочная часть кассового чека (</w:t>
-      </w:r>
-      <w:r>
-        <w:t>id</w:t>
-      </w:r>
-      <w:r>
-        <w:rPr>
-          <w:lang w:val="ru-RU"/>
-        </w:rPr>
-        <w:t xml:space="preserve">, номер кассы, идентификатор кассира </w:t>
-      </w:r>
-      <w:r>
-        <w:t>cashier</w:t>
-      </w:r>
-      <w:r>
-        <w:rPr>
-          <w:lang w:val="ru-RU"/>
-        </w:rPr>
-        <w:t>_</w:t>
-      </w:r>
-      <w:r>
-        <w:t>id</w:t>
-      </w:r>
-      <w:r>
-        <w:rPr>
-          <w:lang w:val="ru-RU"/>
-        </w:rPr>
-        <w:t xml:space="preserve">, статус </w:t>
-      </w:r>
-      <w:r>
-        <w:t>status</w:t>
-      </w:r>
-      <w:r>
-        <w:rPr>
-          <w:lang w:val="ru-RU"/>
-        </w:rPr>
-        <w:t xml:space="preserve">, дата и время закрытия, итоговая сумма </w:t>
-      </w:r>
-      <w:r>
-        <w:t>total</w:t>
-      </w:r>
-      <w:r>
-        <w:rPr>
-          <w:lang w:val="ru-RU"/>
-        </w:rPr>
-        <w:t>_</w:t>
-      </w:r>
-      <w:r>
-        <w:t>amount</w:t>
-      </w:r>
-      <w:r>
-        <w:rPr>
-          <w:lang w:val="ru-RU"/>
-        </w:rPr>
-        <w:t xml:space="preserve">, внесенная сумма </w:t>
-      </w:r>
-      <w:r>
-        <w:t>cash</w:t>
-      </w:r>
-      <w:r>
-        <w:rPr>
-          <w:lang w:val="ru-RU"/>
-        </w:rPr>
-        <w:t>_</w:t>
-      </w:r>
-      <w:r>
-        <w:t>tendered</w:t>
-      </w:r>
-      <w:r>
-        <w:rPr>
-          <w:lang w:val="ru-RU"/>
-        </w:rPr>
-        <w:t>);</w:t>
-      </w:r>
-    </w:p>
-    <w:p>
-      <w:pPr>
-        <w:rPr>
-          <w:lang w:val="ru-RU"/>
-        </w:rPr>
-      </w:pPr>
-      <w:r>
-        <w:rPr>
-          <w:lang w:val="ru-RU"/>
-        </w:rPr>
-        <w:t xml:space="preserve">— </w:t>
-      </w:r>
-      <w:r>
-        <w:t>receipt</w:t>
-      </w:r>
-      <w:r>
-        <w:rPr>
-          <w:lang w:val="ru-RU"/>
-        </w:rPr>
-        <w:t>_</w:t>
-      </w:r>
-      <w:r>
-        <w:t>items</w:t>
-      </w:r>
-      <w:r>
-        <w:rPr>
-          <w:lang w:val="ru-RU"/>
-        </w:rPr>
-        <w:t xml:space="preserve"> — спецификация чека (внешний ключ </w:t>
-      </w:r>
-      <w:r>
-        <w:t>receipt</w:t>
-      </w:r>
-      <w:r>
-        <w:rPr>
-          <w:lang w:val="ru-RU"/>
-        </w:rPr>
-        <w:t>_</w:t>
-      </w:r>
-      <w:r>
-        <w:t>id</w:t>
-      </w:r>
-      <w:r>
-        <w:rPr>
-          <w:lang w:val="ru-RU"/>
-        </w:rPr>
-        <w:t xml:space="preserve">, внешний ключ </w:t>
-      </w:r>
-      <w:r>
-        <w:t>product</w:t>
-      </w:r>
-      <w:r>
-        <w:rPr>
-          <w:lang w:val="ru-RU"/>
-        </w:rPr>
-        <w:t>_</w:t>
-      </w:r>
-      <w:r>
-        <w:t>id</w:t>
-      </w:r>
-      <w:r>
-        <w:rPr>
-          <w:lang w:val="ru-RU"/>
-        </w:rPr>
-        <w:t xml:space="preserve">, количество </w:t>
-      </w:r>
-      <w:r>
-        <w:t>quantity</w:t>
-      </w:r>
-      <w:r>
-        <w:rPr>
-          <w:lang w:val="ru-RU"/>
-        </w:rPr>
-        <w:t xml:space="preserve">, зафиксированная цена </w:t>
-      </w:r>
-      <w:r>
-        <w:t>unit</w:t>
-      </w:r>
-      <w:r>
-        <w:rPr>
-          <w:lang w:val="ru-RU"/>
-        </w:rPr>
-        <w:t>_</w:t>
-      </w:r>
-      <w:r>
-        <w:t>price</w:t>
-      </w:r>
-      <w:r>
-        <w:rPr>
-          <w:lang w:val="ru-RU"/>
-        </w:rPr>
-        <w:t>);</w:t>
-      </w:r>
-    </w:p>
-    <w:p>
-      <w:pPr>
-        <w:rPr>
-          <w:lang w:val="ru-RU"/>
-        </w:rPr>
-      </w:pPr>
-      <w:r>
-        <w:rPr>
-          <w:lang w:val="ru-RU"/>
-        </w:rPr>
-        <w:t xml:space="preserve">— </w:t>
-      </w:r>
-      <w:r>
-        <w:t>stock</w:t>
-      </w:r>
-      <w:r>
-        <w:rPr>
-          <w:lang w:val="ru-RU"/>
-        </w:rPr>
-        <w:t>_</w:t>
-      </w:r>
-      <w:r>
-        <w:t>movements</w:t>
-      </w:r>
-      <w:r>
-        <w:rPr>
-          <w:lang w:val="ru-RU"/>
-        </w:rPr>
-        <w:t xml:space="preserve"> — журнал складских проводок (</w:t>
-      </w:r>
-      <w:r>
-        <w:t>id</w:t>
-      </w:r>
-      <w:r>
-        <w:rPr>
-          <w:lang w:val="ru-RU"/>
-        </w:rPr>
-        <w:t xml:space="preserve">, </w:t>
-      </w:r>
-      <w:r>
-        <w:t>product</w:t>
-      </w:r>
-      <w:r>
-        <w:rPr>
-          <w:lang w:val="ru-RU"/>
-        </w:rPr>
-        <w:t>_</w:t>
-      </w:r>
-      <w:r>
-        <w:t>id</w:t>
-      </w:r>
-      <w:r>
-        <w:rPr>
-          <w:lang w:val="ru-RU"/>
-        </w:rPr>
-        <w:t>, тип операции, количество, дата, основание);</w:t>
-      </w:r>
-    </w:p>
-    <w:p>
-      <w:pPr>
-        <w:rPr>
-          <w:lang w:val="ru-RU"/>
-        </w:rPr>
-      </w:pPr>
-      <w:r>
-        <w:rPr>
-          <w:lang w:val="ru-RU"/>
-        </w:rPr>
-        <w:t xml:space="preserve">— </w:t>
-      </w:r>
-      <w:r>
-        <w:t>app</w:t>
-      </w:r>
-      <w:r>
-        <w:rPr>
-          <w:lang w:val="ru-RU"/>
-        </w:rPr>
-        <w:t>_</w:t>
-      </w:r>
-      <w:r>
-        <w:t>users</w:t>
-      </w:r>
-      <w:r>
-        <w:rPr>
-          <w:lang w:val="ru-RU"/>
-        </w:rPr>
-        <w:t xml:space="preserve"> и </w:t>
-      </w:r>
-      <w:r>
-        <w:t>sessions</w:t>
-      </w:r>
-      <w:r>
-        <w:rPr>
-          <w:lang w:val="ru-RU"/>
-        </w:rPr>
-        <w:t xml:space="preserve"> — учетные записи сотрудников, хеши паролей, роли доступа и токены сессий.</w:t>
+        <w:t>Связи: сотрудник 1:</w:t>
+      </w:r>
+      <w:r>
+        <w:t>N</w:t>
+      </w:r>
+      <w:r>
+        <w:rPr>
+          <w:lang w:val="ru-RU"/>
+        </w:rPr>
+        <w:t xml:space="preserve"> чек; чек 1:</w:t>
+      </w:r>
+      <w:r>
+        <w:t>N</w:t>
+      </w:r>
+      <w:r>
+        <w:rPr>
+          <w:lang w:val="ru-RU"/>
+        </w:rPr>
+        <w:t xml:space="preserve"> строка; товар 1:</w:t>
+      </w:r>
+      <w:r>
+        <w:t>N</w:t>
+      </w:r>
+      <w:r>
+        <w:rPr>
+          <w:lang w:val="ru-RU"/>
+        </w:rPr>
+        <w:t xml:space="preserve"> строка; товар 1:</w:t>
+      </w:r>
+      <w:r>
+        <w:t>N</w:t>
+      </w:r>
+      <w:r>
+        <w:rPr>
+          <w:lang w:val="ru-RU"/>
+        </w:rPr>
+        <w:t xml:space="preserve"> движение; сотрудник 1:</w:t>
+      </w:r>
+      <w:r>
+        <w:t>N</w:t>
+      </w:r>
+      <w:r>
+        <w:rPr>
+          <w:lang w:val="ru-RU"/>
+        </w:rPr>
+        <w:t xml:space="preserve"> движение; чек 0:</w:t>
+      </w:r>
+      <w:r>
+        <w:t>N</w:t>
+      </w:r>
+      <w:r>
+        <w:rPr>
+          <w:lang w:val="ru-RU"/>
+        </w:rPr>
+        <w:t xml:space="preserve"> движение; сотрудник 1:</w:t>
+      </w:r>
+      <w:r>
+        <w:t>N</w:t>
+      </w:r>
+      <w:r>
+        <w:rPr>
+          <w:lang w:val="ru-RU"/>
+        </w:rPr>
+        <w:t xml:space="preserve"> сеанс. Связь товар–чек </w:t>
+      </w:r>
+      <w:r>
+        <w:t>M</w:t>
+      </w:r>
+      <w:r>
+        <w:rPr>
+          <w:lang w:val="ru-RU"/>
+        </w:rPr>
+        <w:t>:</w:t>
+      </w:r>
+      <w:r>
+        <w:t>N</w:t>
+      </w:r>
+      <w:r>
+        <w:rPr>
+          <w:lang w:val="ru-RU"/>
+        </w:rPr>
+        <w:t xml:space="preserve"> разрешается строкой чека. В строке хранятся исторические реквизиты — осознанная денормализация для неизменности истории. Текущий остаток в товаре ускоряет продажу, а движения объясняют изменения.</w:t>
       </w:r>
     </w:p>
     <w:p>
@@ -3825,14 +5790,12 @@
         </w:rPr>
       </w:pPr>
       <w:r>
-        <w:rPr>
-          <w:lang w:val="ru-RU"/>
-        </w:rPr>
-        <w:t>6.2 Ролевая матрица доступа к операциям</w:t>
+        <w:t>1.6 Заключение и выводы</w:t>
       </w:r>
     </w:p>
     <w:p>
       <w:pPr>
+        <w:ind w:left="283" w:firstLine="0"/>
         <w:rPr>
           <w:lang w:val="ru-RU"/>
         </w:rPr>
@@ -3841,11 +5804,39 @@
         <w:rPr>
           <w:lang w:val="ru-RU"/>
         </w:rPr>
-        <w:t>На основе разработанных моделей сформирована матрица полномочий ролей:</w:t>
+        <w:t xml:space="preserve">1. </w:t>
+      </w:r>
+      <w:r>
+        <w:t>UC</w:t>
+      </w:r>
+      <w:r>
+        <w:rPr>
+          <w:lang w:val="ru-RU"/>
+        </w:rPr>
+        <w:t xml:space="preserve">-модель задаёт действия, объектная модель — конкретный снимок, </w:t>
+      </w:r>
+      <w:r>
+        <w:t>ER</w:t>
+      </w:r>
+      <w:r>
+        <w:rPr>
+          <w:lang w:val="ru-RU"/>
+        </w:rPr>
+        <w:t xml:space="preserve"> — структуру, </w:t>
+      </w:r>
+      <w:r>
+        <w:t>BPMN</w:t>
+      </w:r>
+      <w:r>
+        <w:rPr>
+          <w:lang w:val="ru-RU"/>
+        </w:rPr>
+        <w:t xml:space="preserve"> — процесс, состояния — допустимые переходы одного документа.</w:t>
       </w:r>
     </w:p>
     <w:p>
       <w:pPr>
+        <w:ind w:left="283" w:firstLine="0"/>
         <w:rPr>
           <w:lang w:val="ru-RU"/>
         </w:rPr>
@@ -3854,69 +5845,47 @@
         <w:rPr>
           <w:lang w:val="ru-RU"/>
         </w:rPr>
-        <w:t>— Менеджер: полный доступ к каталогу (создание, редактирование, архивация), право ввода складских остатков, чтение чеков;</w:t>
+        <w:t xml:space="preserve">2. Согласованность обеспечивается одинаковыми названиями статусов и бизнес-правилами </w:t>
+      </w:r>
+      <w:r>
+        <w:t>R</w:t>
+      </w:r>
+      <w:r>
+        <w:rPr>
+          <w:lang w:val="ru-RU"/>
+        </w:rPr>
+        <w:t>01–</w:t>
+      </w:r>
+      <w:r>
+        <w:t>R</w:t>
+      </w:r>
+      <w:r>
+        <w:rPr>
+          <w:lang w:val="ru-RU"/>
+        </w:rPr>
+        <w:t>12 во всех моделях.</w:t>
       </w:r>
     </w:p>
     <w:p>
       <w:pPr>
+        <w:ind w:left="283" w:firstLine="0"/>
         <w:rPr>
           <w:lang w:val="ru-RU"/>
         </w:rPr>
       </w:pPr>
       <w:r>
-        <w:rPr>
-          <w:lang w:val="ru-RU"/>
-        </w:rPr>
-        <w:t xml:space="preserve">— Кассир: чтение каталога, создание и редактирование чеков в статусе </w:t>
-      </w:r>
-      <w:r>
-        <w:t>draft</w:t>
-      </w:r>
-      <w:r>
-        <w:rPr>
-          <w:lang w:val="ru-RU"/>
-        </w:rPr>
-        <w:t xml:space="preserve">, перевод чека в статус </w:t>
-      </w:r>
-      <w:r>
-        <w:t>paid</w:t>
-      </w:r>
-      <w:r>
-        <w:rPr>
-          <w:lang w:val="ru-RU"/>
-        </w:rPr>
-        <w:t>, отмена черновика;</w:t>
+        <w:t>1. Внешние платежи не моделируются как реализованная интеграция.</w:t>
       </w:r>
     </w:p>
     <w:p>
       <w:pPr>
+        <w:pStyle w:val="Heading2"/>
         <w:rPr>
           <w:lang w:val="ru-RU"/>
         </w:rPr>
       </w:pPr>
       <w:r>
-        <w:rPr>
-          <w:lang w:val="ru-RU"/>
-        </w:rPr>
-        <w:t>— Аудитор: исключительно чтение каталога и истории закрытых чеков (</w:t>
-      </w:r>
-      <w:r>
-        <w:t>SELECT</w:t>
-      </w:r>
-      <w:r>
-        <w:rPr>
-          <w:lang w:val="ru-RU"/>
-        </w:rPr>
-        <w:t>-</w:t>
-      </w:r>
-      <w:r>
-        <w:t>only</w:t>
-      </w:r>
-      <w:r>
-        <w:rPr>
-          <w:lang w:val="ru-RU"/>
-        </w:rPr>
-        <w:t>);</w:t>
+        <w:t>1.7 Проверка машинной модели</w:t>
       </w:r>
     </w:p>
     <w:p>
@@ -3929,7 +5898,13 @@
         <w:rPr>
           <w:lang w:val="ru-RU"/>
         </w:rPr>
-        <w:t>— Администратор БД: администрирование табличных пространств, ролей СУБД и резервных копий.</w:t>
+        <w:t>Каноническая модель бизнес-процесса в формате BPMN 2.0 XML дополнена полной диаграммной разметкой (BPMN DI): взаимодействие пулов, две горизонтальные дорожки ответственности («Кассир» и «Информационная система»), 17 узлов процессов, потоки управления и сообщений. Корректность синтаксиса и визуализации подтверждена валидатором bpmn-js 18.28.0. Векторные и исходные файлы диаграмм передаются в составе электронного архива проекта</w:t>
+      </w:r>
+      <w:r>
+        <w:rPr>
+          <w:lang w:val="ru-RU"/>
+        </w:rPr>
+        <w:t>. При отмене покупки наличные ещё не принимались; при отказе атомарной оплаты после получения наличных кассир возвращает их, а черновик и остаток не изменяются.</w:t>
       </w:r>
     </w:p>
     <w:p>
@@ -3940,12 +5915,16 @@
           <w:lang w:val="ru-RU"/>
         </w:rPr>
       </w:pPr>
+      <w:bookmarkStart w:id="68" w:name="_Toc241960262"/>
+      <w:bookmarkStart w:id="69" w:name="_Toc241968409"/>
       <w:r>
         <w:rPr>
           <w:lang w:val="ru-RU"/>
         </w:rPr>
         <w:t>ЗАКЛЮЧЕНИЕ</w:t>
       </w:r>
+      <w:bookmarkEnd w:id="68"/>
+      <w:bookmarkEnd w:id="69"/>
     </w:p>
     <w:p>
       <w:pPr>
@@ -3957,33 +5936,16 @@
         <w:rPr>
           <w:lang w:val="ru-RU"/>
         </w:rPr>
-        <w:t>В результате выполнения индивидуального раздела лабораторной работы № 1 в роли системного аналитика построена полная и согласованная модель предметной области информационной системы розничного супермаркета.</w:t>
-      </w:r>
-    </w:p>
-    <w:p>
-      <w:pPr>
-        <w:rPr>
-          <w:lang w:val="ru-RU"/>
-        </w:rPr>
-      </w:pPr>
-      <w:r>
-        <w:rPr>
-          <w:lang w:val="ru-RU"/>
-        </w:rPr>
-        <w:t>Были разработаны и верифицированы:</w:t>
-      </w:r>
-    </w:p>
-    <w:p>
-      <w:pPr>
-        <w:rPr>
-          <w:lang w:val="ru-RU"/>
-        </w:rPr>
-      </w:pPr>
-      <w:r>
-        <w:rPr>
-          <w:lang w:val="ru-RU"/>
-        </w:rPr>
-        <w:t>— Диаграмма вариантов использования (</w:t>
+        <w:t xml:space="preserve">Сформированы концепция, словарь, конфликты, дерево функций, спецификация и </w:t>
+      </w:r>
+      <w:r>
+        <w:t>CRUD</w:t>
+      </w:r>
+      <w:r>
+        <w:rPr>
+          <w:lang w:val="ru-RU"/>
+        </w:rPr>
+        <w:t xml:space="preserve">-матрица. Подготовлены </w:t>
       </w:r>
       <w:r>
         <w:t>UML</w:t>
@@ -3992,51 +5954,7 @@
         <w:rPr>
           <w:lang w:val="ru-RU"/>
         </w:rPr>
-        <w:t xml:space="preserve"> </w:t>
-      </w:r>
-      <w:r>
-        <w:t>Use</w:t>
-      </w:r>
-      <w:r>
-        <w:rPr>
-          <w:lang w:val="ru-RU"/>
-        </w:rPr>
-        <w:t xml:space="preserve"> </w:t>
-      </w:r>
-      <w:r>
-        <w:t>Case</w:t>
-      </w:r>
-      <w:r>
-        <w:rPr>
-          <w:lang w:val="ru-RU"/>
-        </w:rPr>
-        <w:t>), специфицирующая взаимодействие всех четырех групп акторов системы с детализацией ключевых сценариев;</w:t>
-      </w:r>
-    </w:p>
-    <w:p>
-      <w:pPr>
-        <w:rPr>
-          <w:lang w:val="ru-RU"/>
-        </w:rPr>
-      </w:pPr>
-      <w:r>
-        <w:rPr>
-          <w:lang w:val="ru-RU"/>
-        </w:rPr>
-        <w:t>— Объектная диаграмма, подтвердившая необходимость разделения текущей цены товара и исторической цены в строке чека;</w:t>
-      </w:r>
-    </w:p>
-    <w:p>
-      <w:pPr>
-        <w:rPr>
-          <w:lang w:val="ru-RU"/>
-        </w:rPr>
-      </w:pPr>
-      <w:r>
-        <w:rPr>
-          <w:lang w:val="ru-RU"/>
-        </w:rPr>
-        <w:t xml:space="preserve">— Диаграмма бизнес-процесса в нотации </w:t>
+        <w:t xml:space="preserve">-модели, </w:t>
       </w:r>
       <w:r>
         <w:t>BPMN</w:t>
@@ -4045,55 +5963,7 @@
         <w:rPr>
           <w:lang w:val="ru-RU"/>
         </w:rPr>
-        <w:t xml:space="preserve"> 2.0, верифицированная в </w:t>
-      </w:r>
-      <w:proofErr w:type="spellStart"/>
-      <w:r>
-        <w:t>bpmn</w:t>
-      </w:r>
-      <w:proofErr w:type="spellEnd"/>
-      <w:r>
-        <w:rPr>
-          <w:lang w:val="ru-RU"/>
-        </w:rPr>
-        <w:t>-</w:t>
-      </w:r>
-      <w:proofErr w:type="spellStart"/>
-      <w:r>
-        <w:t>js</w:t>
-      </w:r>
-      <w:proofErr w:type="spellEnd"/>
-      <w:r>
-        <w:rPr>
-          <w:lang w:val="ru-RU"/>
-        </w:rPr>
-        <w:t xml:space="preserve"> и отражающая сквозной регламент кассовой продажи;</w:t>
-      </w:r>
-    </w:p>
-    <w:p>
-      <w:pPr>
-        <w:rPr>
-          <w:lang w:val="ru-RU"/>
-        </w:rPr>
-      </w:pPr>
-      <w:r>
-        <w:rPr>
-          <w:lang w:val="ru-RU"/>
-        </w:rPr>
-        <w:t>— Диаграмма состояний жизненного цикла чека (конечный автомат), исключающая коллизии проведения и повторного списания остатков;</w:t>
-      </w:r>
-    </w:p>
-    <w:p>
-      <w:pPr>
-        <w:rPr>
-          <w:lang w:val="ru-RU"/>
-        </w:rPr>
-      </w:pPr>
-      <w:r>
-        <w:rPr>
-          <w:lang w:val="ru-RU"/>
-        </w:rPr>
-        <w:t xml:space="preserve">— Концептуальная </w:t>
+        <w:t xml:space="preserve"> и </w:t>
       </w:r>
       <w:r>
         <w:t>ER</w:t>
@@ -4102,29 +5972,7 @@
         <w:rPr>
           <w:lang w:val="ru-RU"/>
         </w:rPr>
-        <w:t>-модель данных в 3</w:t>
-      </w:r>
-      <w:r>
-        <w:t>NF</w:t>
-      </w:r>
-      <w:r>
-        <w:rPr>
-          <w:lang w:val="ru-RU"/>
-        </w:rPr>
-        <w:t>, зафиксировавшая структуру сущностей и кардинальности связей будущей базы данных.</w:t>
-      </w:r>
-    </w:p>
-    <w:p>
-      <w:pPr>
-        <w:rPr>
-          <w:lang w:val="ru-RU"/>
-        </w:rPr>
-      </w:pPr>
-      <w:r>
-        <w:rPr>
-          <w:lang w:val="ru-RU"/>
-        </w:rPr>
-        <w:t>Сформированный комплекс аналитических моделей полностью готов к передаче архитектору ПО для проектирования многоуровневой структуры и разработчикам для практической реализации.</w:t>
+        <w:t>-модель. Определены клиент-серверные компоненты, правила транзакций и структуры размещения, реализации и распределения обязанностей. Модели проверены программной отрисовкой; первая работа сохранена как самостоятельный этап проектирования.</w:t>
       </w:r>
     </w:p>
     <w:p>
@@ -4135,16 +5983,19 @@
           <w:lang w:val="ru-RU"/>
         </w:rPr>
       </w:pPr>
+      <w:bookmarkStart w:id="70" w:name="_Toc241960263"/>
+      <w:bookmarkStart w:id="71" w:name="_Toc241968410"/>
       <w:r>
         <w:rPr>
           <w:lang w:val="ru-RU"/>
         </w:rPr>
         <w:t>СПИСОК ИСПОЛЬЗОВАННЫХ ИСТОЧНИКОВ</w:t>
       </w:r>
+      <w:bookmarkEnd w:id="70"/>
+      <w:bookmarkEnd w:id="71"/>
     </w:p>
     <w:p>
       <w:pPr>
-        <w:spacing w:after="80"/>
         <w:rPr>
           <w:lang w:val="ru-RU"/>
         </w:rPr>
@@ -4153,12 +6004,11 @@
         <w:rPr>
           <w:lang w:val="ru-RU"/>
         </w:rPr>
-        <w:t>1. Охтилев П.А., Зянчурин А.Э. Основы программной инженерии: Методические указания к выполнению лабораторных работ. — СПб.: ГУАП, 2021. — 75 с.</w:t>
+        <w:t>1. Основы программной инженерии. Методические указания к выполнению лабораторной работы № 1 / сост. П. А. Охтилев, А. Э. Зянчурин. Санкт-Петербург : ГУАП, 2021. Электронный документ, предоставленный к заданию.</w:t>
       </w:r>
     </w:p>
     <w:p>
       <w:pPr>
-        <w:spacing w:after="80"/>
         <w:rPr>
           <w:lang w:val="ru-RU"/>
         </w:rPr>
@@ -4167,64 +6017,447 @@
         <w:rPr>
           <w:lang w:val="ru-RU"/>
         </w:rPr>
-        <w:t>2. ГОСТ 2.105-2019. Единая система конструкторской документации. Общие требования к текстовым документам. — М.: Стандартинформ, 2019. — 38 с.</w:t>
+        <w:t xml:space="preserve">2. ГУАП. Для учебного процесса. Нормативная документация. </w:t>
+      </w:r>
+      <w:r>
+        <w:t>URL</w:t>
+      </w:r>
+      <w:r>
+        <w:rPr>
+          <w:lang w:val="ru-RU"/>
+        </w:rPr>
+        <w:t xml:space="preserve">: </w:t>
+      </w:r>
+      <w:r>
+        <w:t>https</w:t>
+      </w:r>
+      <w:r>
+        <w:rPr>
+          <w:lang w:val="ru-RU"/>
+        </w:rPr>
+        <w:t>://</w:t>
+      </w:r>
+      <w:proofErr w:type="spellStart"/>
+      <w:r>
+        <w:t>guap</w:t>
+      </w:r>
+      <w:proofErr w:type="spellEnd"/>
+      <w:r>
+        <w:rPr>
+          <w:lang w:val="ru-RU"/>
+        </w:rPr>
+        <w:t>.</w:t>
+      </w:r>
+      <w:proofErr w:type="spellStart"/>
+      <w:r>
+        <w:t>ru</w:t>
+      </w:r>
+      <w:proofErr w:type="spellEnd"/>
+      <w:r>
+        <w:rPr>
+          <w:lang w:val="ru-RU"/>
+        </w:rPr>
+        <w:t>/</w:t>
+      </w:r>
+      <w:r>
+        <w:t>c</w:t>
+      </w:r>
+      <w:r>
+        <w:rPr>
+          <w:lang w:val="ru-RU"/>
+        </w:rPr>
+        <w:t>/</w:t>
+      </w:r>
+      <w:proofErr w:type="spellStart"/>
+      <w:r>
+        <w:t>regdocs</w:t>
+      </w:r>
+      <w:proofErr w:type="spellEnd"/>
+      <w:r>
+        <w:rPr>
+          <w:lang w:val="ru-RU"/>
+        </w:rPr>
+        <w:t>/</w:t>
+      </w:r>
+      <w:r>
+        <w:t>docs</w:t>
+      </w:r>
+      <w:r>
+        <w:rPr>
+          <w:lang w:val="ru-RU"/>
+        </w:rPr>
+        <w:t>/</w:t>
+      </w:r>
+      <w:proofErr w:type="spellStart"/>
+      <w:r>
+        <w:t>uch</w:t>
+      </w:r>
+      <w:proofErr w:type="spellEnd"/>
+      <w:r>
+        <w:rPr>
+          <w:lang w:val="ru-RU"/>
+        </w:rPr>
+        <w:t xml:space="preserve"> (дата обращения: 03.10.2026).</w:t>
       </w:r>
     </w:p>
     <w:p>
       <w:pPr>
-        <w:spacing w:after="80"/>
         <w:rPr>
           <w:lang w:val="ru-RU"/>
         </w:rPr>
       </w:pPr>
       <w:r>
-        <w:rPr>
-          <w:lang w:val="ru-RU"/>
-        </w:rPr>
-        <w:t>3. ГОСТ 7.32-2017. Система стандартов по информации, библиотечному и издательскому делу. Отчет о научно-исследовательской работе. Структура и правила оформления. — М.: Стандартинформ, 2018. — 32 с.</w:t>
+        <w:t>1. ISO/IEC/IEEE 29148:2018. Systems and software engineering — Requirements engineering. URL: https://www.iso.org/standard/72089.html (дата обращения: 03.10.2026).</w:t>
       </w:r>
     </w:p>
     <w:p>
       <w:pPr>
-        <w:spacing w:after="80"/>
+        <w:rPr>
+          <w:lang w:val="ru-RU"/>
+        </w:rPr>
       </w:pPr>
       <w:r>
-        <w:t>4. ISO/IEC 19505-1:2012. Information technology — Object Management Group Unified Modeling Language (OMG UML) — Part 1: Infrastructure. — Geneva: ISO, 2012. — 232 p.</w:t>
+        <w:rPr>
+          <w:lang w:val="ru-RU"/>
+        </w:rPr>
+        <w:t xml:space="preserve">4. </w:t>
+      </w:r>
+      <w:r>
+        <w:t>OMG</w:t>
+      </w:r>
+      <w:r>
+        <w:rPr>
+          <w:lang w:val="ru-RU"/>
+        </w:rPr>
+        <w:t xml:space="preserve">. </w:t>
+      </w:r>
+      <w:r>
+        <w:t>Unified Modeling Language (UML), Version 2.5.1. URL</w:t>
+      </w:r>
+      <w:r>
+        <w:rPr>
+          <w:lang w:val="ru-RU"/>
+        </w:rPr>
+        <w:t xml:space="preserve">: </w:t>
+      </w:r>
+      <w:r>
+        <w:t>https</w:t>
+      </w:r>
+      <w:r>
+        <w:rPr>
+          <w:lang w:val="ru-RU"/>
+        </w:rPr>
+        <w:t>://</w:t>
+      </w:r>
+      <w:r>
+        <w:t>www</w:t>
+      </w:r>
+      <w:r>
+        <w:rPr>
+          <w:lang w:val="ru-RU"/>
+        </w:rPr>
+        <w:t>.</w:t>
+      </w:r>
+      <w:r>
+        <w:t>omg</w:t>
+      </w:r>
+      <w:r>
+        <w:rPr>
+          <w:lang w:val="ru-RU"/>
+        </w:rPr>
+        <w:t>.</w:t>
+      </w:r>
+      <w:r>
+        <w:t>org</w:t>
+      </w:r>
+      <w:r>
+        <w:rPr>
+          <w:lang w:val="ru-RU"/>
+        </w:rPr>
+        <w:t>/</w:t>
+      </w:r>
+      <w:r>
+        <w:t>spec</w:t>
+      </w:r>
+      <w:r>
+        <w:rPr>
+          <w:lang w:val="ru-RU"/>
+        </w:rPr>
+        <w:t>/</w:t>
+      </w:r>
+      <w:r>
+        <w:t>UML</w:t>
+      </w:r>
+      <w:r>
+        <w:rPr>
+          <w:lang w:val="ru-RU"/>
+        </w:rPr>
+        <w:t>/2.5.1/ (дата обращения: 03.10.2026).</w:t>
       </w:r>
     </w:p>
     <w:p>
       <w:pPr>
-        <w:spacing w:after="80"/>
+        <w:rPr>
+          <w:lang w:val="ru-RU"/>
+        </w:rPr>
       </w:pPr>
       <w:r>
-        <w:t>5. ISO/IEC 19510:2013. Information technology — Object Management Group Business Process Model and Notation (BPMN) 2.0.2. — Geneva: ISO, 2013. — 532 p.</w:t>
+        <w:t>5. OMG. Business Process Model and Notation (BPMN), Version 2.0.2. URL</w:t>
+      </w:r>
+      <w:r>
+        <w:rPr>
+          <w:lang w:val="ru-RU"/>
+        </w:rPr>
+        <w:t xml:space="preserve">: </w:t>
+      </w:r>
+      <w:r>
+        <w:t>https</w:t>
+      </w:r>
+      <w:r>
+        <w:rPr>
+          <w:lang w:val="ru-RU"/>
+        </w:rPr>
+        <w:t>://</w:t>
+      </w:r>
+      <w:r>
+        <w:t>www</w:t>
+      </w:r>
+      <w:r>
+        <w:rPr>
+          <w:lang w:val="ru-RU"/>
+        </w:rPr>
+        <w:t>.</w:t>
+      </w:r>
+      <w:r>
+        <w:t>omg</w:t>
+      </w:r>
+      <w:r>
+        <w:rPr>
+          <w:lang w:val="ru-RU"/>
+        </w:rPr>
+        <w:t>.</w:t>
+      </w:r>
+      <w:r>
+        <w:t>org</w:t>
+      </w:r>
+      <w:r>
+        <w:rPr>
+          <w:lang w:val="ru-RU"/>
+        </w:rPr>
+        <w:t>/</w:t>
+      </w:r>
+      <w:r>
+        <w:t>spec</w:t>
+      </w:r>
+      <w:r>
+        <w:rPr>
+          <w:lang w:val="ru-RU"/>
+        </w:rPr>
+        <w:t>/</w:t>
+      </w:r>
+      <w:r>
+        <w:t>BPMN</w:t>
+      </w:r>
+      <w:r>
+        <w:rPr>
+          <w:lang w:val="ru-RU"/>
+        </w:rPr>
+        <w:t>/2.0.2/</w:t>
+      </w:r>
+      <w:r>
+        <w:t>PDF</w:t>
+      </w:r>
+      <w:r>
+        <w:rPr>
+          <w:lang w:val="ru-RU"/>
+        </w:rPr>
+        <w:t xml:space="preserve"> (дата обращения: 03.10.2026).</w:t>
+      </w:r>
+    </w:p>
+    <w:p>
+      <w:r>
+        <w:t xml:space="preserve">6. </w:t>
+      </w:r>
+      <w:proofErr w:type="spellStart"/>
+      <w:r>
+        <w:t>PlantUML</w:t>
+      </w:r>
+      <w:proofErr w:type="spellEnd"/>
+      <w:r>
+        <w:t>. Language Reference Guide. URL: https://plantuml.com/guide (дата обращения: 03.10.2026).</w:t>
       </w:r>
     </w:p>
     <w:p>
       <w:pPr>
-        <w:spacing w:after="80"/>
         <w:rPr>
           <w:lang w:val="ru-RU"/>
         </w:rPr>
       </w:pPr>
       <w:r>
-        <w:rPr>
-          <w:lang w:val="ru-RU"/>
-        </w:rPr>
-        <w:t xml:space="preserve">6. Фаулер М. </w:t>
-      </w:r>
-      <w:r>
-        <w:t>UML</w:t>
-      </w:r>
-      <w:r>
-        <w:rPr>
-          <w:lang w:val="ru-RU"/>
-        </w:rPr>
-        <w:t>. Основы. — 3-е изд. — СПб.: Символ-Плюс, 2018. — 192 с.</w:t>
-      </w:r>
+        <w:t>7. bpmn-io. bpmn-js: BPMN 2.0 rendering toolkit and web modeler. URL</w:t>
+      </w:r>
+      <w:r>
+        <w:rPr>
+          <w:lang w:val="ru-RU"/>
+        </w:rPr>
+        <w:t xml:space="preserve">: </w:t>
+      </w:r>
+      <w:r>
+        <w:t>https</w:t>
+      </w:r>
+      <w:r>
+        <w:rPr>
+          <w:lang w:val="ru-RU"/>
+        </w:rPr>
+        <w:t>://</w:t>
+      </w:r>
+      <w:proofErr w:type="spellStart"/>
+      <w:r>
+        <w:t>github</w:t>
+      </w:r>
+      <w:proofErr w:type="spellEnd"/>
+      <w:r>
+        <w:rPr>
+          <w:lang w:val="ru-RU"/>
+        </w:rPr>
+        <w:t>.</w:t>
+      </w:r>
+      <w:r>
+        <w:t>com</w:t>
+      </w:r>
+      <w:r>
+        <w:rPr>
+          <w:lang w:val="ru-RU"/>
+        </w:rPr>
+        <w:t>/</w:t>
+      </w:r>
+      <w:proofErr w:type="spellStart"/>
+      <w:r>
+        <w:t>bpmn</w:t>
+      </w:r>
+      <w:proofErr w:type="spellEnd"/>
+      <w:r>
+        <w:rPr>
+          <w:lang w:val="ru-RU"/>
+        </w:rPr>
+        <w:t>-</w:t>
+      </w:r>
+      <w:r>
+        <w:t>io</w:t>
+      </w:r>
+      <w:r>
+        <w:rPr>
+          <w:lang w:val="ru-RU"/>
+        </w:rPr>
+        <w:t>/</w:t>
+      </w:r>
+      <w:proofErr w:type="spellStart"/>
+      <w:r>
+        <w:t>bpmn</w:t>
+      </w:r>
+      <w:proofErr w:type="spellEnd"/>
+      <w:r>
+        <w:rPr>
+          <w:lang w:val="ru-RU"/>
+        </w:rPr>
+        <w:t>-</w:t>
+      </w:r>
+      <w:proofErr w:type="spellStart"/>
+      <w:r>
+        <w:t>js</w:t>
+      </w:r>
+      <w:proofErr w:type="spellEnd"/>
+      <w:r>
+        <w:rPr>
+          <w:lang w:val="ru-RU"/>
+        </w:rPr>
+        <w:t xml:space="preserve"> (дата обращения: 03.10.2026).</w:t>
+      </w:r>
+    </w:p>
+    <w:p>
+      <w:pPr>
+        <w:rPr>
+          <w:lang w:val="ru-RU"/>
+        </w:rPr>
+      </w:pPr>
+      <w:r>
+        <w:t>8. n8n. Documentation: workflow automation and integrations. URL</w:t>
+      </w:r>
+      <w:r>
+        <w:rPr>
+          <w:lang w:val="ru-RU"/>
+        </w:rPr>
+        <w:t xml:space="preserve">: </w:t>
+      </w:r>
+      <w:r>
+        <w:t>https</w:t>
+      </w:r>
+      <w:r>
+        <w:rPr>
+          <w:lang w:val="ru-RU"/>
+        </w:rPr>
+        <w:t>://</w:t>
+      </w:r>
+      <w:r>
+        <w:t>docs</w:t>
+      </w:r>
+      <w:r>
+        <w:rPr>
+          <w:lang w:val="ru-RU"/>
+        </w:rPr>
+        <w:t>.</w:t>
+      </w:r>
+      <w:r>
+        <w:t>n</w:t>
+      </w:r>
+      <w:r>
+        <w:rPr>
+          <w:lang w:val="ru-RU"/>
+        </w:rPr>
+        <w:t>8</w:t>
+      </w:r>
+      <w:r>
+        <w:t>n</w:t>
+      </w:r>
+      <w:r>
+        <w:rPr>
+          <w:lang w:val="ru-RU"/>
+        </w:rPr>
+        <w:t>.</w:t>
+      </w:r>
+      <w:r>
+        <w:t>io</w:t>
+      </w:r>
+      <w:r>
+        <w:rPr>
+          <w:lang w:val="ru-RU"/>
+        </w:rPr>
+        <w:t>/ (дата обращения: 03.10.2026).</w:t>
+      </w:r>
+    </w:p>
+    <w:p>
+      <w:r>
+        <w:t>9. React. Learn React. URL: https://react.dev/learn (дата обращения: 03.10.2026).</w:t>
+      </w:r>
+    </w:p>
+    <w:p>
+      <w:r>
+        <w:t>10. FastAPI. Tutorial. URL: https://fastapi.tiangolo.com/tutorial/ (дата обращения: 03.10.2026).</w:t>
+      </w:r>
+    </w:p>
+    <w:p>
+      <w:r>
+        <w:t>11. PostgreSQL Global Development Group. PostgreSQL 17 Documentation. URL: https://www.postgresql.org/docs/17/ (дата обращения: 03.10.2026).</w:t>
+      </w:r>
+    </w:p>
+    <w:p>
+      <w:pPr>
+        <w:ind w:firstLine="0"/>
+        <w:jc w:val="center"/>
+      </w:pPr>
     </w:p>
     <w:sectPr>
-      <w:footerReference w:type="default" r:id="rId13"/>
+      <w:footerReference w:type="default" r:id="rId22"/>
       <w:pgSz w:w="11906" w:h="16838"/>
       <w:pgMar w:top="1134" w:right="850" w:bottom="1134" w:left="1701" w:header="720" w:footer="720" w:gutter="0"/>
       <w:cols w:space="720"/>
@@ -4487,32 +6720,532 @@
       </w:rPr>
     </w:lvl>
   </w:abstractNum>
-  <w:num w:numId="1" w16cid:durableId="1034189902">
+  <w:abstractNum w:abstractNumId="9" w15:restartNumberingAfterBreak="0">
+    <w:nsid w:val="021A52AF"/>
+    <w:multiLevelType w:val="hybridMultilevel"/>
+    <w:tmpl w:val="A1DAD9F0"/>
+    <w:lvl w:ilvl="0" w:tplc="04190001">
+      <w:start w:val="1"/>
+      <w:numFmt w:val="bullet"/>
+      <w:lvlText w:val=""/>
+      <w:lvlJc w:val="left"/>
+      <w:pPr>
+        <w:ind w:left="720" w:hanging="360"/>
+      </w:pPr>
+      <w:rPr>
+        <w:rFonts w:ascii="Symbol" w:hAnsi="Symbol" w:hint="default"/>
+      </w:rPr>
+    </w:lvl>
+    <w:lvl w:ilvl="1" w:tplc="04190003" w:tentative="1">
+      <w:start w:val="1"/>
+      <w:numFmt w:val="bullet"/>
+      <w:lvlText w:val="o"/>
+      <w:lvlJc w:val="left"/>
+      <w:pPr>
+        <w:ind w:left="1440" w:hanging="360"/>
+      </w:pPr>
+      <w:rPr>
+        <w:rFonts w:ascii="Courier New" w:hAnsi="Courier New" w:cs="Courier New" w:hint="default"/>
+      </w:rPr>
+    </w:lvl>
+    <w:lvl w:ilvl="2" w:tplc="04190005" w:tentative="1">
+      <w:start w:val="1"/>
+      <w:numFmt w:val="bullet"/>
+      <w:lvlText w:val=""/>
+      <w:lvlJc w:val="left"/>
+      <w:pPr>
+        <w:ind w:left="2160" w:hanging="360"/>
+      </w:pPr>
+      <w:rPr>
+        <w:rFonts w:ascii="Wingdings" w:hAnsi="Wingdings" w:hint="default"/>
+      </w:rPr>
+    </w:lvl>
+    <w:lvl w:ilvl="3" w:tplc="04190001" w:tentative="1">
+      <w:start w:val="1"/>
+      <w:numFmt w:val="bullet"/>
+      <w:lvlText w:val=""/>
+      <w:lvlJc w:val="left"/>
+      <w:pPr>
+        <w:ind w:left="2880" w:hanging="360"/>
+      </w:pPr>
+      <w:rPr>
+        <w:rFonts w:ascii="Symbol" w:hAnsi="Symbol" w:hint="default"/>
+      </w:rPr>
+    </w:lvl>
+    <w:lvl w:ilvl="4" w:tplc="04190003" w:tentative="1">
+      <w:start w:val="1"/>
+      <w:numFmt w:val="bullet"/>
+      <w:lvlText w:val="o"/>
+      <w:lvlJc w:val="left"/>
+      <w:pPr>
+        <w:ind w:left="3600" w:hanging="360"/>
+      </w:pPr>
+      <w:rPr>
+        <w:rFonts w:ascii="Courier New" w:hAnsi="Courier New" w:cs="Courier New" w:hint="default"/>
+      </w:rPr>
+    </w:lvl>
+    <w:lvl w:ilvl="5" w:tplc="04190005" w:tentative="1">
+      <w:start w:val="1"/>
+      <w:numFmt w:val="bullet"/>
+      <w:lvlText w:val=""/>
+      <w:lvlJc w:val="left"/>
+      <w:pPr>
+        <w:ind w:left="4320" w:hanging="360"/>
+      </w:pPr>
+      <w:rPr>
+        <w:rFonts w:ascii="Wingdings" w:hAnsi="Wingdings" w:hint="default"/>
+      </w:rPr>
+    </w:lvl>
+    <w:lvl w:ilvl="6" w:tplc="04190001" w:tentative="1">
+      <w:start w:val="1"/>
+      <w:numFmt w:val="bullet"/>
+      <w:lvlText w:val=""/>
+      <w:lvlJc w:val="left"/>
+      <w:pPr>
+        <w:ind w:left="5040" w:hanging="360"/>
+      </w:pPr>
+      <w:rPr>
+        <w:rFonts w:ascii="Symbol" w:hAnsi="Symbol" w:hint="default"/>
+      </w:rPr>
+    </w:lvl>
+    <w:lvl w:ilvl="7" w:tplc="04190003" w:tentative="1">
+      <w:start w:val="1"/>
+      <w:numFmt w:val="bullet"/>
+      <w:lvlText w:val="o"/>
+      <w:lvlJc w:val="left"/>
+      <w:pPr>
+        <w:ind w:left="5760" w:hanging="360"/>
+      </w:pPr>
+      <w:rPr>
+        <w:rFonts w:ascii="Courier New" w:hAnsi="Courier New" w:cs="Courier New" w:hint="default"/>
+      </w:rPr>
+    </w:lvl>
+    <w:lvl w:ilvl="8" w:tplc="04190005" w:tentative="1">
+      <w:start w:val="1"/>
+      <w:numFmt w:val="bullet"/>
+      <w:lvlText w:val=""/>
+      <w:lvlJc w:val="left"/>
+      <w:pPr>
+        <w:ind w:left="6480" w:hanging="360"/>
+      </w:pPr>
+      <w:rPr>
+        <w:rFonts w:ascii="Wingdings" w:hAnsi="Wingdings" w:hint="default"/>
+      </w:rPr>
+    </w:lvl>
+  </w:abstractNum>
+  <w:abstractNum w:abstractNumId="10" w15:restartNumberingAfterBreak="0">
+    <w:nsid w:val="1C9B256B"/>
+    <w:multiLevelType w:val="multilevel"/>
+    <w:tmpl w:val="7B608A68"/>
+    <w:lvl w:ilvl="0">
+      <w:start w:val="1"/>
+      <w:numFmt w:val="decimal"/>
+      <w:lvlText w:val="%1."/>
+      <w:lvlJc w:val="left"/>
+      <w:pPr>
+        <w:tabs>
+          <w:tab w:val="num" w:pos="720"/>
+        </w:tabs>
+        <w:ind w:left="720" w:hanging="360"/>
+      </w:pPr>
+    </w:lvl>
+    <w:lvl w:ilvl="1" w:tentative="1">
+      <w:start w:val="1"/>
+      <w:numFmt w:val="decimal"/>
+      <w:lvlText w:val="%2."/>
+      <w:lvlJc w:val="left"/>
+      <w:pPr>
+        <w:tabs>
+          <w:tab w:val="num" w:pos="1440"/>
+        </w:tabs>
+        <w:ind w:left="1440" w:hanging="360"/>
+      </w:pPr>
+    </w:lvl>
+    <w:lvl w:ilvl="2" w:tentative="1">
+      <w:start w:val="1"/>
+      <w:numFmt w:val="decimal"/>
+      <w:lvlText w:val="%3."/>
+      <w:lvlJc w:val="left"/>
+      <w:pPr>
+        <w:tabs>
+          <w:tab w:val="num" w:pos="2160"/>
+        </w:tabs>
+        <w:ind w:left="2160" w:hanging="360"/>
+      </w:pPr>
+    </w:lvl>
+    <w:lvl w:ilvl="3" w:tentative="1">
+      <w:start w:val="1"/>
+      <w:numFmt w:val="decimal"/>
+      <w:lvlText w:val="%4."/>
+      <w:lvlJc w:val="left"/>
+      <w:pPr>
+        <w:tabs>
+          <w:tab w:val="num" w:pos="2880"/>
+        </w:tabs>
+        <w:ind w:left="2880" w:hanging="360"/>
+      </w:pPr>
+    </w:lvl>
+    <w:lvl w:ilvl="4" w:tentative="1">
+      <w:start w:val="1"/>
+      <w:numFmt w:val="decimal"/>
+      <w:lvlText w:val="%5."/>
+      <w:lvlJc w:val="left"/>
+      <w:pPr>
+        <w:tabs>
+          <w:tab w:val="num" w:pos="3600"/>
+        </w:tabs>
+        <w:ind w:left="3600" w:hanging="360"/>
+      </w:pPr>
+    </w:lvl>
+    <w:lvl w:ilvl="5" w:tentative="1">
+      <w:start w:val="1"/>
+      <w:numFmt w:val="decimal"/>
+      <w:lvlText w:val="%6."/>
+      <w:lvlJc w:val="left"/>
+      <w:pPr>
+        <w:tabs>
+          <w:tab w:val="num" w:pos="4320"/>
+        </w:tabs>
+        <w:ind w:left="4320" w:hanging="360"/>
+      </w:pPr>
+    </w:lvl>
+    <w:lvl w:ilvl="6" w:tentative="1">
+      <w:start w:val="1"/>
+      <w:numFmt w:val="decimal"/>
+      <w:lvlText w:val="%7."/>
+      <w:lvlJc w:val="left"/>
+      <w:pPr>
+        <w:tabs>
+          <w:tab w:val="num" w:pos="5040"/>
+        </w:tabs>
+        <w:ind w:left="5040" w:hanging="360"/>
+      </w:pPr>
+    </w:lvl>
+    <w:lvl w:ilvl="7" w:tentative="1">
+      <w:start w:val="1"/>
+      <w:numFmt w:val="decimal"/>
+      <w:lvlText w:val="%8."/>
+      <w:lvlJc w:val="left"/>
+      <w:pPr>
+        <w:tabs>
+          <w:tab w:val="num" w:pos="5760"/>
+        </w:tabs>
+        <w:ind w:left="5760" w:hanging="360"/>
+      </w:pPr>
+    </w:lvl>
+    <w:lvl w:ilvl="8" w:tentative="1">
+      <w:start w:val="1"/>
+      <w:numFmt w:val="decimal"/>
+      <w:lvlText w:val="%9."/>
+      <w:lvlJc w:val="left"/>
+      <w:pPr>
+        <w:tabs>
+          <w:tab w:val="num" w:pos="6480"/>
+        </w:tabs>
+        <w:ind w:left="6480" w:hanging="360"/>
+      </w:pPr>
+    </w:lvl>
+  </w:abstractNum>
+  <w:abstractNum w:abstractNumId="11" w15:restartNumberingAfterBreak="0">
+    <w:nsid w:val="3DD66943"/>
+    <w:multiLevelType w:val="multilevel"/>
+    <w:tmpl w:val="FB4664AE"/>
+    <w:lvl w:ilvl="0">
+      <w:start w:val="1"/>
+      <w:numFmt w:val="decimal"/>
+      <w:lvlText w:val="%1."/>
+      <w:lvlJc w:val="left"/>
+      <w:pPr>
+        <w:tabs>
+          <w:tab w:val="num" w:pos="720"/>
+        </w:tabs>
+        <w:ind w:left="720" w:hanging="360"/>
+      </w:pPr>
+    </w:lvl>
+    <w:lvl w:ilvl="1" w:tentative="1">
+      <w:start w:val="1"/>
+      <w:numFmt w:val="decimal"/>
+      <w:lvlText w:val="%2."/>
+      <w:lvlJc w:val="left"/>
+      <w:pPr>
+        <w:tabs>
+          <w:tab w:val="num" w:pos="1440"/>
+        </w:tabs>
+        <w:ind w:left="1440" w:hanging="360"/>
+      </w:pPr>
+    </w:lvl>
+    <w:lvl w:ilvl="2" w:tentative="1">
+      <w:start w:val="1"/>
+      <w:numFmt w:val="decimal"/>
+      <w:lvlText w:val="%3."/>
+      <w:lvlJc w:val="left"/>
+      <w:pPr>
+        <w:tabs>
+          <w:tab w:val="num" w:pos="2160"/>
+        </w:tabs>
+        <w:ind w:left="2160" w:hanging="360"/>
+      </w:pPr>
+    </w:lvl>
+    <w:lvl w:ilvl="3" w:tentative="1">
+      <w:start w:val="1"/>
+      <w:numFmt w:val="decimal"/>
+      <w:lvlText w:val="%4."/>
+      <w:lvlJc w:val="left"/>
+      <w:pPr>
+        <w:tabs>
+          <w:tab w:val="num" w:pos="2880"/>
+        </w:tabs>
+        <w:ind w:left="2880" w:hanging="360"/>
+      </w:pPr>
+    </w:lvl>
+    <w:lvl w:ilvl="4" w:tentative="1">
+      <w:start w:val="1"/>
+      <w:numFmt w:val="decimal"/>
+      <w:lvlText w:val="%5."/>
+      <w:lvlJc w:val="left"/>
+      <w:pPr>
+        <w:tabs>
+          <w:tab w:val="num" w:pos="3600"/>
+        </w:tabs>
+        <w:ind w:left="3600" w:hanging="360"/>
+      </w:pPr>
+    </w:lvl>
+    <w:lvl w:ilvl="5" w:tentative="1">
+      <w:start w:val="1"/>
+      <w:numFmt w:val="decimal"/>
+      <w:lvlText w:val="%6."/>
+      <w:lvlJc w:val="left"/>
+      <w:pPr>
+        <w:tabs>
+          <w:tab w:val="num" w:pos="4320"/>
+        </w:tabs>
+        <w:ind w:left="4320" w:hanging="360"/>
+      </w:pPr>
+    </w:lvl>
+    <w:lvl w:ilvl="6" w:tentative="1">
+      <w:start w:val="1"/>
+      <w:numFmt w:val="decimal"/>
+      <w:lvlText w:val="%7."/>
+      <w:lvlJc w:val="left"/>
+      <w:pPr>
+        <w:tabs>
+          <w:tab w:val="num" w:pos="5040"/>
+        </w:tabs>
+        <w:ind w:left="5040" w:hanging="360"/>
+      </w:pPr>
+    </w:lvl>
+    <w:lvl w:ilvl="7" w:tentative="1">
+      <w:start w:val="1"/>
+      <w:numFmt w:val="decimal"/>
+      <w:lvlText w:val="%8."/>
+      <w:lvlJc w:val="left"/>
+      <w:pPr>
+        <w:tabs>
+          <w:tab w:val="num" w:pos="5760"/>
+        </w:tabs>
+        <w:ind w:left="5760" w:hanging="360"/>
+      </w:pPr>
+    </w:lvl>
+    <w:lvl w:ilvl="8" w:tentative="1">
+      <w:start w:val="1"/>
+      <w:numFmt w:val="decimal"/>
+      <w:lvlText w:val="%9."/>
+      <w:lvlJc w:val="left"/>
+      <w:pPr>
+        <w:tabs>
+          <w:tab w:val="num" w:pos="6480"/>
+        </w:tabs>
+        <w:ind w:left="6480" w:hanging="360"/>
+      </w:pPr>
+    </w:lvl>
+  </w:abstractNum>
+  <w:abstractNum w:abstractNumId="12" w15:restartNumberingAfterBreak="0">
+    <w:nsid w:val="5CD639E2"/>
+    <w:multiLevelType w:val="multilevel"/>
+    <w:tmpl w:val="ADAE9574"/>
+    <w:lvl w:ilvl="0">
+      <w:start w:val="1"/>
+      <w:numFmt w:val="bullet"/>
+      <w:lvlText w:val=""/>
+      <w:lvlJc w:val="left"/>
+      <w:pPr>
+        <w:tabs>
+          <w:tab w:val="num" w:pos="720"/>
+        </w:tabs>
+        <w:ind w:left="720" w:hanging="360"/>
+      </w:pPr>
+      <w:rPr>
+        <w:rFonts w:ascii="Symbol" w:hAnsi="Symbol" w:hint="default"/>
+        <w:sz w:val="20"/>
+      </w:rPr>
+    </w:lvl>
+    <w:lvl w:ilvl="1" w:tentative="1">
+      <w:start w:val="1"/>
+      <w:numFmt w:val="bullet"/>
+      <w:lvlText w:val="o"/>
+      <w:lvlJc w:val="left"/>
+      <w:pPr>
+        <w:tabs>
+          <w:tab w:val="num" w:pos="1440"/>
+        </w:tabs>
+        <w:ind w:left="1440" w:hanging="360"/>
+      </w:pPr>
+      <w:rPr>
+        <w:rFonts w:ascii="Courier New" w:hAnsi="Courier New" w:hint="default"/>
+        <w:sz w:val="20"/>
+      </w:rPr>
+    </w:lvl>
+    <w:lvl w:ilvl="2" w:tentative="1">
+      <w:start w:val="1"/>
+      <w:numFmt w:val="bullet"/>
+      <w:lvlText w:val=""/>
+      <w:lvlJc w:val="left"/>
+      <w:pPr>
+        <w:tabs>
+          <w:tab w:val="num" w:pos="2160"/>
+        </w:tabs>
+        <w:ind w:left="2160" w:hanging="360"/>
+      </w:pPr>
+      <w:rPr>
+        <w:rFonts w:ascii="Wingdings" w:hAnsi="Wingdings" w:hint="default"/>
+        <w:sz w:val="20"/>
+      </w:rPr>
+    </w:lvl>
+    <w:lvl w:ilvl="3" w:tentative="1">
+      <w:start w:val="1"/>
+      <w:numFmt w:val="bullet"/>
+      <w:lvlText w:val=""/>
+      <w:lvlJc w:val="left"/>
+      <w:pPr>
+        <w:tabs>
+          <w:tab w:val="num" w:pos="2880"/>
+        </w:tabs>
+        <w:ind w:left="2880" w:hanging="360"/>
+      </w:pPr>
+      <w:rPr>
+        <w:rFonts w:ascii="Wingdings" w:hAnsi="Wingdings" w:hint="default"/>
+        <w:sz w:val="20"/>
+      </w:rPr>
+    </w:lvl>
+    <w:lvl w:ilvl="4" w:tentative="1">
+      <w:start w:val="1"/>
+      <w:numFmt w:val="bullet"/>
+      <w:lvlText w:val=""/>
+      <w:lvlJc w:val="left"/>
+      <w:pPr>
+        <w:tabs>
+          <w:tab w:val="num" w:pos="3600"/>
+        </w:tabs>
+        <w:ind w:left="3600" w:hanging="360"/>
+      </w:pPr>
+      <w:rPr>
+        <w:rFonts w:ascii="Wingdings" w:hAnsi="Wingdings" w:hint="default"/>
+        <w:sz w:val="20"/>
+      </w:rPr>
+    </w:lvl>
+    <w:lvl w:ilvl="5" w:tentative="1">
+      <w:start w:val="1"/>
+      <w:numFmt w:val="bullet"/>
+      <w:lvlText w:val=""/>
+      <w:lvlJc w:val="left"/>
+      <w:pPr>
+        <w:tabs>
+          <w:tab w:val="num" w:pos="4320"/>
+        </w:tabs>
+        <w:ind w:left="4320" w:hanging="360"/>
+      </w:pPr>
+      <w:rPr>
+        <w:rFonts w:ascii="Wingdings" w:hAnsi="Wingdings" w:hint="default"/>
+        <w:sz w:val="20"/>
+      </w:rPr>
+    </w:lvl>
+    <w:lvl w:ilvl="6" w:tentative="1">
+      <w:start w:val="1"/>
+      <w:numFmt w:val="bullet"/>
+      <w:lvlText w:val=""/>
+      <w:lvlJc w:val="left"/>
+      <w:pPr>
+        <w:tabs>
+          <w:tab w:val="num" w:pos="5040"/>
+        </w:tabs>
+        <w:ind w:left="5040" w:hanging="360"/>
+      </w:pPr>
+      <w:rPr>
+        <w:rFonts w:ascii="Wingdings" w:hAnsi="Wingdings" w:hint="default"/>
+        <w:sz w:val="20"/>
+      </w:rPr>
+    </w:lvl>
+    <w:lvl w:ilvl="7" w:tentative="1">
+      <w:start w:val="1"/>
+      <w:numFmt w:val="bullet"/>
+      <w:lvlText w:val=""/>
+      <w:lvlJc w:val="left"/>
+      <w:pPr>
+        <w:tabs>
+          <w:tab w:val="num" w:pos="5760"/>
+        </w:tabs>
+        <w:ind w:left="5760" w:hanging="360"/>
+      </w:pPr>
+      <w:rPr>
+        <w:rFonts w:ascii="Wingdings" w:hAnsi="Wingdings" w:hint="default"/>
+        <w:sz w:val="20"/>
+      </w:rPr>
+    </w:lvl>
+    <w:lvl w:ilvl="8" w:tentative="1">
+      <w:start w:val="1"/>
+      <w:numFmt w:val="bullet"/>
+      <w:lvlText w:val=""/>
+      <w:lvlJc w:val="left"/>
+      <w:pPr>
+        <w:tabs>
+          <w:tab w:val="num" w:pos="6480"/>
+        </w:tabs>
+        <w:ind w:left="6480" w:hanging="360"/>
+      </w:pPr>
+      <w:rPr>
+        <w:rFonts w:ascii="Wingdings" w:hAnsi="Wingdings" w:hint="default"/>
+        <w:sz w:val="20"/>
+      </w:rPr>
+    </w:lvl>
+  </w:abstractNum>
+  <w:num w:numId="1" w16cid:durableId="127548776">
     <w:abstractNumId w:val="8"/>
   </w:num>
-  <w:num w:numId="2" w16cid:durableId="143011812">
+  <w:num w:numId="2" w16cid:durableId="1927616633">
     <w:abstractNumId w:val="6"/>
   </w:num>
-  <w:num w:numId="3" w16cid:durableId="1747918230">
+  <w:num w:numId="3" w16cid:durableId="1096051879">
     <w:abstractNumId w:val="5"/>
   </w:num>
-  <w:num w:numId="4" w16cid:durableId="1394616926">
+  <w:num w:numId="4" w16cid:durableId="13769096">
     <w:abstractNumId w:val="4"/>
   </w:num>
-  <w:num w:numId="5" w16cid:durableId="408305370">
+  <w:num w:numId="5" w16cid:durableId="292827470">
     <w:abstractNumId w:val="7"/>
   </w:num>
-  <w:num w:numId="6" w16cid:durableId="2099523956">
+  <w:num w:numId="6" w16cid:durableId="1917157314">
     <w:abstractNumId w:val="3"/>
   </w:num>
-  <w:num w:numId="7" w16cid:durableId="1154836352">
+  <w:num w:numId="7" w16cid:durableId="571309789">
     <w:abstractNumId w:val="2"/>
   </w:num>
-  <w:num w:numId="8" w16cid:durableId="1910575947">
+  <w:num w:numId="8" w16cid:durableId="1274705727">
     <w:abstractNumId w:val="1"/>
   </w:num>
-  <w:num w:numId="9" w16cid:durableId="194076360">
+  <w:num w:numId="9" w16cid:durableId="1057783181">
     <w:abstractNumId w:val="0"/>
+  </w:num>
+  <w:num w:numId="10" w16cid:durableId="2118090197">
+    <w:abstractNumId w:val="10"/>
+  </w:num>
+  <w:num w:numId="11" w16cid:durableId="167059989">
+    <w:abstractNumId w:val="11"/>
+  </w:num>
+  <w:num w:numId="12" w16cid:durableId="7800843">
+    <w:abstractNumId w:val="12"/>
+  </w:num>
+  <w:num w:numId="13" w16cid:durableId="1165321061">
+    <w:abstractNumId w:val="9"/>
   </w:num>
 </w:numbering>
 </file>
@@ -4906,15 +7639,14 @@
   <w:style w:type="paragraph" w:default="1" w:styleId="Normal">
     <w:name w:val="Normal"/>
     <w:qFormat/>
-    <w:rsid w:val="00FC693F"/>
+    <w:rsid w:val="00A249F5"/>
     <w:pPr>
       <w:spacing w:after="0" w:line="360" w:lineRule="auto"/>
       <w:ind w:firstLine="709"/>
       <w:jc w:val="both"/>
     </w:pPr>
     <w:rPr>
-      <w:rFonts w:ascii="Times New Roman" w:hAnsi="Times New Roman"/>
-      <w:color w:val="000000"/>
+      <w:rFonts w:ascii="Times New Roman" w:eastAsia="Times New Roman" w:hAnsi="Times New Roman" w:cs="Times New Roman"/>
       <w:sz w:val="28"/>
     </w:rPr>
   </w:style>
@@ -4925,18 +7657,19 @@
     <w:link w:val="Heading1Char"/>
     <w:uiPriority w:val="9"/>
     <w:qFormat/>
-    <w:rsid w:val="00230877"/>
+    <w:rsid w:val="00FC693F"/>
     <w:pPr>
       <w:keepNext/>
       <w:keepLines/>
-      <w:spacing w:before="480"/>
+      <w:pageBreakBefore/>
+      <w:spacing w:before="240" w:after="160"/>
+      <w:jc w:val="left"/>
       <w:outlineLvl w:val="0"/>
     </w:pPr>
     <w:rPr>
-      <w:rFonts w:eastAsiaTheme="majorEastAsia" w:cstheme="majorBidi"/>
       <w:b/>
       <w:bCs/>
-      <w:color w:val="000000" w:themeColor="text1"/>
+      <w:color w:val="000000"/>
       <w:szCs w:val="28"/>
     </w:rPr>
   </w:style>
@@ -4948,18 +7681,18 @@
     <w:uiPriority w:val="9"/>
     <w:unhideWhenUsed/>
     <w:qFormat/>
-    <w:rsid w:val="00230877"/>
+    <w:rsid w:val="00FC693F"/>
     <w:pPr>
       <w:keepNext/>
       <w:keepLines/>
-      <w:spacing w:before="200"/>
+      <w:spacing w:before="240" w:after="160"/>
+      <w:jc w:val="left"/>
       <w:outlineLvl w:val="1"/>
     </w:pPr>
     <w:rPr>
-      <w:rFonts w:eastAsiaTheme="majorEastAsia" w:cstheme="majorBidi"/>
       <w:b/>
       <w:bCs/>
-      <w:color w:val="000000" w:themeColor="text1"/>
+      <w:color w:val="000000"/>
       <w:szCs w:val="26"/>
     </w:rPr>
   </w:style>
@@ -4975,14 +7708,14 @@
     <w:pPr>
       <w:keepNext/>
       <w:keepLines/>
-      <w:spacing w:before="200"/>
+      <w:spacing w:before="240" w:after="160"/>
+      <w:jc w:val="left"/>
       <w:outlineLvl w:val="2"/>
     </w:pPr>
     <w:rPr>
-      <w:rFonts w:asciiTheme="majorHAnsi" w:eastAsiaTheme="majorEastAsia" w:hAnsiTheme="majorHAnsi" w:cstheme="majorBidi"/>
       <w:b/>
       <w:bCs/>
-      <w:color w:val="4F81BD" w:themeColor="accent1"/>
+      <w:color w:val="000000"/>
     </w:rPr>
   </w:style>
   <w:style w:type="paragraph" w:styleId="Heading4">
@@ -5002,7 +7735,6 @@
       <w:outlineLvl w:val="3"/>
     </w:pPr>
     <w:rPr>
-      <w:rFonts w:asciiTheme="majorHAnsi" w:eastAsiaTheme="majorEastAsia" w:hAnsiTheme="majorHAnsi" w:cstheme="majorBidi"/>
       <w:b/>
       <w:bCs/>
       <w:i/>
@@ -5027,7 +7759,6 @@
       <w:outlineLvl w:val="4"/>
     </w:pPr>
     <w:rPr>
-      <w:rFonts w:asciiTheme="majorHAnsi" w:eastAsiaTheme="majorEastAsia" w:hAnsiTheme="majorHAnsi" w:cstheme="majorBidi"/>
       <w:color w:val="243F60" w:themeColor="accent1" w:themeShade="7F"/>
     </w:rPr>
   </w:style>
@@ -5048,7 +7779,6 @@
       <w:outlineLvl w:val="5"/>
     </w:pPr>
     <w:rPr>
-      <w:rFonts w:asciiTheme="majorHAnsi" w:eastAsiaTheme="majorEastAsia" w:hAnsiTheme="majorHAnsi" w:cstheme="majorBidi"/>
       <w:i/>
       <w:iCs/>
       <w:color w:val="243F60" w:themeColor="accent1" w:themeShade="7F"/>
@@ -5071,7 +7801,6 @@
       <w:outlineLvl w:val="6"/>
     </w:pPr>
     <w:rPr>
-      <w:rFonts w:asciiTheme="majorHAnsi" w:eastAsiaTheme="majorEastAsia" w:hAnsiTheme="majorHAnsi" w:cstheme="majorBidi"/>
       <w:i/>
       <w:iCs/>
       <w:color w:val="404040" w:themeColor="text1" w:themeTint="BF"/>
@@ -5094,7 +7823,6 @@
       <w:outlineLvl w:val="7"/>
     </w:pPr>
     <w:rPr>
-      <w:rFonts w:asciiTheme="majorHAnsi" w:eastAsiaTheme="majorEastAsia" w:hAnsiTheme="majorHAnsi" w:cstheme="majorBidi"/>
       <w:color w:val="4F81BD" w:themeColor="accent1"/>
       <w:sz w:val="20"/>
       <w:szCs w:val="20"/>
@@ -5117,7 +7845,6 @@
       <w:outlineLvl w:val="8"/>
     </w:pPr>
     <w:rPr>
-      <w:rFonts w:asciiTheme="majorHAnsi" w:eastAsiaTheme="majorEastAsia" w:hAnsiTheme="majorHAnsi" w:cstheme="majorBidi"/>
       <w:i/>
       <w:iCs/>
       <w:color w:val="404040" w:themeColor="text1" w:themeTint="BF"/>
@@ -5210,12 +7937,12 @@
     <w:basedOn w:val="DefaultParagraphFont"/>
     <w:link w:val="Heading1"/>
     <w:uiPriority w:val="9"/>
-    <w:rsid w:val="00230877"/>
+    <w:rsid w:val="00FC693F"/>
     <w:rPr>
-      <w:rFonts w:ascii="Times New Roman" w:eastAsiaTheme="majorEastAsia" w:hAnsi="Times New Roman" w:cstheme="majorBidi"/>
+      <w:rFonts w:ascii="Times New Roman" w:eastAsia="Times New Roman" w:hAnsi="Times New Roman" w:cs="Times New Roman"/>
       <w:b/>
       <w:bCs/>
-      <w:color w:val="000000" w:themeColor="text1"/>
+      <w:color w:val="365F91" w:themeColor="accent1" w:themeShade="BF"/>
       <w:sz w:val="28"/>
       <w:szCs w:val="28"/>
     </w:rPr>
@@ -5225,13 +7952,13 @@
     <w:basedOn w:val="DefaultParagraphFont"/>
     <w:link w:val="Heading2"/>
     <w:uiPriority w:val="9"/>
-    <w:rsid w:val="00230877"/>
+    <w:rsid w:val="00FC693F"/>
     <w:rPr>
-      <w:rFonts w:ascii="Times New Roman" w:eastAsiaTheme="majorEastAsia" w:hAnsi="Times New Roman" w:cstheme="majorBidi"/>
+      <w:rFonts w:ascii="Times New Roman" w:eastAsia="Times New Roman" w:hAnsi="Times New Roman" w:cs="Times New Roman"/>
       <w:b/>
       <w:bCs/>
-      <w:color w:val="000000" w:themeColor="text1"/>
-      <w:sz w:val="28"/>
+      <w:color w:val="4F81BD" w:themeColor="accent1"/>
+      <w:sz w:val="26"/>
       <w:szCs w:val="26"/>
     </w:rPr>
   </w:style>
@@ -5242,7 +7969,7 @@
     <w:uiPriority w:val="9"/>
     <w:rsid w:val="00FC693F"/>
     <w:rPr>
-      <w:rFonts w:asciiTheme="majorHAnsi" w:eastAsiaTheme="majorEastAsia" w:hAnsiTheme="majorHAnsi" w:cstheme="majorBidi"/>
+      <w:rFonts w:ascii="Times New Roman" w:eastAsia="Times New Roman" w:hAnsi="Times New Roman" w:cs="Times New Roman"/>
       <w:b/>
       <w:bCs/>
       <w:color w:val="4F81BD" w:themeColor="accent1"/>
@@ -5257,18 +7984,16 @@
     <w:qFormat/>
     <w:rsid w:val="00FC693F"/>
     <w:pPr>
-      <w:pBdr>
-        <w:bottom w:val="single" w:sz="8" w:space="4" w:color="4F81BD" w:themeColor="accent1"/>
-      </w:pBdr>
-      <w:spacing w:after="300" w:line="240" w:lineRule="auto"/>
+      <w:keepNext/>
+      <w:spacing w:before="240" w:after="160" w:line="240" w:lineRule="auto"/>
       <w:contextualSpacing/>
+      <w:jc w:val="left"/>
     </w:pPr>
     <w:rPr>
-      <w:rFonts w:asciiTheme="majorHAnsi" w:eastAsiaTheme="majorEastAsia" w:hAnsiTheme="majorHAnsi" w:cstheme="majorBidi"/>
-      <w:color w:val="17365D" w:themeColor="text2" w:themeShade="BF"/>
+      <w:b/>
+      <w:color w:val="000000"/>
       <w:spacing w:val="5"/>
       <w:kern w:val="28"/>
-      <w:sz w:val="52"/>
       <w:szCs w:val="52"/>
     </w:rPr>
   </w:style>
@@ -5279,7 +8004,7 @@
     <w:uiPriority w:val="10"/>
     <w:rsid w:val="00FC693F"/>
     <w:rPr>
-      <w:rFonts w:asciiTheme="majorHAnsi" w:eastAsiaTheme="majorEastAsia" w:hAnsiTheme="majorHAnsi" w:cstheme="majorBidi"/>
+      <w:rFonts w:ascii="Times New Roman" w:eastAsia="Times New Roman" w:hAnsi="Times New Roman" w:cs="Times New Roman"/>
       <w:color w:val="17365D" w:themeColor="text2" w:themeShade="BF"/>
       <w:spacing w:val="5"/>
       <w:kern w:val="28"/>
@@ -5302,7 +8027,6 @@
       <w:ind w:firstLine="709"/>
     </w:pPr>
     <w:rPr>
-      <w:rFonts w:asciiTheme="majorHAnsi" w:eastAsiaTheme="majorEastAsia" w:hAnsiTheme="majorHAnsi" w:cstheme="majorBidi"/>
       <w:i/>
       <w:iCs/>
       <w:color w:val="4F81BD" w:themeColor="accent1"/>
@@ -5318,7 +8042,7 @@
     <w:uiPriority w:val="11"/>
     <w:rsid w:val="00FC693F"/>
     <w:rPr>
-      <w:rFonts w:asciiTheme="majorHAnsi" w:eastAsiaTheme="majorEastAsia" w:hAnsiTheme="majorHAnsi" w:cstheme="majorBidi"/>
+      <w:rFonts w:ascii="Times New Roman" w:eastAsia="Times New Roman" w:hAnsi="Times New Roman" w:cs="Times New Roman"/>
       <w:i/>
       <w:iCs/>
       <w:color w:val="4F81BD" w:themeColor="accent1"/>
@@ -5565,7 +8289,7 @@
       </w:tabs>
     </w:pPr>
     <w:rPr>
-      <w:rFonts w:ascii="Courier" w:hAnsi="Courier"/>
+      <w:rFonts w:ascii="Times New Roman" w:eastAsia="Times New Roman" w:hAnsi="Times New Roman" w:cs="Times New Roman"/>
       <w:sz w:val="20"/>
       <w:szCs w:val="20"/>
     </w:rPr>
@@ -5577,7 +8301,7 @@
     <w:uiPriority w:val="99"/>
     <w:rsid w:val="0029639D"/>
     <w:rPr>
-      <w:rFonts w:ascii="Courier" w:hAnsi="Courier"/>
+      <w:rFonts w:ascii="Times New Roman" w:eastAsia="Times New Roman" w:hAnsi="Times New Roman" w:cs="Times New Roman"/>
       <w:sz w:val="20"/>
       <w:szCs w:val="20"/>
     </w:rPr>
@@ -5616,7 +8340,7 @@
     <w:semiHidden/>
     <w:rsid w:val="00FC693F"/>
     <w:rPr>
-      <w:rFonts w:asciiTheme="majorHAnsi" w:eastAsiaTheme="majorEastAsia" w:hAnsiTheme="majorHAnsi" w:cstheme="majorBidi"/>
+      <w:rFonts w:ascii="Times New Roman" w:eastAsia="Times New Roman" w:hAnsi="Times New Roman" w:cs="Times New Roman"/>
       <w:b/>
       <w:bCs/>
       <w:i/>
@@ -5632,7 +8356,7 @@
     <w:semiHidden/>
     <w:rsid w:val="00FC693F"/>
     <w:rPr>
-      <w:rFonts w:asciiTheme="majorHAnsi" w:eastAsiaTheme="majorEastAsia" w:hAnsiTheme="majorHAnsi" w:cstheme="majorBidi"/>
+      <w:rFonts w:ascii="Times New Roman" w:eastAsia="Times New Roman" w:hAnsi="Times New Roman" w:cs="Times New Roman"/>
       <w:color w:val="243F60" w:themeColor="accent1" w:themeShade="7F"/>
     </w:rPr>
   </w:style>
@@ -5644,7 +8368,7 @@
     <w:semiHidden/>
     <w:rsid w:val="00FC693F"/>
     <w:rPr>
-      <w:rFonts w:asciiTheme="majorHAnsi" w:eastAsiaTheme="majorEastAsia" w:hAnsiTheme="majorHAnsi" w:cstheme="majorBidi"/>
+      <w:rFonts w:ascii="Times New Roman" w:eastAsia="Times New Roman" w:hAnsi="Times New Roman" w:cs="Times New Roman"/>
       <w:i/>
       <w:iCs/>
       <w:color w:val="243F60" w:themeColor="accent1" w:themeShade="7F"/>
@@ -5658,7 +8382,7 @@
     <w:semiHidden/>
     <w:rsid w:val="00FC693F"/>
     <w:rPr>
-      <w:rFonts w:asciiTheme="majorHAnsi" w:eastAsiaTheme="majorEastAsia" w:hAnsiTheme="majorHAnsi" w:cstheme="majorBidi"/>
+      <w:rFonts w:ascii="Times New Roman" w:eastAsia="Times New Roman" w:hAnsi="Times New Roman" w:cs="Times New Roman"/>
       <w:i/>
       <w:iCs/>
       <w:color w:val="404040" w:themeColor="text1" w:themeTint="BF"/>
@@ -5672,7 +8396,7 @@
     <w:semiHidden/>
     <w:rsid w:val="00FC693F"/>
     <w:rPr>
-      <w:rFonts w:asciiTheme="majorHAnsi" w:eastAsiaTheme="majorEastAsia" w:hAnsiTheme="majorHAnsi" w:cstheme="majorBidi"/>
+      <w:rFonts w:ascii="Times New Roman" w:eastAsia="Times New Roman" w:hAnsi="Times New Roman" w:cs="Times New Roman"/>
       <w:color w:val="4F81BD" w:themeColor="accent1"/>
       <w:sz w:val="20"/>
       <w:szCs w:val="20"/>
@@ -5686,7 +8410,7 @@
     <w:semiHidden/>
     <w:rsid w:val="00FC693F"/>
     <w:rPr>
-      <w:rFonts w:asciiTheme="majorHAnsi" w:eastAsiaTheme="majorEastAsia" w:hAnsiTheme="majorHAnsi" w:cstheme="majorBidi"/>
+      <w:rFonts w:ascii="Times New Roman" w:eastAsia="Times New Roman" w:hAnsi="Times New Roman" w:cs="Times New Roman"/>
       <w:i/>
       <w:iCs/>
       <w:color w:val="404040" w:themeColor="text1" w:themeTint="BF"/>
@@ -5699,7 +8423,6 @@
     <w:basedOn w:val="Normal"/>
     <w:next w:val="Normal"/>
     <w:uiPriority w:val="35"/>
-    <w:semiHidden/>
     <w:unhideWhenUsed/>
     <w:qFormat/>
     <w:rsid w:val="00FC693F"/>
@@ -5745,9 +8468,6 @@
     <w:qFormat/>
     <w:rsid w:val="00FC693F"/>
     <w:pPr>
-      <w:pBdr>
-        <w:bottom w:val="single" w:sz="4" w:space="4" w:color="4F81BD" w:themeColor="accent1"/>
-      </w:pBdr>
       <w:spacing w:before="200" w:after="280"/>
       <w:ind w:left="936" w:right="936"/>
     </w:pPr>
@@ -5844,7 +8564,6 @@
     <w:basedOn w:val="Heading1"/>
     <w:next w:val="Normal"/>
     <w:uiPriority w:val="39"/>
-    <w:semiHidden/>
     <w:unhideWhenUsed/>
     <w:qFormat/>
     <w:rsid w:val="00FC693F"/>
@@ -7163,7 +9882,7 @@
         <w:spacing w:before="0" w:after="0" w:line="240" w:lineRule="auto"/>
       </w:pPr>
       <w:rPr>
-        <w:rFonts w:asciiTheme="majorHAnsi" w:eastAsiaTheme="majorEastAsia" w:hAnsiTheme="majorHAnsi" w:cstheme="majorBidi"/>
+        <w:rFonts w:ascii="Times New Roman" w:eastAsia="Times New Roman" w:hAnsi="Times New Roman" w:cs="Times New Roman"/>
         <w:b/>
         <w:bCs/>
       </w:rPr>
@@ -7184,7 +9903,7 @@
         <w:spacing w:before="0" w:after="0" w:line="240" w:lineRule="auto"/>
       </w:pPr>
       <w:rPr>
-        <w:rFonts w:asciiTheme="majorHAnsi" w:eastAsiaTheme="majorEastAsia" w:hAnsiTheme="majorHAnsi" w:cstheme="majorBidi"/>
+        <w:rFonts w:ascii="Times New Roman" w:eastAsia="Times New Roman" w:hAnsi="Times New Roman" w:cs="Times New Roman"/>
         <w:b/>
         <w:bCs/>
       </w:rPr>
@@ -7202,14 +9921,14 @@
     </w:tblStylePr>
     <w:tblStylePr w:type="firstCol">
       <w:rPr>
-        <w:rFonts w:asciiTheme="majorHAnsi" w:eastAsiaTheme="majorEastAsia" w:hAnsiTheme="majorHAnsi" w:cstheme="majorBidi"/>
+        <w:rFonts w:ascii="Times New Roman" w:eastAsia="Times New Roman" w:hAnsi="Times New Roman" w:cs="Times New Roman"/>
         <w:b/>
         <w:bCs/>
       </w:rPr>
     </w:tblStylePr>
     <w:tblStylePr w:type="lastCol">
       <w:rPr>
-        <w:rFonts w:asciiTheme="majorHAnsi" w:eastAsiaTheme="majorEastAsia" w:hAnsiTheme="majorHAnsi" w:cstheme="majorBidi"/>
+        <w:rFonts w:ascii="Times New Roman" w:eastAsia="Times New Roman" w:hAnsi="Times New Roman" w:cs="Times New Roman"/>
         <w:b/>
         <w:bCs/>
       </w:rPr>
@@ -7286,7 +10005,7 @@
         <w:spacing w:before="0" w:after="0" w:line="240" w:lineRule="auto"/>
       </w:pPr>
       <w:rPr>
-        <w:rFonts w:asciiTheme="majorHAnsi" w:eastAsiaTheme="majorEastAsia" w:hAnsiTheme="majorHAnsi" w:cstheme="majorBidi"/>
+        <w:rFonts w:ascii="Times New Roman" w:eastAsia="Times New Roman" w:hAnsi="Times New Roman" w:cs="Times New Roman"/>
         <w:b/>
         <w:bCs/>
       </w:rPr>
@@ -7307,7 +10026,7 @@
         <w:spacing w:before="0" w:after="0" w:line="240" w:lineRule="auto"/>
       </w:pPr>
       <w:rPr>
-        <w:rFonts w:asciiTheme="majorHAnsi" w:eastAsiaTheme="majorEastAsia" w:hAnsiTheme="majorHAnsi" w:cstheme="majorBidi"/>
+        <w:rFonts w:ascii="Times New Roman" w:eastAsia="Times New Roman" w:hAnsi="Times New Roman" w:cs="Times New Roman"/>
         <w:b/>
         <w:bCs/>
       </w:rPr>
@@ -7325,14 +10044,14 @@
     </w:tblStylePr>
     <w:tblStylePr w:type="firstCol">
       <w:rPr>
-        <w:rFonts w:asciiTheme="majorHAnsi" w:eastAsiaTheme="majorEastAsia" w:hAnsiTheme="majorHAnsi" w:cstheme="majorBidi"/>
+        <w:rFonts w:ascii="Times New Roman" w:eastAsia="Times New Roman" w:hAnsi="Times New Roman" w:cs="Times New Roman"/>
         <w:b/>
         <w:bCs/>
       </w:rPr>
     </w:tblStylePr>
     <w:tblStylePr w:type="lastCol">
       <w:rPr>
-        <w:rFonts w:asciiTheme="majorHAnsi" w:eastAsiaTheme="majorEastAsia" w:hAnsiTheme="majorHAnsi" w:cstheme="majorBidi"/>
+        <w:rFonts w:ascii="Times New Roman" w:eastAsia="Times New Roman" w:hAnsi="Times New Roman" w:cs="Times New Roman"/>
         <w:b/>
         <w:bCs/>
       </w:rPr>
@@ -7409,7 +10128,7 @@
         <w:spacing w:before="0" w:after="0" w:line="240" w:lineRule="auto"/>
       </w:pPr>
       <w:rPr>
-        <w:rFonts w:asciiTheme="majorHAnsi" w:eastAsiaTheme="majorEastAsia" w:hAnsiTheme="majorHAnsi" w:cstheme="majorBidi"/>
+        <w:rFonts w:ascii="Times New Roman" w:eastAsia="Times New Roman" w:hAnsi="Times New Roman" w:cs="Times New Roman"/>
         <w:b/>
         <w:bCs/>
       </w:rPr>
@@ -7430,7 +10149,7 @@
         <w:spacing w:before="0" w:after="0" w:line="240" w:lineRule="auto"/>
       </w:pPr>
       <w:rPr>
-        <w:rFonts w:asciiTheme="majorHAnsi" w:eastAsiaTheme="majorEastAsia" w:hAnsiTheme="majorHAnsi" w:cstheme="majorBidi"/>
+        <w:rFonts w:ascii="Times New Roman" w:eastAsia="Times New Roman" w:hAnsi="Times New Roman" w:cs="Times New Roman"/>
         <w:b/>
         <w:bCs/>
       </w:rPr>
@@ -7448,14 +10167,14 @@
     </w:tblStylePr>
     <w:tblStylePr w:type="firstCol">
       <w:rPr>
-        <w:rFonts w:asciiTheme="majorHAnsi" w:eastAsiaTheme="majorEastAsia" w:hAnsiTheme="majorHAnsi" w:cstheme="majorBidi"/>
+        <w:rFonts w:ascii="Times New Roman" w:eastAsia="Times New Roman" w:hAnsi="Times New Roman" w:cs="Times New Roman"/>
         <w:b/>
         <w:bCs/>
       </w:rPr>
     </w:tblStylePr>
     <w:tblStylePr w:type="lastCol">
       <w:rPr>
-        <w:rFonts w:asciiTheme="majorHAnsi" w:eastAsiaTheme="majorEastAsia" w:hAnsiTheme="majorHAnsi" w:cstheme="majorBidi"/>
+        <w:rFonts w:ascii="Times New Roman" w:eastAsia="Times New Roman" w:hAnsi="Times New Roman" w:cs="Times New Roman"/>
         <w:b/>
         <w:bCs/>
       </w:rPr>
@@ -7532,7 +10251,7 @@
         <w:spacing w:before="0" w:after="0" w:line="240" w:lineRule="auto"/>
       </w:pPr>
       <w:rPr>
-        <w:rFonts w:asciiTheme="majorHAnsi" w:eastAsiaTheme="majorEastAsia" w:hAnsiTheme="majorHAnsi" w:cstheme="majorBidi"/>
+        <w:rFonts w:ascii="Times New Roman" w:eastAsia="Times New Roman" w:hAnsi="Times New Roman" w:cs="Times New Roman"/>
         <w:b/>
         <w:bCs/>
       </w:rPr>
@@ -7553,7 +10272,7 @@
         <w:spacing w:before="0" w:after="0" w:line="240" w:lineRule="auto"/>
       </w:pPr>
       <w:rPr>
-        <w:rFonts w:asciiTheme="majorHAnsi" w:eastAsiaTheme="majorEastAsia" w:hAnsiTheme="majorHAnsi" w:cstheme="majorBidi"/>
+        <w:rFonts w:ascii="Times New Roman" w:eastAsia="Times New Roman" w:hAnsi="Times New Roman" w:cs="Times New Roman"/>
         <w:b/>
         <w:bCs/>
       </w:rPr>
@@ -7571,14 +10290,14 @@
     </w:tblStylePr>
     <w:tblStylePr w:type="firstCol">
       <w:rPr>
-        <w:rFonts w:asciiTheme="majorHAnsi" w:eastAsiaTheme="majorEastAsia" w:hAnsiTheme="majorHAnsi" w:cstheme="majorBidi"/>
+        <w:rFonts w:ascii="Times New Roman" w:eastAsia="Times New Roman" w:hAnsi="Times New Roman" w:cs="Times New Roman"/>
         <w:b/>
         <w:bCs/>
       </w:rPr>
     </w:tblStylePr>
     <w:tblStylePr w:type="lastCol">
       <w:rPr>
-        <w:rFonts w:asciiTheme="majorHAnsi" w:eastAsiaTheme="majorEastAsia" w:hAnsiTheme="majorHAnsi" w:cstheme="majorBidi"/>
+        <w:rFonts w:ascii="Times New Roman" w:eastAsia="Times New Roman" w:hAnsi="Times New Roman" w:cs="Times New Roman"/>
         <w:b/>
         <w:bCs/>
       </w:rPr>
@@ -7655,7 +10374,7 @@
         <w:spacing w:before="0" w:after="0" w:line="240" w:lineRule="auto"/>
       </w:pPr>
       <w:rPr>
-        <w:rFonts w:asciiTheme="majorHAnsi" w:eastAsiaTheme="majorEastAsia" w:hAnsiTheme="majorHAnsi" w:cstheme="majorBidi"/>
+        <w:rFonts w:ascii="Times New Roman" w:eastAsia="Times New Roman" w:hAnsi="Times New Roman" w:cs="Times New Roman"/>
         <w:b/>
         <w:bCs/>
       </w:rPr>
@@ -7676,7 +10395,7 @@
         <w:spacing w:before="0" w:after="0" w:line="240" w:lineRule="auto"/>
       </w:pPr>
       <w:rPr>
-        <w:rFonts w:asciiTheme="majorHAnsi" w:eastAsiaTheme="majorEastAsia" w:hAnsiTheme="majorHAnsi" w:cstheme="majorBidi"/>
+        <w:rFonts w:ascii="Times New Roman" w:eastAsia="Times New Roman" w:hAnsi="Times New Roman" w:cs="Times New Roman"/>
         <w:b/>
         <w:bCs/>
       </w:rPr>
@@ -7694,14 +10413,14 @@
     </w:tblStylePr>
     <w:tblStylePr w:type="firstCol">
       <w:rPr>
-        <w:rFonts w:asciiTheme="majorHAnsi" w:eastAsiaTheme="majorEastAsia" w:hAnsiTheme="majorHAnsi" w:cstheme="majorBidi"/>
+        <w:rFonts w:ascii="Times New Roman" w:eastAsia="Times New Roman" w:hAnsi="Times New Roman" w:cs="Times New Roman"/>
         <w:b/>
         <w:bCs/>
       </w:rPr>
     </w:tblStylePr>
     <w:tblStylePr w:type="lastCol">
       <w:rPr>
-        <w:rFonts w:asciiTheme="majorHAnsi" w:eastAsiaTheme="majorEastAsia" w:hAnsiTheme="majorHAnsi" w:cstheme="majorBidi"/>
+        <w:rFonts w:ascii="Times New Roman" w:eastAsia="Times New Roman" w:hAnsi="Times New Roman" w:cs="Times New Roman"/>
         <w:b/>
         <w:bCs/>
       </w:rPr>
@@ -7778,7 +10497,7 @@
         <w:spacing w:before="0" w:after="0" w:line="240" w:lineRule="auto"/>
       </w:pPr>
       <w:rPr>
-        <w:rFonts w:asciiTheme="majorHAnsi" w:eastAsiaTheme="majorEastAsia" w:hAnsiTheme="majorHAnsi" w:cstheme="majorBidi"/>
+        <w:rFonts w:ascii="Times New Roman" w:eastAsia="Times New Roman" w:hAnsi="Times New Roman" w:cs="Times New Roman"/>
         <w:b/>
         <w:bCs/>
       </w:rPr>
@@ -7799,7 +10518,7 @@
         <w:spacing w:before="0" w:after="0" w:line="240" w:lineRule="auto"/>
       </w:pPr>
       <w:rPr>
-        <w:rFonts w:asciiTheme="majorHAnsi" w:eastAsiaTheme="majorEastAsia" w:hAnsiTheme="majorHAnsi" w:cstheme="majorBidi"/>
+        <w:rFonts w:ascii="Times New Roman" w:eastAsia="Times New Roman" w:hAnsi="Times New Roman" w:cs="Times New Roman"/>
         <w:b/>
         <w:bCs/>
       </w:rPr>
@@ -7817,14 +10536,14 @@
     </w:tblStylePr>
     <w:tblStylePr w:type="firstCol">
       <w:rPr>
-        <w:rFonts w:asciiTheme="majorHAnsi" w:eastAsiaTheme="majorEastAsia" w:hAnsiTheme="majorHAnsi" w:cstheme="majorBidi"/>
+        <w:rFonts w:ascii="Times New Roman" w:eastAsia="Times New Roman" w:hAnsi="Times New Roman" w:cs="Times New Roman"/>
         <w:b/>
         <w:bCs/>
       </w:rPr>
     </w:tblStylePr>
     <w:tblStylePr w:type="lastCol">
       <w:rPr>
-        <w:rFonts w:asciiTheme="majorHAnsi" w:eastAsiaTheme="majorEastAsia" w:hAnsiTheme="majorHAnsi" w:cstheme="majorBidi"/>
+        <w:rFonts w:ascii="Times New Roman" w:eastAsia="Times New Roman" w:hAnsi="Times New Roman" w:cs="Times New Roman"/>
         <w:b/>
         <w:bCs/>
       </w:rPr>
@@ -7901,7 +10620,7 @@
         <w:spacing w:before="0" w:after="0" w:line="240" w:lineRule="auto"/>
       </w:pPr>
       <w:rPr>
-        <w:rFonts w:asciiTheme="majorHAnsi" w:eastAsiaTheme="majorEastAsia" w:hAnsiTheme="majorHAnsi" w:cstheme="majorBidi"/>
+        <w:rFonts w:ascii="Times New Roman" w:eastAsia="Times New Roman" w:hAnsi="Times New Roman" w:cs="Times New Roman"/>
         <w:b/>
         <w:bCs/>
       </w:rPr>
@@ -7922,7 +10641,7 @@
         <w:spacing w:before="0" w:after="0" w:line="240" w:lineRule="auto"/>
       </w:pPr>
       <w:rPr>
-        <w:rFonts w:asciiTheme="majorHAnsi" w:eastAsiaTheme="majorEastAsia" w:hAnsiTheme="majorHAnsi" w:cstheme="majorBidi"/>
+        <w:rFonts w:ascii="Times New Roman" w:eastAsia="Times New Roman" w:hAnsi="Times New Roman" w:cs="Times New Roman"/>
         <w:b/>
         <w:bCs/>
       </w:rPr>
@@ -7940,14 +10659,14 @@
     </w:tblStylePr>
     <w:tblStylePr w:type="firstCol">
       <w:rPr>
-        <w:rFonts w:asciiTheme="majorHAnsi" w:eastAsiaTheme="majorEastAsia" w:hAnsiTheme="majorHAnsi" w:cstheme="majorBidi"/>
+        <w:rFonts w:ascii="Times New Roman" w:eastAsia="Times New Roman" w:hAnsi="Times New Roman" w:cs="Times New Roman"/>
         <w:b/>
         <w:bCs/>
       </w:rPr>
     </w:tblStylePr>
     <w:tblStylePr w:type="lastCol">
       <w:rPr>
-        <w:rFonts w:asciiTheme="majorHAnsi" w:eastAsiaTheme="majorEastAsia" w:hAnsiTheme="majorHAnsi" w:cstheme="majorBidi"/>
+        <w:rFonts w:ascii="Times New Roman" w:eastAsia="Times New Roman" w:hAnsi="Times New Roman" w:cs="Times New Roman"/>
         <w:b/>
         <w:bCs/>
       </w:rPr>
@@ -9707,7 +12426,7 @@
     </w:tblPr>
     <w:tblStylePr w:type="firstRow">
       <w:rPr>
-        <w:rFonts w:asciiTheme="majorHAnsi" w:eastAsiaTheme="majorEastAsia" w:hAnsiTheme="majorHAnsi" w:cstheme="majorBidi"/>
+        <w:rFonts w:ascii="Times New Roman" w:eastAsia="Times New Roman" w:hAnsi="Times New Roman" w:cs="Times New Roman"/>
       </w:rPr>
       <w:tblPr/>
       <w:tcPr>
@@ -9784,7 +12503,7 @@
     </w:tblPr>
     <w:tblStylePr w:type="firstRow">
       <w:rPr>
-        <w:rFonts w:asciiTheme="majorHAnsi" w:eastAsiaTheme="majorEastAsia" w:hAnsiTheme="majorHAnsi" w:cstheme="majorBidi"/>
+        <w:rFonts w:ascii="Times New Roman" w:eastAsia="Times New Roman" w:hAnsi="Times New Roman" w:cs="Times New Roman"/>
       </w:rPr>
       <w:tblPr/>
       <w:tcPr>
@@ -9861,7 +12580,7 @@
     </w:tblPr>
     <w:tblStylePr w:type="firstRow">
       <w:rPr>
-        <w:rFonts w:asciiTheme="majorHAnsi" w:eastAsiaTheme="majorEastAsia" w:hAnsiTheme="majorHAnsi" w:cstheme="majorBidi"/>
+        <w:rFonts w:ascii="Times New Roman" w:eastAsia="Times New Roman" w:hAnsi="Times New Roman" w:cs="Times New Roman"/>
       </w:rPr>
       <w:tblPr/>
       <w:tcPr>
@@ -9938,7 +12657,7 @@
     </w:tblPr>
     <w:tblStylePr w:type="firstRow">
       <w:rPr>
-        <w:rFonts w:asciiTheme="majorHAnsi" w:eastAsiaTheme="majorEastAsia" w:hAnsiTheme="majorHAnsi" w:cstheme="majorBidi"/>
+        <w:rFonts w:ascii="Times New Roman" w:eastAsia="Times New Roman" w:hAnsi="Times New Roman" w:cs="Times New Roman"/>
       </w:rPr>
       <w:tblPr/>
       <w:tcPr>
@@ -10015,7 +12734,7 @@
     </w:tblPr>
     <w:tblStylePr w:type="firstRow">
       <w:rPr>
-        <w:rFonts w:asciiTheme="majorHAnsi" w:eastAsiaTheme="majorEastAsia" w:hAnsiTheme="majorHAnsi" w:cstheme="majorBidi"/>
+        <w:rFonts w:ascii="Times New Roman" w:eastAsia="Times New Roman" w:hAnsi="Times New Roman" w:cs="Times New Roman"/>
       </w:rPr>
       <w:tblPr/>
       <w:tcPr>
@@ -10092,7 +12811,7 @@
     </w:tblPr>
     <w:tblStylePr w:type="firstRow">
       <w:rPr>
-        <w:rFonts w:asciiTheme="majorHAnsi" w:eastAsiaTheme="majorEastAsia" w:hAnsiTheme="majorHAnsi" w:cstheme="majorBidi"/>
+        <w:rFonts w:ascii="Times New Roman" w:eastAsia="Times New Roman" w:hAnsi="Times New Roman" w:cs="Times New Roman"/>
       </w:rPr>
       <w:tblPr/>
       <w:tcPr>
@@ -10169,7 +12888,7 @@
     </w:tblPr>
     <w:tblStylePr w:type="firstRow">
       <w:rPr>
-        <w:rFonts w:asciiTheme="majorHAnsi" w:eastAsiaTheme="majorEastAsia" w:hAnsiTheme="majorHAnsi" w:cstheme="majorBidi"/>
+        <w:rFonts w:ascii="Times New Roman" w:eastAsia="Times New Roman" w:hAnsi="Times New Roman" w:cs="Times New Roman"/>
       </w:rPr>
       <w:tblPr/>
       <w:tcPr>
@@ -10234,7 +12953,7 @@
       <w:spacing w:after="0" w:line="240" w:lineRule="auto"/>
     </w:pPr>
     <w:rPr>
-      <w:rFonts w:asciiTheme="majorHAnsi" w:eastAsiaTheme="majorEastAsia" w:hAnsiTheme="majorHAnsi" w:cstheme="majorBidi"/>
+      <w:rFonts w:ascii="Times New Roman" w:eastAsia="Times New Roman" w:hAnsi="Times New Roman" w:cs="Times New Roman"/>
       <w:color w:val="000000" w:themeColor="text1"/>
     </w:rPr>
     <w:tblPr>
@@ -10355,7 +13074,7 @@
       <w:spacing w:after="0" w:line="240" w:lineRule="auto"/>
     </w:pPr>
     <w:rPr>
-      <w:rFonts w:asciiTheme="majorHAnsi" w:eastAsiaTheme="majorEastAsia" w:hAnsiTheme="majorHAnsi" w:cstheme="majorBidi"/>
+      <w:rFonts w:ascii="Times New Roman" w:eastAsia="Times New Roman" w:hAnsi="Times New Roman" w:cs="Times New Roman"/>
       <w:color w:val="000000" w:themeColor="text1"/>
     </w:rPr>
     <w:tblPr>
@@ -10476,7 +13195,7 @@
       <w:spacing w:after="0" w:line="240" w:lineRule="auto"/>
     </w:pPr>
     <w:rPr>
-      <w:rFonts w:asciiTheme="majorHAnsi" w:eastAsiaTheme="majorEastAsia" w:hAnsiTheme="majorHAnsi" w:cstheme="majorBidi"/>
+      <w:rFonts w:ascii="Times New Roman" w:eastAsia="Times New Roman" w:hAnsi="Times New Roman" w:cs="Times New Roman"/>
       <w:color w:val="000000" w:themeColor="text1"/>
     </w:rPr>
     <w:tblPr>
@@ -10597,7 +13316,7 @@
       <w:spacing w:after="0" w:line="240" w:lineRule="auto"/>
     </w:pPr>
     <w:rPr>
-      <w:rFonts w:asciiTheme="majorHAnsi" w:eastAsiaTheme="majorEastAsia" w:hAnsiTheme="majorHAnsi" w:cstheme="majorBidi"/>
+      <w:rFonts w:ascii="Times New Roman" w:eastAsia="Times New Roman" w:hAnsi="Times New Roman" w:cs="Times New Roman"/>
       <w:color w:val="000000" w:themeColor="text1"/>
     </w:rPr>
     <w:tblPr>
@@ -10718,7 +13437,7 @@
       <w:spacing w:after="0" w:line="240" w:lineRule="auto"/>
     </w:pPr>
     <w:rPr>
-      <w:rFonts w:asciiTheme="majorHAnsi" w:eastAsiaTheme="majorEastAsia" w:hAnsiTheme="majorHAnsi" w:cstheme="majorBidi"/>
+      <w:rFonts w:ascii="Times New Roman" w:eastAsia="Times New Roman" w:hAnsi="Times New Roman" w:cs="Times New Roman"/>
       <w:color w:val="000000" w:themeColor="text1"/>
     </w:rPr>
     <w:tblPr>
@@ -10839,7 +13558,7 @@
       <w:spacing w:after="0" w:line="240" w:lineRule="auto"/>
     </w:pPr>
     <w:rPr>
-      <w:rFonts w:asciiTheme="majorHAnsi" w:eastAsiaTheme="majorEastAsia" w:hAnsiTheme="majorHAnsi" w:cstheme="majorBidi"/>
+      <w:rFonts w:ascii="Times New Roman" w:eastAsia="Times New Roman" w:hAnsi="Times New Roman" w:cs="Times New Roman"/>
       <w:color w:val="000000" w:themeColor="text1"/>
     </w:rPr>
     <w:tblPr>
@@ -10960,7 +13679,7 @@
       <w:spacing w:after="0" w:line="240" w:lineRule="auto"/>
     </w:pPr>
     <w:rPr>
-      <w:rFonts w:asciiTheme="majorHAnsi" w:eastAsiaTheme="majorEastAsia" w:hAnsiTheme="majorHAnsi" w:cstheme="majorBidi"/>
+      <w:rFonts w:ascii="Times New Roman" w:eastAsia="Times New Roman" w:hAnsi="Times New Roman" w:cs="Times New Roman"/>
       <w:color w:val="000000" w:themeColor="text1"/>
     </w:rPr>
     <w:tblPr>
@@ -11543,7 +14262,7 @@
       <w:spacing w:after="0" w:line="240" w:lineRule="auto"/>
     </w:pPr>
     <w:rPr>
-      <w:rFonts w:asciiTheme="majorHAnsi" w:eastAsiaTheme="majorEastAsia" w:hAnsiTheme="majorHAnsi" w:cstheme="majorBidi"/>
+      <w:rFonts w:ascii="Times New Roman" w:eastAsia="Times New Roman" w:hAnsi="Times New Roman" w:cs="Times New Roman"/>
       <w:color w:val="000000" w:themeColor="text1"/>
     </w:rPr>
     <w:tblPr>
@@ -11661,7 +14380,7 @@
       <w:spacing w:after="0" w:line="240" w:lineRule="auto"/>
     </w:pPr>
     <w:rPr>
-      <w:rFonts w:asciiTheme="majorHAnsi" w:eastAsiaTheme="majorEastAsia" w:hAnsiTheme="majorHAnsi" w:cstheme="majorBidi"/>
+      <w:rFonts w:ascii="Times New Roman" w:eastAsia="Times New Roman" w:hAnsi="Times New Roman" w:cs="Times New Roman"/>
       <w:color w:val="000000" w:themeColor="text1"/>
     </w:rPr>
     <w:tblPr>
@@ -11779,7 +14498,7 @@
       <w:spacing w:after="0" w:line="240" w:lineRule="auto"/>
     </w:pPr>
     <w:rPr>
-      <w:rFonts w:asciiTheme="majorHAnsi" w:eastAsiaTheme="majorEastAsia" w:hAnsiTheme="majorHAnsi" w:cstheme="majorBidi"/>
+      <w:rFonts w:ascii="Times New Roman" w:eastAsia="Times New Roman" w:hAnsi="Times New Roman" w:cs="Times New Roman"/>
       <w:color w:val="000000" w:themeColor="text1"/>
     </w:rPr>
     <w:tblPr>
@@ -11897,7 +14616,7 @@
       <w:spacing w:after="0" w:line="240" w:lineRule="auto"/>
     </w:pPr>
     <w:rPr>
-      <w:rFonts w:asciiTheme="majorHAnsi" w:eastAsiaTheme="majorEastAsia" w:hAnsiTheme="majorHAnsi" w:cstheme="majorBidi"/>
+      <w:rFonts w:ascii="Times New Roman" w:eastAsia="Times New Roman" w:hAnsi="Times New Roman" w:cs="Times New Roman"/>
       <w:color w:val="000000" w:themeColor="text1"/>
     </w:rPr>
     <w:tblPr>
@@ -12015,7 +14734,7 @@
       <w:spacing w:after="0" w:line="240" w:lineRule="auto"/>
     </w:pPr>
     <w:rPr>
-      <w:rFonts w:asciiTheme="majorHAnsi" w:eastAsiaTheme="majorEastAsia" w:hAnsiTheme="majorHAnsi" w:cstheme="majorBidi"/>
+      <w:rFonts w:ascii="Times New Roman" w:eastAsia="Times New Roman" w:hAnsi="Times New Roman" w:cs="Times New Roman"/>
       <w:color w:val="000000" w:themeColor="text1"/>
     </w:rPr>
     <w:tblPr>
@@ -12133,7 +14852,7 @@
       <w:spacing w:after="0" w:line="240" w:lineRule="auto"/>
     </w:pPr>
     <w:rPr>
-      <w:rFonts w:asciiTheme="majorHAnsi" w:eastAsiaTheme="majorEastAsia" w:hAnsiTheme="majorHAnsi" w:cstheme="majorBidi"/>
+      <w:rFonts w:ascii="Times New Roman" w:eastAsia="Times New Roman" w:hAnsi="Times New Roman" w:cs="Times New Roman"/>
       <w:color w:val="000000" w:themeColor="text1"/>
     </w:rPr>
     <w:tblPr>
@@ -12251,7 +14970,7 @@
       <w:spacing w:after="0" w:line="240" w:lineRule="auto"/>
     </w:pPr>
     <w:rPr>
-      <w:rFonts w:asciiTheme="majorHAnsi" w:eastAsiaTheme="majorEastAsia" w:hAnsiTheme="majorHAnsi" w:cstheme="majorBidi"/>
+      <w:rFonts w:ascii="Times New Roman" w:eastAsia="Times New Roman" w:hAnsi="Times New Roman" w:cs="Times New Roman"/>
       <w:color w:val="000000" w:themeColor="text1"/>
     </w:rPr>
     <w:tblPr>
@@ -15905,6 +18624,102 @@
         <w:shd w:val="clear" w:color="auto" w:fill="FBCAA2" w:themeFill="accent6" w:themeFillTint="7F"/>
       </w:tcPr>
     </w:tblStylePr>
+  </w:style>
+  <w:style w:type="paragraph" w:customStyle="1" w:styleId="TOC11">
+    <w:name w:val="TOC 11"/>
+    <w:basedOn w:val="Normal"/>
+    <w:pPr>
+      <w:spacing w:after="60" w:line="276" w:lineRule="auto"/>
+      <w:ind w:firstLine="0"/>
+    </w:pPr>
+  </w:style>
+  <w:style w:type="paragraph" w:customStyle="1" w:styleId="TOC21">
+    <w:name w:val="TOC 21"/>
+    <w:basedOn w:val="Normal"/>
+    <w:pPr>
+      <w:spacing w:after="60" w:line="276" w:lineRule="auto"/>
+      <w:ind w:left="283" w:firstLine="0"/>
+    </w:pPr>
+  </w:style>
+  <w:style w:type="paragraph" w:customStyle="1" w:styleId="TOC31">
+    <w:name w:val="TOC 31"/>
+    <w:basedOn w:val="Normal"/>
+    <w:pPr>
+      <w:spacing w:after="60" w:line="276" w:lineRule="auto"/>
+      <w:ind w:left="567" w:firstLine="0"/>
+    </w:pPr>
+  </w:style>
+  <w:style w:type="paragraph" w:styleId="TOC1">
+    <w:name w:val="toc 1"/>
+    <w:basedOn w:val="Normal"/>
+    <w:next w:val="Normal"/>
+    <w:autoRedefine/>
+    <w:uiPriority w:val="39"/>
+    <w:unhideWhenUsed/>
+    <w:rsid w:val="000219CE"/>
+    <w:pPr>
+      <w:spacing w:after="100"/>
+    </w:pPr>
+  </w:style>
+  <w:style w:type="paragraph" w:styleId="TOC2">
+    <w:name w:val="toc 2"/>
+    <w:basedOn w:val="Normal"/>
+    <w:next w:val="Normal"/>
+    <w:autoRedefine/>
+    <w:uiPriority w:val="39"/>
+    <w:unhideWhenUsed/>
+    <w:rsid w:val="000219CE"/>
+    <w:pPr>
+      <w:spacing w:after="100"/>
+      <w:ind w:left="280"/>
+    </w:pPr>
+  </w:style>
+  <w:style w:type="character" w:styleId="Hyperlink">
+    <w:name w:val="Hyperlink"/>
+    <w:basedOn w:val="DefaultParagraphFont"/>
+    <w:uiPriority w:val="99"/>
+    <w:unhideWhenUsed/>
+    <w:rsid w:val="000219CE"/>
+    <w:rPr>
+      <w:color w:val="0000FF" w:themeColor="hyperlink"/>
+      <w:u w:val="single"/>
+    </w:rPr>
+  </w:style>
+  <w:style w:type="character" w:styleId="HTMLCode">
+    <w:name w:val="HTML Code"/>
+    <w:basedOn w:val="DefaultParagraphFont"/>
+    <w:uiPriority w:val="99"/>
+    <w:semiHidden/>
+    <w:unhideWhenUsed/>
+    <w:rsid w:val="00A249F5"/>
+    <w:rPr>
+      <w:rFonts w:ascii="Courier New" w:eastAsia="Times New Roman" w:hAnsi="Courier New" w:cs="Courier New"/>
+      <w:sz w:val="20"/>
+      <w:szCs w:val="20"/>
+    </w:rPr>
+  </w:style>
+  <w:style w:type="character" w:customStyle="1" w:styleId="katex-mathml">
+    <w:name w:val="katex-mathml"/>
+    <w:basedOn w:val="DefaultParagraphFont"/>
+    <w:rsid w:val="00D51F93"/>
+  </w:style>
+  <w:style w:type="character" w:customStyle="1" w:styleId="mord">
+    <w:name w:val="mord"/>
+    <w:basedOn w:val="DefaultParagraphFont"/>
+    <w:rsid w:val="00D51F93"/>
+  </w:style>
+  <w:style w:type="paragraph" w:styleId="TOC3">
+    <w:name w:val="toc 3"/>
+    <w:basedOn w:val="Normal"/>
+    <w:next w:val="Normal"/>
+    <w:autoRedefine/>
+    <w:uiPriority w:val="39"/>
+    <w:unhideWhenUsed/>
+    <w:rsid w:val="00DC1FE6"/>
+    <w:pPr>
+      <w:spacing w:after="100"/>
+      <w:ind w:left="560"/>
+    </w:pPr>
   </w:style>
 </w:styles>
 </file>
